--- a/Manual de usuario de esp32.docx
+++ b/Manual de usuario de esp32.docx
@@ -1,6 +1,6 @@
 
 <file path=word/document.xml><?xml version="1.0" encoding="utf-8"?>
-<w:document xmlns:wpc="http://schemas.microsoft.com/office/word/2010/wordprocessingCanvas" xmlns:cx="http://schemas.microsoft.com/office/drawing/2014/chartex" xmlns:cx1="http://schemas.microsoft.com/office/drawing/2015/9/8/chartex" xmlns:cx2="http://schemas.microsoft.com/office/drawing/2015/10/21/chartex" xmlns:cx3="http://schemas.microsoft.com/office/drawing/2016/5/9/chartex" xmlns:cx4="http://schemas.microsoft.com/office/drawing/2016/5/10/chartex" xmlns:cx5="http://schemas.microsoft.com/office/drawing/2016/5/11/chartex" xmlns:cx6="http://schemas.microsoft.com/office/drawing/2016/5/12/chartex" xmlns:cx7="http://schemas.microsoft.com/office/drawing/2016/5/13/chartex" xmlns:cx8="http://schemas.microsoft.com/office/drawing/2016/5/14/chartex" xmlns:mc="http://schemas.openxmlformats.org/markup-compatibility/2006" xmlns:aink="http://schemas.microsoft.com/office/drawing/2016/ink" xmlns:am3d="http://schemas.microsoft.com/office/drawing/2017/model3d" xmlns:o="urn:schemas-microsoft-com:office:office" xmlns:oel="http://schemas.microsoft.com/office/2019/extlst" xmlns:r="http://schemas.openxmlformats.org/officeDocument/2006/relationships" xmlns:m="http://schemas.openxmlformats.org/officeDocument/2006/math" xmlns:v="urn:schemas-microsoft-com:vml" xmlns:wp14="http://schemas.microsoft.com/office/word/2010/wordprocessingDrawing" xmlns:wp="http://schemas.openxmlformats.org/drawingml/2006/wordprocessingDrawing" xmlns:w10="urn:schemas-microsoft-com:office:word" xmlns:w="http://schemas.openxmlformats.org/wordprocessingml/2006/main" xmlns:w14="http://schemas.microsoft.com/office/word/2010/wordml" xmlns:w15="http://schemas.microsoft.com/office/word/2012/wordml" xmlns:w16cex="http://schemas.microsoft.com/office/word/2018/wordml/cex" xmlns:w16cid="http://schemas.microsoft.com/office/word/2016/wordml/cid" xmlns:w16="http://schemas.microsoft.com/office/word/2018/wordml" xmlns:w16du="http://schemas.microsoft.com/office/word/2023/wordml/word16du" xmlns:w16sdtdh="http://schemas.microsoft.com/office/word/2020/wordml/sdtdatahash" xmlns:w16se="http://schemas.microsoft.com/office/word/2015/wordml/symex" xmlns:wpg="http://schemas.microsoft.com/office/word/2010/wordprocessingGroup" xmlns:wpi="http://schemas.microsoft.com/office/word/2010/wordprocessingInk" xmlns:wne="http://schemas.microsoft.com/office/word/2006/wordml" xmlns:wps="http://schemas.microsoft.com/office/word/2010/wordprocessingShape" mc:Ignorable="w14 w15 w16se w16cid w16 w16cex w16sdtdh w16du wp14">
+<w:document xmlns:wpc="http://schemas.microsoft.com/office/word/2010/wordprocessingCanvas" xmlns:cx="http://schemas.microsoft.com/office/drawing/2014/chartex" xmlns:mc="http://schemas.openxmlformats.org/markup-compatibility/2006" xmlns:o="urn:schemas-microsoft-com:office:office" xmlns:r="http://schemas.openxmlformats.org/officeDocument/2006/relationships" xmlns:m="http://schemas.openxmlformats.org/officeDocument/2006/math" xmlns:v="urn:schemas-microsoft-com:vml" xmlns:wp14="http://schemas.microsoft.com/office/word/2010/wordprocessingDrawing" xmlns:wp="http://schemas.openxmlformats.org/drawingml/2006/wordprocessingDrawing" xmlns:w10="urn:schemas-microsoft-com:office:word" xmlns:w="http://schemas.openxmlformats.org/wordprocessingml/2006/main" xmlns:w14="http://schemas.microsoft.com/office/word/2010/wordml" xmlns:w15="http://schemas.microsoft.com/office/word/2012/wordml" xmlns:w16se="http://schemas.microsoft.com/office/word/2015/wordml/symex" xmlns:wpg="http://schemas.microsoft.com/office/word/2010/wordprocessingGroup" xmlns:wpi="http://schemas.microsoft.com/office/word/2010/wordprocessingInk" xmlns:wne="http://schemas.microsoft.com/office/word/2006/wordml" xmlns:wps="http://schemas.microsoft.com/office/word/2010/wordprocessingShape" mc:Ignorable="w14 w15 w16se wp14">
   <w:body>
     <w:p/>
     <w:p>
@@ -286,64 +286,37 @@
           <w:sz w:val="24"/>
           <w:szCs w:val="24"/>
         </w:rPr>
-        <w:t>19</w:t>
-      </w:r>
-      <w:r>
+        <w:t>19 de Julio de 2023</w:t>
+      </w:r>
+    </w:p>
+    <w:p>
+      <w:pPr>
+        <w:tabs>
+          <w:tab w:val="center" w:pos="4680"/>
+        </w:tabs>
+        <w:spacing w:line="480" w:lineRule="auto"/>
+        <w:jc w:val="center"/>
         <w:rPr>
           <w:rFonts w:ascii="Times New Roman" w:hAnsi="Times New Roman" w:cs="Times New Roman"/>
           <w:color w:val="0D0D0D" w:themeColor="text1" w:themeTint="F2"/>
           <w:sz w:val="24"/>
           <w:szCs w:val="24"/>
         </w:rPr>
-        <w:t xml:space="preserve"> de</w:t>
-      </w:r>
-      <w:r>
+      </w:pPr>
+    </w:p>
+    <w:p>
+      <w:pPr>
+        <w:tabs>
+          <w:tab w:val="center" w:pos="4680"/>
+        </w:tabs>
+        <w:spacing w:line="480" w:lineRule="auto"/>
+        <w:jc w:val="center"/>
         <w:rPr>
           <w:rFonts w:ascii="Times New Roman" w:hAnsi="Times New Roman" w:cs="Times New Roman"/>
           <w:color w:val="0D0D0D" w:themeColor="text1" w:themeTint="F2"/>
           <w:sz w:val="24"/>
           <w:szCs w:val="24"/>
         </w:rPr>
-        <w:t xml:space="preserve"> Julio</w:t>
-      </w:r>
-      <w:r>
-        <w:rPr>
-          <w:rFonts w:ascii="Times New Roman" w:hAnsi="Times New Roman" w:cs="Times New Roman"/>
-          <w:color w:val="0D0D0D" w:themeColor="text1" w:themeTint="F2"/>
-          <w:sz w:val="24"/>
-          <w:szCs w:val="24"/>
-        </w:rPr>
-        <w:t xml:space="preserve"> de 2023</w:t>
-      </w:r>
-    </w:p>
-    <w:p>
-      <w:pPr>
-        <w:tabs>
-          <w:tab w:val="center" w:pos="4680"/>
-        </w:tabs>
-        <w:spacing w:line="480" w:lineRule="auto"/>
-        <w:jc w:val="center"/>
-        <w:rPr>
-          <w:rFonts w:ascii="Times New Roman" w:hAnsi="Times New Roman" w:cs="Times New Roman"/>
-          <w:color w:val="0D0D0D" w:themeColor="text1" w:themeTint="F2"/>
-          <w:sz w:val="24"/>
-          <w:szCs w:val="24"/>
-        </w:rPr>
-      </w:pPr>
-    </w:p>
-    <w:p>
-      <w:pPr>
-        <w:tabs>
-          <w:tab w:val="center" w:pos="4680"/>
-        </w:tabs>
-        <w:spacing w:line="480" w:lineRule="auto"/>
-        <w:jc w:val="center"/>
-        <w:rPr>
-          <w:rFonts w:ascii="Times New Roman" w:hAnsi="Times New Roman" w:cs="Times New Roman"/>
-          <w:color w:val="0D0D0D" w:themeColor="text1" w:themeTint="F2"/>
-          <w:sz w:val="24"/>
-          <w:szCs w:val="24"/>
-        </w:rPr>
       </w:pPr>
     </w:p>
     <w:p>
@@ -360,7 +333,7 @@
         <w:widowControl/>
         <w:numPr>
           <w:ilvl w:val="0"/>
-          <w:numId w:val="42"/>
+          <w:numId w:val="30"/>
         </w:numPr>
         <w:autoSpaceDE/>
         <w:autoSpaceDN/>
@@ -387,7 +360,7 @@
         <w:widowControl/>
         <w:numPr>
           <w:ilvl w:val="1"/>
-          <w:numId w:val="42"/>
+          <w:numId w:val="30"/>
         </w:numPr>
         <w:autoSpaceDE/>
         <w:autoSpaceDN/>
@@ -414,7 +387,7 @@
         <w:widowControl/>
         <w:numPr>
           <w:ilvl w:val="1"/>
-          <w:numId w:val="42"/>
+          <w:numId w:val="30"/>
         </w:numPr>
         <w:autoSpaceDE/>
         <w:autoSpaceDN/>
@@ -441,7 +414,7 @@
         <w:widowControl/>
         <w:numPr>
           <w:ilvl w:val="0"/>
-          <w:numId w:val="42"/>
+          <w:numId w:val="30"/>
         </w:numPr>
         <w:autoSpaceDE/>
         <w:autoSpaceDN/>
@@ -468,7 +441,7 @@
         <w:widowControl/>
         <w:numPr>
           <w:ilvl w:val="1"/>
-          <w:numId w:val="42"/>
+          <w:numId w:val="30"/>
         </w:numPr>
         <w:autoSpaceDE/>
         <w:autoSpaceDN/>
@@ -495,7 +468,7 @@
         <w:widowControl/>
         <w:numPr>
           <w:ilvl w:val="1"/>
-          <w:numId w:val="42"/>
+          <w:numId w:val="30"/>
         </w:numPr>
         <w:autoSpaceDE/>
         <w:autoSpaceDN/>
@@ -522,7 +495,7 @@
         <w:widowControl/>
         <w:numPr>
           <w:ilvl w:val="0"/>
-          <w:numId w:val="42"/>
+          <w:numId w:val="30"/>
         </w:numPr>
         <w:autoSpaceDE/>
         <w:autoSpaceDN/>
@@ -549,7 +522,7 @@
         <w:widowControl/>
         <w:numPr>
           <w:ilvl w:val="1"/>
-          <w:numId w:val="42"/>
+          <w:numId w:val="30"/>
         </w:numPr>
         <w:autoSpaceDE/>
         <w:autoSpaceDN/>
@@ -576,7 +549,7 @@
         <w:widowControl/>
         <w:numPr>
           <w:ilvl w:val="1"/>
-          <w:numId w:val="42"/>
+          <w:numId w:val="30"/>
         </w:numPr>
         <w:autoSpaceDE/>
         <w:autoSpaceDN/>
@@ -603,7 +576,7 @@
         <w:widowControl/>
         <w:numPr>
           <w:ilvl w:val="1"/>
-          <w:numId w:val="42"/>
+          <w:numId w:val="30"/>
         </w:numPr>
         <w:autoSpaceDE/>
         <w:autoSpaceDN/>
@@ -630,7 +603,7 @@
         <w:widowControl/>
         <w:numPr>
           <w:ilvl w:val="0"/>
-          <w:numId w:val="42"/>
+          <w:numId w:val="30"/>
         </w:numPr>
         <w:autoSpaceDE/>
         <w:autoSpaceDN/>
@@ -657,7 +630,7 @@
         <w:widowControl/>
         <w:numPr>
           <w:ilvl w:val="1"/>
-          <w:numId w:val="42"/>
+          <w:numId w:val="30"/>
         </w:numPr>
         <w:autoSpaceDE/>
         <w:autoSpaceDN/>
@@ -684,7 +657,7 @@
         <w:widowControl/>
         <w:numPr>
           <w:ilvl w:val="2"/>
-          <w:numId w:val="42"/>
+          <w:numId w:val="30"/>
         </w:numPr>
         <w:autoSpaceDE/>
         <w:autoSpaceDN/>
@@ -711,7 +684,7 @@
         <w:widowControl/>
         <w:numPr>
           <w:ilvl w:val="2"/>
-          <w:numId w:val="42"/>
+          <w:numId w:val="30"/>
         </w:numPr>
         <w:autoSpaceDE/>
         <w:autoSpaceDN/>
@@ -738,7 +711,7 @@
         <w:widowControl/>
         <w:numPr>
           <w:ilvl w:val="1"/>
-          <w:numId w:val="42"/>
+          <w:numId w:val="30"/>
         </w:numPr>
         <w:autoSpaceDE/>
         <w:autoSpaceDN/>
@@ -765,7 +738,7 @@
         <w:widowControl/>
         <w:numPr>
           <w:ilvl w:val="2"/>
-          <w:numId w:val="42"/>
+          <w:numId w:val="30"/>
         </w:numPr>
         <w:autoSpaceDE/>
         <w:autoSpaceDN/>
@@ -792,7 +765,7 @@
         <w:widowControl/>
         <w:numPr>
           <w:ilvl w:val="0"/>
-          <w:numId w:val="42"/>
+          <w:numId w:val="30"/>
         </w:numPr>
         <w:autoSpaceDE/>
         <w:autoSpaceDN/>
@@ -819,7 +792,7 @@
         <w:widowControl/>
         <w:numPr>
           <w:ilvl w:val="1"/>
-          <w:numId w:val="42"/>
+          <w:numId w:val="30"/>
         </w:numPr>
         <w:autoSpaceDE/>
         <w:autoSpaceDN/>
@@ -855,7 +828,7 @@
         <w:widowControl/>
         <w:numPr>
           <w:ilvl w:val="0"/>
-          <w:numId w:val="42"/>
+          <w:numId w:val="30"/>
         </w:numPr>
         <w:autoSpaceDE/>
         <w:autoSpaceDN/>
@@ -882,7 +855,7 @@
         <w:widowControl/>
         <w:numPr>
           <w:ilvl w:val="0"/>
-          <w:numId w:val="42"/>
+          <w:numId w:val="30"/>
         </w:numPr>
         <w:autoSpaceDE/>
         <w:autoSpaceDN/>
@@ -923,7 +896,7 @@
           <w:lang w:eastAsia="es-CO"/>
         </w:rPr>
         <w:pict w14:anchorId="3BC5952A">
-          <v:rect id="_x0000_i1030" style="width:0;height:1.5pt" o:hralign="center" o:hrstd="t" o:hr="t" fillcolor="#a0a0a0" stroked="f"/>
+          <v:rect id="_x0000_i1025" style="width:0;height:1.5pt" o:hralign="center" o:hrstd="t" o:hr="t" fillcolor="#a0a0a0" stroked="f"/>
         </w:pict>
       </w:r>
     </w:p>
@@ -953,7 +926,7 @@
         <w:pStyle w:val="NormalWeb"/>
         <w:numPr>
           <w:ilvl w:val="0"/>
-          <w:numId w:val="28"/>
+          <w:numId w:val="24"/>
         </w:numPr>
       </w:pPr>
       <w:r>
@@ -978,7 +951,7 @@
         <w:pStyle w:val="NormalWeb"/>
         <w:numPr>
           <w:ilvl w:val="0"/>
-          <w:numId w:val="28"/>
+          <w:numId w:val="24"/>
         </w:numPr>
       </w:pPr>
       <w:r>
@@ -1030,7 +1003,7 @@
         <w:pStyle w:val="NormalWeb"/>
         <w:numPr>
           <w:ilvl w:val="0"/>
-          <w:numId w:val="29"/>
+          <w:numId w:val="25"/>
         </w:numPr>
       </w:pPr>
       <w:r>
@@ -1048,7 +1021,7 @@
         <w:widowControl/>
         <w:numPr>
           <w:ilvl w:val="1"/>
-          <w:numId w:val="29"/>
+          <w:numId w:val="25"/>
         </w:numPr>
         <w:autoSpaceDE/>
         <w:autoSpaceDN/>
@@ -1069,7 +1042,7 @@
         <w:widowControl/>
         <w:numPr>
           <w:ilvl w:val="1"/>
-          <w:numId w:val="29"/>
+          <w:numId w:val="25"/>
         </w:numPr>
         <w:autoSpaceDE/>
         <w:autoSpaceDN/>
@@ -1090,7 +1063,7 @@
         <w:pStyle w:val="NormalWeb"/>
         <w:numPr>
           <w:ilvl w:val="0"/>
-          <w:numId w:val="29"/>
+          <w:numId w:val="25"/>
         </w:numPr>
       </w:pPr>
       <w:r>
@@ -1108,7 +1081,7 @@
         <w:widowControl/>
         <w:numPr>
           <w:ilvl w:val="1"/>
-          <w:numId w:val="29"/>
+          <w:numId w:val="25"/>
         </w:numPr>
         <w:autoSpaceDE/>
         <w:autoSpaceDN/>
@@ -1129,7 +1102,7 @@
         <w:widowControl/>
         <w:numPr>
           <w:ilvl w:val="1"/>
-          <w:numId w:val="29"/>
+          <w:numId w:val="25"/>
         </w:numPr>
         <w:autoSpaceDE/>
         <w:autoSpaceDN/>
@@ -1150,7 +1123,7 @@
         <w:pStyle w:val="NormalWeb"/>
         <w:numPr>
           <w:ilvl w:val="0"/>
-          <w:numId w:val="29"/>
+          <w:numId w:val="25"/>
         </w:numPr>
       </w:pPr>
       <w:r>
@@ -1168,7 +1141,7 @@
         <w:widowControl/>
         <w:numPr>
           <w:ilvl w:val="1"/>
-          <w:numId w:val="29"/>
+          <w:numId w:val="25"/>
         </w:numPr>
         <w:autoSpaceDE/>
         <w:autoSpaceDN/>
@@ -1189,7 +1162,7 @@
         <w:widowControl/>
         <w:numPr>
           <w:ilvl w:val="1"/>
-          <w:numId w:val="29"/>
+          <w:numId w:val="25"/>
         </w:numPr>
         <w:autoSpaceDE/>
         <w:autoSpaceDN/>
@@ -1210,7 +1183,7 @@
         <w:pStyle w:val="NormalWeb"/>
         <w:numPr>
           <w:ilvl w:val="0"/>
-          <w:numId w:val="29"/>
+          <w:numId w:val="25"/>
         </w:numPr>
       </w:pPr>
       <w:r>
@@ -1228,7 +1201,7 @@
         <w:widowControl/>
         <w:numPr>
           <w:ilvl w:val="1"/>
-          <w:numId w:val="29"/>
+          <w:numId w:val="25"/>
         </w:numPr>
         <w:autoSpaceDE/>
         <w:autoSpaceDN/>
@@ -1249,7 +1222,7 @@
         <w:widowControl/>
         <w:numPr>
           <w:ilvl w:val="1"/>
-          <w:numId w:val="29"/>
+          <w:numId w:val="25"/>
         </w:numPr>
         <w:autoSpaceDE/>
         <w:autoSpaceDN/>
@@ -1270,7 +1243,7 @@
         <w:pStyle w:val="NormalWeb"/>
         <w:numPr>
           <w:ilvl w:val="0"/>
-          <w:numId w:val="29"/>
+          <w:numId w:val="25"/>
         </w:numPr>
       </w:pPr>
       <w:r>
@@ -1288,7 +1261,7 @@
         <w:widowControl/>
         <w:numPr>
           <w:ilvl w:val="1"/>
-          <w:numId w:val="29"/>
+          <w:numId w:val="25"/>
         </w:numPr>
         <w:autoSpaceDE/>
         <w:autoSpaceDN/>
@@ -1309,7 +1282,7 @@
         <w:widowControl/>
         <w:numPr>
           <w:ilvl w:val="1"/>
-          <w:numId w:val="29"/>
+          <w:numId w:val="25"/>
         </w:numPr>
         <w:autoSpaceDE/>
         <w:autoSpaceDN/>
@@ -1330,7 +1303,7 @@
         <w:pStyle w:val="NormalWeb"/>
         <w:numPr>
           <w:ilvl w:val="0"/>
-          <w:numId w:val="29"/>
+          <w:numId w:val="25"/>
         </w:numPr>
       </w:pPr>
       <w:r>
@@ -1348,7 +1321,7 @@
         <w:widowControl/>
         <w:numPr>
           <w:ilvl w:val="1"/>
-          <w:numId w:val="29"/>
+          <w:numId w:val="25"/>
         </w:numPr>
         <w:autoSpaceDE/>
         <w:autoSpaceDN/>
@@ -1369,7 +1342,7 @@
         <w:widowControl/>
         <w:numPr>
           <w:ilvl w:val="1"/>
-          <w:numId w:val="29"/>
+          <w:numId w:val="25"/>
         </w:numPr>
         <w:autoSpaceDE/>
         <w:autoSpaceDN/>
@@ -1399,7 +1372,7 @@
         <w:pStyle w:val="NormalWeb"/>
         <w:numPr>
           <w:ilvl w:val="0"/>
-          <w:numId w:val="30"/>
+          <w:numId w:val="26"/>
         </w:numPr>
       </w:pPr>
       <w:r>
@@ -1417,7 +1390,7 @@
         <w:widowControl/>
         <w:numPr>
           <w:ilvl w:val="1"/>
-          <w:numId w:val="30"/>
+          <w:numId w:val="26"/>
         </w:numPr>
         <w:autoSpaceDE/>
         <w:autoSpaceDN/>
@@ -1438,7 +1411,7 @@
         <w:widowControl/>
         <w:numPr>
           <w:ilvl w:val="1"/>
-          <w:numId w:val="30"/>
+          <w:numId w:val="26"/>
         </w:numPr>
         <w:autoSpaceDE/>
         <w:autoSpaceDN/>
@@ -1459,7 +1432,7 @@
         <w:pStyle w:val="NormalWeb"/>
         <w:numPr>
           <w:ilvl w:val="0"/>
-          <w:numId w:val="30"/>
+          <w:numId w:val="26"/>
         </w:numPr>
       </w:pPr>
       <w:r>
@@ -1477,7 +1450,7 @@
         <w:widowControl/>
         <w:numPr>
           <w:ilvl w:val="1"/>
-          <w:numId w:val="30"/>
+          <w:numId w:val="26"/>
         </w:numPr>
         <w:autoSpaceDE/>
         <w:autoSpaceDN/>
@@ -1498,7 +1471,7 @@
         <w:widowControl/>
         <w:numPr>
           <w:ilvl w:val="2"/>
-          <w:numId w:val="30"/>
+          <w:numId w:val="26"/>
         </w:numPr>
         <w:autoSpaceDE/>
         <w:autoSpaceDN/>
@@ -1519,7 +1492,7 @@
         <w:widowControl/>
         <w:numPr>
           <w:ilvl w:val="2"/>
-          <w:numId w:val="30"/>
+          <w:numId w:val="26"/>
         </w:numPr>
         <w:autoSpaceDE/>
         <w:autoSpaceDN/>
@@ -1540,7 +1513,7 @@
         <w:widowControl/>
         <w:numPr>
           <w:ilvl w:val="1"/>
-          <w:numId w:val="30"/>
+          <w:numId w:val="26"/>
         </w:numPr>
         <w:autoSpaceDE/>
         <w:autoSpaceDN/>
@@ -1561,7 +1534,7 @@
         <w:widowControl/>
         <w:numPr>
           <w:ilvl w:val="2"/>
-          <w:numId w:val="30"/>
+          <w:numId w:val="26"/>
         </w:numPr>
         <w:autoSpaceDE/>
         <w:autoSpaceDN/>
@@ -1582,7 +1555,7 @@
         <w:widowControl/>
         <w:numPr>
           <w:ilvl w:val="2"/>
-          <w:numId w:val="30"/>
+          <w:numId w:val="26"/>
         </w:numPr>
         <w:autoSpaceDE/>
         <w:autoSpaceDN/>
@@ -1603,7 +1576,7 @@
         <w:widowControl/>
         <w:numPr>
           <w:ilvl w:val="1"/>
-          <w:numId w:val="30"/>
+          <w:numId w:val="26"/>
         </w:numPr>
         <w:autoSpaceDE/>
         <w:autoSpaceDN/>
@@ -1624,7 +1597,7 @@
         <w:widowControl/>
         <w:numPr>
           <w:ilvl w:val="2"/>
-          <w:numId w:val="30"/>
+          <w:numId w:val="26"/>
         </w:numPr>
         <w:autoSpaceDE/>
         <w:autoSpaceDN/>
@@ -1645,7 +1618,7 @@
         <w:widowControl/>
         <w:numPr>
           <w:ilvl w:val="2"/>
-          <w:numId w:val="30"/>
+          <w:numId w:val="26"/>
         </w:numPr>
         <w:autoSpaceDE/>
         <w:autoSpaceDN/>
@@ -1666,7 +1639,7 @@
         <w:pStyle w:val="NormalWeb"/>
         <w:numPr>
           <w:ilvl w:val="0"/>
-          <w:numId w:val="30"/>
+          <w:numId w:val="26"/>
         </w:numPr>
       </w:pPr>
       <w:r>
@@ -1684,7 +1657,7 @@
         <w:widowControl/>
         <w:numPr>
           <w:ilvl w:val="1"/>
-          <w:numId w:val="30"/>
+          <w:numId w:val="26"/>
         </w:numPr>
         <w:autoSpaceDE/>
         <w:autoSpaceDN/>
@@ -1705,7 +1678,7 @@
         <w:widowControl/>
         <w:numPr>
           <w:ilvl w:val="1"/>
-          <w:numId w:val="30"/>
+          <w:numId w:val="26"/>
         </w:numPr>
         <w:autoSpaceDE/>
         <w:autoSpaceDN/>
@@ -1726,7 +1699,7 @@
         <w:pStyle w:val="NormalWeb"/>
         <w:numPr>
           <w:ilvl w:val="0"/>
-          <w:numId w:val="30"/>
+          <w:numId w:val="26"/>
         </w:numPr>
       </w:pPr>
       <w:r>
@@ -1744,7 +1717,7 @@
         <w:widowControl/>
         <w:numPr>
           <w:ilvl w:val="1"/>
-          <w:numId w:val="30"/>
+          <w:numId w:val="26"/>
         </w:numPr>
         <w:autoSpaceDE/>
         <w:autoSpaceDN/>
@@ -1765,7 +1738,7 @@
         <w:widowControl/>
         <w:numPr>
           <w:ilvl w:val="1"/>
-          <w:numId w:val="30"/>
+          <w:numId w:val="26"/>
         </w:numPr>
         <w:autoSpaceDE/>
         <w:autoSpaceDN/>
@@ -1786,7 +1759,7 @@
         <w:pStyle w:val="NormalWeb"/>
         <w:numPr>
           <w:ilvl w:val="0"/>
-          <w:numId w:val="30"/>
+          <w:numId w:val="26"/>
         </w:numPr>
       </w:pPr>
       <w:r>
@@ -1805,7 +1778,7 @@
         <w:widowControl/>
         <w:numPr>
           <w:ilvl w:val="1"/>
-          <w:numId w:val="30"/>
+          <w:numId w:val="26"/>
         </w:numPr>
         <w:autoSpaceDE/>
         <w:autoSpaceDN/>
@@ -1826,7 +1799,7 @@
         <w:widowControl/>
         <w:numPr>
           <w:ilvl w:val="1"/>
-          <w:numId w:val="30"/>
+          <w:numId w:val="26"/>
         </w:numPr>
         <w:autoSpaceDE/>
         <w:autoSpaceDN/>
@@ -1847,7 +1820,7 @@
         <w:pStyle w:val="NormalWeb"/>
         <w:numPr>
           <w:ilvl w:val="0"/>
-          <w:numId w:val="30"/>
+          <w:numId w:val="26"/>
         </w:numPr>
       </w:pPr>
       <w:r>
@@ -1865,7 +1838,7 @@
         <w:widowControl/>
         <w:numPr>
           <w:ilvl w:val="1"/>
-          <w:numId w:val="30"/>
+          <w:numId w:val="26"/>
         </w:numPr>
         <w:autoSpaceDE/>
         <w:autoSpaceDN/>
@@ -1886,7 +1859,7 @@
         <w:widowControl/>
         <w:numPr>
           <w:ilvl w:val="1"/>
-          <w:numId w:val="30"/>
+          <w:numId w:val="26"/>
         </w:numPr>
         <w:autoSpaceDE/>
         <w:autoSpaceDN/>
@@ -1924,7 +1897,7 @@
         <w:widowControl/>
         <w:numPr>
           <w:ilvl w:val="0"/>
-          <w:numId w:val="2"/>
+          <w:numId w:val="1"/>
         </w:numPr>
         <w:autoSpaceDE/>
         <w:autoSpaceDN/>
@@ -1942,7 +1915,7 @@
         <w:widowControl/>
         <w:numPr>
           <w:ilvl w:val="1"/>
-          <w:numId w:val="2"/>
+          <w:numId w:val="1"/>
         </w:numPr>
         <w:autoSpaceDE/>
         <w:autoSpaceDN/>
@@ -1957,7 +1930,7 @@
         <w:widowControl/>
         <w:numPr>
           <w:ilvl w:val="1"/>
-          <w:numId w:val="2"/>
+          <w:numId w:val="1"/>
         </w:numPr>
         <w:autoSpaceDE/>
         <w:autoSpaceDN/>
@@ -1972,7 +1945,7 @@
         <w:widowControl/>
         <w:numPr>
           <w:ilvl w:val="1"/>
-          <w:numId w:val="2"/>
+          <w:numId w:val="1"/>
         </w:numPr>
         <w:autoSpaceDE/>
         <w:autoSpaceDN/>
@@ -2004,7 +1977,7 @@
         <w:widowControl/>
         <w:numPr>
           <w:ilvl w:val="0"/>
-          <w:numId w:val="3"/>
+          <w:numId w:val="2"/>
         </w:numPr>
         <w:autoSpaceDE/>
         <w:autoSpaceDN/>
@@ -2026,7 +1999,7 @@
         <w:widowControl/>
         <w:numPr>
           <w:ilvl w:val="0"/>
-          <w:numId w:val="3"/>
+          <w:numId w:val="2"/>
         </w:numPr>
         <w:autoSpaceDE/>
         <w:autoSpaceDN/>
@@ -2089,17 +2062,386 @@
         <w:pStyle w:val="NormalWeb"/>
         <w:numPr>
           <w:ilvl w:val="0"/>
+          <w:numId w:val="3"/>
+        </w:numPr>
+      </w:pPr>
+      <w:r>
+        <w:rPr>
+          <w:rStyle w:val="Textoennegrita"/>
+        </w:rPr>
+        <w:t>WiFi</w:t>
+      </w:r>
+      <w:r>
+        <w:t>:</w:t>
+      </w:r>
+    </w:p>
+    <w:p>
+      <w:pPr>
+        <w:widowControl/>
+        <w:numPr>
+          <w:ilvl w:val="1"/>
+          <w:numId w:val="3"/>
+        </w:numPr>
+        <w:autoSpaceDE/>
+        <w:autoSpaceDN/>
+        <w:spacing w:before="100" w:beforeAutospacing="1" w:after="100" w:afterAutospacing="1"/>
+      </w:pPr>
+      <w:r>
+        <w:rPr>
+          <w:rStyle w:val="Textoennegrita"/>
+        </w:rPr>
+        <w:t>Nombre del archivo:</w:t>
+      </w:r>
+      <w:r>
+        <w:t xml:space="preserve"> </w:t>
+      </w:r>
+      <w:r>
+        <w:rPr>
+          <w:rStyle w:val="CdigoHTML"/>
+          <w:rFonts w:eastAsiaTheme="minorHAnsi"/>
+        </w:rPr>
+        <w:t>WiFi.h</w:t>
+      </w:r>
+    </w:p>
+    <w:p>
+      <w:pPr>
+        <w:widowControl/>
+        <w:numPr>
+          <w:ilvl w:val="1"/>
+          <w:numId w:val="3"/>
+        </w:numPr>
+        <w:autoSpaceDE/>
+        <w:autoSpaceDN/>
+        <w:spacing w:before="100" w:beforeAutospacing="1" w:after="100" w:afterAutospacing="1"/>
+      </w:pPr>
+      <w:r>
+        <w:rPr>
+          <w:rStyle w:val="Textoennegrita"/>
+        </w:rPr>
+        <w:t>Descripción:</w:t>
+      </w:r>
+      <w:r>
+        <w:t xml:space="preserve"> Librería para la gestión de conexiones Wi-Fi.</w:t>
+      </w:r>
+    </w:p>
+    <w:p>
+      <w:pPr>
+        <w:pStyle w:val="NormalWeb"/>
+        <w:numPr>
+          <w:ilvl w:val="0"/>
+          <w:numId w:val="3"/>
+        </w:numPr>
+      </w:pPr>
+      <w:r>
+        <w:rPr>
+          <w:rStyle w:val="Textoennegrita"/>
+        </w:rPr>
+        <w:t>WebServer</w:t>
+      </w:r>
+      <w:r>
+        <w:t>:</w:t>
+      </w:r>
+    </w:p>
+    <w:p>
+      <w:pPr>
+        <w:widowControl/>
+        <w:numPr>
+          <w:ilvl w:val="1"/>
+          <w:numId w:val="3"/>
+        </w:numPr>
+        <w:autoSpaceDE/>
+        <w:autoSpaceDN/>
+        <w:spacing w:before="100" w:beforeAutospacing="1" w:after="100" w:afterAutospacing="1"/>
+      </w:pPr>
+      <w:r>
+        <w:rPr>
+          <w:rStyle w:val="Textoennegrita"/>
+        </w:rPr>
+        <w:t>Nombre del archivo:</w:t>
+      </w:r>
+      <w:r>
+        <w:t xml:space="preserve"> </w:t>
+      </w:r>
+      <w:r>
+        <w:rPr>
+          <w:rStyle w:val="CdigoHTML"/>
+          <w:rFonts w:eastAsiaTheme="minorHAnsi"/>
+        </w:rPr>
+        <w:t>WebServer.h</w:t>
+      </w:r>
+    </w:p>
+    <w:p>
+      <w:pPr>
+        <w:widowControl/>
+        <w:numPr>
+          <w:ilvl w:val="1"/>
+          <w:numId w:val="3"/>
+        </w:numPr>
+        <w:autoSpaceDE/>
+        <w:autoSpaceDN/>
+        <w:spacing w:before="100" w:beforeAutospacing="1" w:after="100" w:afterAutospacing="1"/>
+      </w:pPr>
+      <w:r>
+        <w:rPr>
+          <w:rStyle w:val="Textoennegrita"/>
+        </w:rPr>
+        <w:t>Descripción:</w:t>
+      </w:r>
+      <w:r>
+        <w:t xml:space="preserve"> Librería para crear y manejar servidores web.</w:t>
+      </w:r>
+    </w:p>
+    <w:p>
+      <w:pPr>
+        <w:pStyle w:val="NormalWeb"/>
+        <w:numPr>
+          <w:ilvl w:val="0"/>
+          <w:numId w:val="3"/>
+        </w:numPr>
+      </w:pPr>
+      <w:r>
+        <w:rPr>
+          <w:rStyle w:val="Textoennegrita"/>
+        </w:rPr>
+        <w:t>HTTPClient</w:t>
+      </w:r>
+      <w:r>
+        <w:t>:</w:t>
+      </w:r>
+    </w:p>
+    <w:p>
+      <w:pPr>
+        <w:widowControl/>
+        <w:numPr>
+          <w:ilvl w:val="1"/>
+          <w:numId w:val="3"/>
+        </w:numPr>
+        <w:autoSpaceDE/>
+        <w:autoSpaceDN/>
+        <w:spacing w:before="100" w:beforeAutospacing="1" w:after="100" w:afterAutospacing="1"/>
+      </w:pPr>
+      <w:r>
+        <w:rPr>
+          <w:rStyle w:val="Textoennegrita"/>
+        </w:rPr>
+        <w:t>Nombre del archivo:</w:t>
+      </w:r>
+      <w:r>
+        <w:t xml:space="preserve"> </w:t>
+      </w:r>
+      <w:r>
+        <w:rPr>
+          <w:rStyle w:val="CdigoHTML"/>
+          <w:rFonts w:eastAsiaTheme="minorHAnsi"/>
+        </w:rPr>
+        <w:t>HTTPClient.h</w:t>
+      </w:r>
+    </w:p>
+    <w:p>
+      <w:pPr>
+        <w:widowControl/>
+        <w:numPr>
+          <w:ilvl w:val="1"/>
+          <w:numId w:val="3"/>
+        </w:numPr>
+        <w:autoSpaceDE/>
+        <w:autoSpaceDN/>
+        <w:spacing w:before="100" w:beforeAutospacing="1" w:after="100" w:afterAutospacing="1"/>
+      </w:pPr>
+      <w:r>
+        <w:rPr>
+          <w:rStyle w:val="Textoennegrita"/>
+        </w:rPr>
+        <w:t>Descripción:</w:t>
+      </w:r>
+      <w:r>
+        <w:t xml:space="preserve"> Librería para realizar solicitudes HTTP.</w:t>
+      </w:r>
+    </w:p>
+    <w:p>
+      <w:pPr>
+        <w:pStyle w:val="NormalWeb"/>
+        <w:numPr>
+          <w:ilvl w:val="0"/>
+          <w:numId w:val="3"/>
+        </w:numPr>
+      </w:pPr>
+      <w:r>
+        <w:rPr>
+          <w:rStyle w:val="Textoennegrita"/>
+        </w:rPr>
+        <w:t>time</w:t>
+      </w:r>
+      <w:r>
+        <w:t>:</w:t>
+      </w:r>
+    </w:p>
+    <w:p>
+      <w:pPr>
+        <w:widowControl/>
+        <w:numPr>
+          <w:ilvl w:val="1"/>
+          <w:numId w:val="3"/>
+        </w:numPr>
+        <w:autoSpaceDE/>
+        <w:autoSpaceDN/>
+        <w:spacing w:before="100" w:beforeAutospacing="1" w:after="100" w:afterAutospacing="1"/>
+      </w:pPr>
+      <w:r>
+        <w:rPr>
+          <w:rStyle w:val="Textoennegrita"/>
+        </w:rPr>
+        <w:lastRenderedPageBreak/>
+        <w:t>Nombre del archivo:</w:t>
+      </w:r>
+      <w:r>
+        <w:t xml:space="preserve"> </w:t>
+      </w:r>
+      <w:r>
+        <w:rPr>
+          <w:rStyle w:val="CdigoHTML"/>
+          <w:rFonts w:eastAsiaTheme="minorHAnsi"/>
+        </w:rPr>
+        <w:t>time.h</w:t>
+      </w:r>
+    </w:p>
+    <w:p>
+      <w:pPr>
+        <w:widowControl/>
+        <w:numPr>
+          <w:ilvl w:val="1"/>
+          <w:numId w:val="3"/>
+        </w:numPr>
+        <w:autoSpaceDE/>
+        <w:autoSpaceDN/>
+        <w:spacing w:before="100" w:beforeAutospacing="1" w:after="100" w:afterAutospacing="1"/>
+      </w:pPr>
+      <w:r>
+        <w:rPr>
+          <w:rStyle w:val="Textoennegrita"/>
+        </w:rPr>
+        <w:t>Descripción:</w:t>
+      </w:r>
+      <w:r>
+        <w:t xml:space="preserve"> Librería para la gestión de tiempo.</w:t>
+      </w:r>
+    </w:p>
+    <w:p>
+      <w:pPr>
+        <w:pStyle w:val="Ttulo4"/>
+      </w:pPr>
+      <w:r>
+        <w:t>Librerías que Deben ser Instaladas Manualmente</w:t>
+      </w:r>
+    </w:p>
+    <w:p>
+      <w:pPr>
+        <w:pStyle w:val="NormalWeb"/>
+      </w:pPr>
+      <w:r>
+        <w:t>Las siguientes librerías no vienen preinstaladas con el IDE de Arduino y deben ser instaladas manualmente. A continuación, se proporciona el nombre de la librería, el creador, y los pasos para su instalación:</w:t>
+      </w:r>
+    </w:p>
+    <w:p>
+      <w:pPr>
+        <w:pStyle w:val="NormalWeb"/>
+      </w:pPr>
+      <w:r>
+        <w:rPr>
+          <w:rStyle w:val="Textoennegrita"/>
+        </w:rPr>
+        <w:t>ArduinoJson</w:t>
+      </w:r>
+      <w:r>
+        <w:t>:</w:t>
+      </w:r>
+    </w:p>
+    <w:p>
+      <w:pPr>
+        <w:widowControl/>
+        <w:numPr>
+          <w:ilvl w:val="0"/>
           <w:numId w:val="4"/>
         </w:numPr>
+        <w:autoSpaceDE/>
+        <w:autoSpaceDN/>
+        <w:spacing w:before="100" w:beforeAutospacing="1" w:after="100" w:afterAutospacing="1"/>
       </w:pPr>
       <w:r>
         <w:rPr>
           <w:rStyle w:val="Textoennegrita"/>
         </w:rPr>
-        <w:t>WiFi</w:t>
-      </w:r>
-      <w:r>
-        <w:t>:</w:t>
+        <w:t>Nombre del archivo:</w:t>
+      </w:r>
+      <w:r>
+        <w:t xml:space="preserve"> </w:t>
+      </w:r>
+      <w:r>
+        <w:rPr>
+          <w:rStyle w:val="CdigoHTML"/>
+          <w:rFonts w:eastAsiaTheme="minorHAnsi"/>
+        </w:rPr>
+        <w:t>ArduinoJson.h</w:t>
+      </w:r>
+    </w:p>
+    <w:p>
+      <w:pPr>
+        <w:widowControl/>
+        <w:numPr>
+          <w:ilvl w:val="0"/>
+          <w:numId w:val="4"/>
+        </w:numPr>
+        <w:autoSpaceDE/>
+        <w:autoSpaceDN/>
+        <w:spacing w:before="100" w:beforeAutospacing="1" w:after="100" w:afterAutospacing="1"/>
+      </w:pPr>
+      <w:r>
+        <w:rPr>
+          <w:rStyle w:val="Textoennegrita"/>
+        </w:rPr>
+        <w:t>Creador:</w:t>
+      </w:r>
+      <w:r>
+        <w:t xml:space="preserve"> Benoit Blanchon</w:t>
+      </w:r>
+    </w:p>
+    <w:p>
+      <w:pPr>
+        <w:widowControl/>
+        <w:numPr>
+          <w:ilvl w:val="0"/>
+          <w:numId w:val="4"/>
+        </w:numPr>
+        <w:autoSpaceDE/>
+        <w:autoSpaceDN/>
+        <w:spacing w:before="100" w:beforeAutospacing="1" w:after="100" w:afterAutospacing="1"/>
+      </w:pPr>
+      <w:r>
+        <w:rPr>
+          <w:rStyle w:val="Textoennegrita"/>
+        </w:rPr>
+        <w:t>Descripción:</w:t>
+      </w:r>
+      <w:r>
+        <w:t xml:space="preserve"> Utilizada para manejar datos en formato JSON.</w:t>
+      </w:r>
+    </w:p>
+    <w:p>
+      <w:pPr>
+        <w:widowControl/>
+        <w:numPr>
+          <w:ilvl w:val="0"/>
+          <w:numId w:val="4"/>
+        </w:numPr>
+        <w:autoSpaceDE/>
+        <w:autoSpaceDN/>
+        <w:spacing w:before="100" w:beforeAutospacing="1" w:after="100" w:afterAutospacing="1"/>
+      </w:pPr>
+      <w:r>
+        <w:rPr>
+          <w:rStyle w:val="Textoennegrita"/>
+        </w:rPr>
+        <w:t>Instalación:</w:t>
       </w:r>
     </w:p>
     <w:p>
@@ -2117,17 +2459,116 @@
         <w:rPr>
           <w:rStyle w:val="Textoennegrita"/>
         </w:rPr>
-        <w:t>Nombre del archivo:</w:t>
-      </w:r>
-      <w:r>
-        <w:t xml:space="preserve"> </w:t>
+        <w:t>Desde el Arduino IDE</w:t>
+      </w:r>
+      <w:r>
+        <w:t>:</w:t>
+      </w:r>
+    </w:p>
+    <w:p>
+      <w:pPr>
+        <w:widowControl/>
+        <w:numPr>
+          <w:ilvl w:val="2"/>
+          <w:numId w:val="4"/>
+        </w:numPr>
+        <w:autoSpaceDE/>
+        <w:autoSpaceDN/>
+        <w:spacing w:before="100" w:beforeAutospacing="1" w:after="100" w:afterAutospacing="1"/>
+      </w:pPr>
+      <w:r>
+        <w:t>Abre el Arduino IDE.</w:t>
+      </w:r>
+    </w:p>
+    <w:p>
+      <w:pPr>
+        <w:widowControl/>
+        <w:numPr>
+          <w:ilvl w:val="2"/>
+          <w:numId w:val="4"/>
+        </w:numPr>
+        <w:autoSpaceDE/>
+        <w:autoSpaceDN/>
+        <w:spacing w:before="100" w:beforeAutospacing="1" w:after="100" w:afterAutospacing="1"/>
+      </w:pPr>
+      <w:r>
+        <w:t xml:space="preserve">Ve a </w:t>
+      </w:r>
+      <w:r>
+        <w:rPr>
+          <w:rStyle w:val="Textoennegrita"/>
+        </w:rPr>
+        <w:t>Sketch</w:t>
+      </w:r>
+      <w:r>
+        <w:t xml:space="preserve"> &gt; </w:t>
+      </w:r>
+      <w:r>
+        <w:rPr>
+          <w:rStyle w:val="Textoennegrita"/>
+        </w:rPr>
+        <w:t>Include Library</w:t>
+      </w:r>
+      <w:r>
+        <w:t xml:space="preserve"> &gt; </w:t>
+      </w:r>
+      <w:r>
+        <w:rPr>
+          <w:rStyle w:val="Textoennegrita"/>
+        </w:rPr>
+        <w:t>Manage Libraries...</w:t>
+      </w:r>
+      <w:r>
+        <w:t>.</w:t>
+      </w:r>
+    </w:p>
+    <w:p>
+      <w:pPr>
+        <w:widowControl/>
+        <w:numPr>
+          <w:ilvl w:val="2"/>
+          <w:numId w:val="4"/>
+        </w:numPr>
+        <w:autoSpaceDE/>
+        <w:autoSpaceDN/>
+        <w:spacing w:before="100" w:beforeAutospacing="1" w:after="100" w:afterAutospacing="1"/>
+      </w:pPr>
+      <w:r>
+        <w:t xml:space="preserve">En la ventana del Administrador de Librerías, busca </w:t>
       </w:r>
       <w:r>
         <w:rPr>
           <w:rStyle w:val="CdigoHTML"/>
           <w:rFonts w:eastAsiaTheme="minorHAnsi"/>
         </w:rPr>
-        <w:t>WiFi.h</w:t>
+        <w:t>ArduinoJson</w:t>
+      </w:r>
+      <w:r>
+        <w:t>.</w:t>
+      </w:r>
+    </w:p>
+    <w:p>
+      <w:pPr>
+        <w:widowControl/>
+        <w:numPr>
+          <w:ilvl w:val="2"/>
+          <w:numId w:val="4"/>
+        </w:numPr>
+        <w:autoSpaceDE/>
+        <w:autoSpaceDN/>
+        <w:spacing w:before="100" w:beforeAutospacing="1" w:after="100" w:afterAutospacing="1"/>
+      </w:pPr>
+      <w:r>
+        <w:t xml:space="preserve">Selecciona la versión más reciente y haz clic en </w:t>
+      </w:r>
+      <w:r>
+        <w:rPr>
+          <w:rStyle w:val="Textoennegrita"/>
+        </w:rPr>
+        <w:t>Install</w:t>
+      </w:r>
+      <w:r>
+        <w:t>.</w:t>
       </w:r>
     </w:p>
     <w:p>
@@ -2145,486 +2586,18 @@
         <w:rPr>
           <w:rStyle w:val="Textoennegrita"/>
         </w:rPr>
-        <w:t>Descripción:</w:t>
-      </w:r>
-      <w:r>
-        <w:t xml:space="preserve"> Librería para la gestión de conexiones Wi-Fi.</w:t>
-      </w:r>
-    </w:p>
-    <w:p>
-      <w:pPr>
-        <w:pStyle w:val="NormalWeb"/>
-        <w:numPr>
-          <w:ilvl w:val="0"/>
+        <w:t>Desde GitHub</w:t>
+      </w:r>
+      <w:r>
+        <w:t>:</w:t>
+      </w:r>
+    </w:p>
+    <w:p>
+      <w:pPr>
+        <w:widowControl/>
+        <w:numPr>
+          <w:ilvl w:val="2"/>
           <w:numId w:val="4"/>
-        </w:numPr>
-      </w:pPr>
-      <w:r>
-        <w:rPr>
-          <w:rStyle w:val="Textoennegrita"/>
-        </w:rPr>
-        <w:t>WebServer</w:t>
-      </w:r>
-      <w:r>
-        <w:t>:</w:t>
-      </w:r>
-    </w:p>
-    <w:p>
-      <w:pPr>
-        <w:widowControl/>
-        <w:numPr>
-          <w:ilvl w:val="1"/>
-          <w:numId w:val="4"/>
-        </w:numPr>
-        <w:autoSpaceDE/>
-        <w:autoSpaceDN/>
-        <w:spacing w:before="100" w:beforeAutospacing="1" w:after="100" w:afterAutospacing="1"/>
-      </w:pPr>
-      <w:r>
-        <w:rPr>
-          <w:rStyle w:val="Textoennegrita"/>
-        </w:rPr>
-        <w:t>Nombre del archivo:</w:t>
-      </w:r>
-      <w:r>
-        <w:t xml:space="preserve"> </w:t>
-      </w:r>
-      <w:r>
-        <w:rPr>
-          <w:rStyle w:val="CdigoHTML"/>
-          <w:rFonts w:eastAsiaTheme="minorHAnsi"/>
-        </w:rPr>
-        <w:t>WebServer.h</w:t>
-      </w:r>
-    </w:p>
-    <w:p>
-      <w:pPr>
-        <w:widowControl/>
-        <w:numPr>
-          <w:ilvl w:val="1"/>
-          <w:numId w:val="4"/>
-        </w:numPr>
-        <w:autoSpaceDE/>
-        <w:autoSpaceDN/>
-        <w:spacing w:before="100" w:beforeAutospacing="1" w:after="100" w:afterAutospacing="1"/>
-      </w:pPr>
-      <w:r>
-        <w:rPr>
-          <w:rStyle w:val="Textoennegrita"/>
-        </w:rPr>
-        <w:t>Descripción:</w:t>
-      </w:r>
-      <w:r>
-        <w:t xml:space="preserve"> Librería para crear y manejar servidores web.</w:t>
-      </w:r>
-    </w:p>
-    <w:p>
-      <w:pPr>
-        <w:pStyle w:val="NormalWeb"/>
-        <w:numPr>
-          <w:ilvl w:val="0"/>
-          <w:numId w:val="4"/>
-        </w:numPr>
-      </w:pPr>
-      <w:r>
-        <w:rPr>
-          <w:rStyle w:val="Textoennegrita"/>
-        </w:rPr>
-        <w:t>HTTPClient</w:t>
-      </w:r>
-      <w:r>
-        <w:t>:</w:t>
-      </w:r>
-    </w:p>
-    <w:p>
-      <w:pPr>
-        <w:widowControl/>
-        <w:numPr>
-          <w:ilvl w:val="1"/>
-          <w:numId w:val="4"/>
-        </w:numPr>
-        <w:autoSpaceDE/>
-        <w:autoSpaceDN/>
-        <w:spacing w:before="100" w:beforeAutospacing="1" w:after="100" w:afterAutospacing="1"/>
-      </w:pPr>
-      <w:r>
-        <w:rPr>
-          <w:rStyle w:val="Textoennegrita"/>
-        </w:rPr>
-        <w:t>Nombre del archivo:</w:t>
-      </w:r>
-      <w:r>
-        <w:t xml:space="preserve"> </w:t>
-      </w:r>
-      <w:r>
-        <w:rPr>
-          <w:rStyle w:val="CdigoHTML"/>
-          <w:rFonts w:eastAsiaTheme="minorHAnsi"/>
-        </w:rPr>
-        <w:t>HTTPClient.h</w:t>
-      </w:r>
-    </w:p>
-    <w:p>
-      <w:pPr>
-        <w:widowControl/>
-        <w:numPr>
-          <w:ilvl w:val="1"/>
-          <w:numId w:val="4"/>
-        </w:numPr>
-        <w:autoSpaceDE/>
-        <w:autoSpaceDN/>
-        <w:spacing w:before="100" w:beforeAutospacing="1" w:after="100" w:afterAutospacing="1"/>
-      </w:pPr>
-      <w:r>
-        <w:rPr>
-          <w:rStyle w:val="Textoennegrita"/>
-        </w:rPr>
-        <w:t>Descripción:</w:t>
-      </w:r>
-      <w:r>
-        <w:t xml:space="preserve"> Librería para realizar solicitudes HTTP.</w:t>
-      </w:r>
-    </w:p>
-    <w:p>
-      <w:pPr>
-        <w:pStyle w:val="NormalWeb"/>
-        <w:numPr>
-          <w:ilvl w:val="0"/>
-          <w:numId w:val="4"/>
-        </w:numPr>
-      </w:pPr>
-      <w:r>
-        <w:rPr>
-          <w:rStyle w:val="Textoennegrita"/>
-        </w:rPr>
-        <w:t>time</w:t>
-      </w:r>
-      <w:r>
-        <w:t>:</w:t>
-      </w:r>
-    </w:p>
-    <w:p>
-      <w:pPr>
-        <w:widowControl/>
-        <w:numPr>
-          <w:ilvl w:val="1"/>
-          <w:numId w:val="4"/>
-        </w:numPr>
-        <w:autoSpaceDE/>
-        <w:autoSpaceDN/>
-        <w:spacing w:before="100" w:beforeAutospacing="1" w:after="100" w:afterAutospacing="1"/>
-      </w:pPr>
-      <w:r>
-        <w:rPr>
-          <w:rStyle w:val="Textoennegrita"/>
-        </w:rPr>
-        <w:lastRenderedPageBreak/>
-        <w:t>Nombre del archivo:</w:t>
-      </w:r>
-      <w:r>
-        <w:t xml:space="preserve"> </w:t>
-      </w:r>
-      <w:r>
-        <w:rPr>
-          <w:rStyle w:val="CdigoHTML"/>
-          <w:rFonts w:eastAsiaTheme="minorHAnsi"/>
-        </w:rPr>
-        <w:t>time.h</w:t>
-      </w:r>
-    </w:p>
-    <w:p>
-      <w:pPr>
-        <w:widowControl/>
-        <w:numPr>
-          <w:ilvl w:val="1"/>
-          <w:numId w:val="4"/>
-        </w:numPr>
-        <w:autoSpaceDE/>
-        <w:autoSpaceDN/>
-        <w:spacing w:before="100" w:beforeAutospacing="1" w:after="100" w:afterAutospacing="1"/>
-      </w:pPr>
-      <w:r>
-        <w:rPr>
-          <w:rStyle w:val="Textoennegrita"/>
-        </w:rPr>
-        <w:t>Descripción:</w:t>
-      </w:r>
-      <w:r>
-        <w:t xml:space="preserve"> Librería para la gestión de tiempo.</w:t>
-      </w:r>
-    </w:p>
-    <w:p>
-      <w:pPr>
-        <w:pStyle w:val="Ttulo4"/>
-      </w:pPr>
-      <w:r>
-        <w:t>Librerías que Deben ser Instaladas Manualmente</w:t>
-      </w:r>
-    </w:p>
-    <w:p>
-      <w:pPr>
-        <w:pStyle w:val="NormalWeb"/>
-      </w:pPr>
-      <w:r>
-        <w:t>Las siguientes librerías no vienen preinstaladas con el IDE de Arduino y deben ser instaladas manualmente. A continuación, se proporciona el nombre de la librería, el creador, y los pasos para su instalación:</w:t>
-      </w:r>
-    </w:p>
-    <w:p>
-      <w:pPr>
-        <w:pStyle w:val="NormalWeb"/>
-      </w:pPr>
-      <w:r>
-        <w:rPr>
-          <w:rStyle w:val="Textoennegrita"/>
-        </w:rPr>
-        <w:t>ArduinoJson</w:t>
-      </w:r>
-      <w:r>
-        <w:t>:</w:t>
-      </w:r>
-    </w:p>
-    <w:p>
-      <w:pPr>
-        <w:widowControl/>
-        <w:numPr>
-          <w:ilvl w:val="0"/>
-          <w:numId w:val="5"/>
-        </w:numPr>
-        <w:autoSpaceDE/>
-        <w:autoSpaceDN/>
-        <w:spacing w:before="100" w:beforeAutospacing="1" w:after="100" w:afterAutospacing="1"/>
-      </w:pPr>
-      <w:r>
-        <w:rPr>
-          <w:rStyle w:val="Textoennegrita"/>
-        </w:rPr>
-        <w:t>Nombre del archivo:</w:t>
-      </w:r>
-      <w:r>
-        <w:t xml:space="preserve"> </w:t>
-      </w:r>
-      <w:r>
-        <w:rPr>
-          <w:rStyle w:val="CdigoHTML"/>
-          <w:rFonts w:eastAsiaTheme="minorHAnsi"/>
-        </w:rPr>
-        <w:t>ArduinoJson.h</w:t>
-      </w:r>
-    </w:p>
-    <w:p>
-      <w:pPr>
-        <w:widowControl/>
-        <w:numPr>
-          <w:ilvl w:val="0"/>
-          <w:numId w:val="5"/>
-        </w:numPr>
-        <w:autoSpaceDE/>
-        <w:autoSpaceDN/>
-        <w:spacing w:before="100" w:beforeAutospacing="1" w:after="100" w:afterAutospacing="1"/>
-      </w:pPr>
-      <w:r>
-        <w:rPr>
-          <w:rStyle w:val="Textoennegrita"/>
-        </w:rPr>
-        <w:t>Creador:</w:t>
-      </w:r>
-      <w:r>
-        <w:t xml:space="preserve"> Benoit Blanchon</w:t>
-      </w:r>
-    </w:p>
-    <w:p>
-      <w:pPr>
-        <w:widowControl/>
-        <w:numPr>
-          <w:ilvl w:val="0"/>
-          <w:numId w:val="5"/>
-        </w:numPr>
-        <w:autoSpaceDE/>
-        <w:autoSpaceDN/>
-        <w:spacing w:before="100" w:beforeAutospacing="1" w:after="100" w:afterAutospacing="1"/>
-      </w:pPr>
-      <w:r>
-        <w:rPr>
-          <w:rStyle w:val="Textoennegrita"/>
-        </w:rPr>
-        <w:t>Descripción:</w:t>
-      </w:r>
-      <w:r>
-        <w:t xml:space="preserve"> Utilizada para manejar datos en formato JSON.</w:t>
-      </w:r>
-    </w:p>
-    <w:p>
-      <w:pPr>
-        <w:widowControl/>
-        <w:numPr>
-          <w:ilvl w:val="0"/>
-          <w:numId w:val="5"/>
-        </w:numPr>
-        <w:autoSpaceDE/>
-        <w:autoSpaceDN/>
-        <w:spacing w:before="100" w:beforeAutospacing="1" w:after="100" w:afterAutospacing="1"/>
-      </w:pPr>
-      <w:r>
-        <w:rPr>
-          <w:rStyle w:val="Textoennegrita"/>
-        </w:rPr>
-        <w:t>Instalación:</w:t>
-      </w:r>
-    </w:p>
-    <w:p>
-      <w:pPr>
-        <w:widowControl/>
-        <w:numPr>
-          <w:ilvl w:val="1"/>
-          <w:numId w:val="5"/>
-        </w:numPr>
-        <w:autoSpaceDE/>
-        <w:autoSpaceDN/>
-        <w:spacing w:before="100" w:beforeAutospacing="1" w:after="100" w:afterAutospacing="1"/>
-      </w:pPr>
-      <w:r>
-        <w:rPr>
-          <w:rStyle w:val="Textoennegrita"/>
-        </w:rPr>
-        <w:t>Desde el Arduino IDE</w:t>
-      </w:r>
-      <w:r>
-        <w:t>:</w:t>
-      </w:r>
-    </w:p>
-    <w:p>
-      <w:pPr>
-        <w:widowControl/>
-        <w:numPr>
-          <w:ilvl w:val="2"/>
-          <w:numId w:val="5"/>
-        </w:numPr>
-        <w:autoSpaceDE/>
-        <w:autoSpaceDN/>
-        <w:spacing w:before="100" w:beforeAutospacing="1" w:after="100" w:afterAutospacing="1"/>
-      </w:pPr>
-      <w:r>
-        <w:t>Abre el Arduino IDE.</w:t>
-      </w:r>
-    </w:p>
-    <w:p>
-      <w:pPr>
-        <w:widowControl/>
-        <w:numPr>
-          <w:ilvl w:val="2"/>
-          <w:numId w:val="5"/>
-        </w:numPr>
-        <w:autoSpaceDE/>
-        <w:autoSpaceDN/>
-        <w:spacing w:before="100" w:beforeAutospacing="1" w:after="100" w:afterAutospacing="1"/>
-      </w:pPr>
-      <w:r>
-        <w:t xml:space="preserve">Ve a </w:t>
-      </w:r>
-      <w:r>
-        <w:rPr>
-          <w:rStyle w:val="Textoennegrita"/>
-        </w:rPr>
-        <w:t>Sketch</w:t>
-      </w:r>
-      <w:r>
-        <w:t xml:space="preserve"> &gt; </w:t>
-      </w:r>
-      <w:r>
-        <w:rPr>
-          <w:rStyle w:val="Textoennegrita"/>
-        </w:rPr>
-        <w:t>Include Library</w:t>
-      </w:r>
-      <w:r>
-        <w:t xml:space="preserve"> &gt; </w:t>
-      </w:r>
-      <w:r>
-        <w:rPr>
-          <w:rStyle w:val="Textoennegrita"/>
-        </w:rPr>
-        <w:t>Manage Libraries...</w:t>
-      </w:r>
-      <w:r>
-        <w:t>.</w:t>
-      </w:r>
-    </w:p>
-    <w:p>
-      <w:pPr>
-        <w:widowControl/>
-        <w:numPr>
-          <w:ilvl w:val="2"/>
-          <w:numId w:val="5"/>
-        </w:numPr>
-        <w:autoSpaceDE/>
-        <w:autoSpaceDN/>
-        <w:spacing w:before="100" w:beforeAutospacing="1" w:after="100" w:afterAutospacing="1"/>
-      </w:pPr>
-      <w:r>
-        <w:t xml:space="preserve">En la ventana del Administrador de Librerías, busca </w:t>
-      </w:r>
-      <w:r>
-        <w:rPr>
-          <w:rStyle w:val="CdigoHTML"/>
-          <w:rFonts w:eastAsiaTheme="minorHAnsi"/>
-        </w:rPr>
-        <w:t>ArduinoJson</w:t>
-      </w:r>
-      <w:r>
-        <w:t>.</w:t>
-      </w:r>
-    </w:p>
-    <w:p>
-      <w:pPr>
-        <w:widowControl/>
-        <w:numPr>
-          <w:ilvl w:val="2"/>
-          <w:numId w:val="5"/>
-        </w:numPr>
-        <w:autoSpaceDE/>
-        <w:autoSpaceDN/>
-        <w:spacing w:before="100" w:beforeAutospacing="1" w:after="100" w:afterAutospacing="1"/>
-      </w:pPr>
-      <w:r>
-        <w:t xml:space="preserve">Selecciona la versión más reciente y haz clic en </w:t>
-      </w:r>
-      <w:r>
-        <w:rPr>
-          <w:rStyle w:val="Textoennegrita"/>
-        </w:rPr>
-        <w:t>Install</w:t>
-      </w:r>
-      <w:r>
-        <w:t>.</w:t>
-      </w:r>
-    </w:p>
-    <w:p>
-      <w:pPr>
-        <w:widowControl/>
-        <w:numPr>
-          <w:ilvl w:val="1"/>
-          <w:numId w:val="5"/>
-        </w:numPr>
-        <w:autoSpaceDE/>
-        <w:autoSpaceDN/>
-        <w:spacing w:before="100" w:beforeAutospacing="1" w:after="100" w:afterAutospacing="1"/>
-      </w:pPr>
-      <w:r>
-        <w:rPr>
-          <w:rStyle w:val="Textoennegrita"/>
-        </w:rPr>
-        <w:t>Desde GitHub</w:t>
-      </w:r>
-      <w:r>
-        <w:t>:</w:t>
-      </w:r>
-    </w:p>
-    <w:p>
-      <w:pPr>
-        <w:widowControl/>
-        <w:numPr>
-          <w:ilvl w:val="2"/>
-          <w:numId w:val="5"/>
         </w:numPr>
         <w:autoSpaceDE/>
         <w:autoSpaceDN/>
@@ -2650,6 +2623,101 @@
         <w:widowControl/>
         <w:numPr>
           <w:ilvl w:val="2"/>
+          <w:numId w:val="4"/>
+        </w:numPr>
+        <w:autoSpaceDE/>
+        <w:autoSpaceDN/>
+        <w:spacing w:before="100" w:beforeAutospacing="1" w:after="100" w:afterAutospacing="1"/>
+      </w:pPr>
+      <w:r>
+        <w:t>Descarga el archivo ZIP de la librería.</w:t>
+      </w:r>
+    </w:p>
+    <w:p>
+      <w:pPr>
+        <w:widowControl/>
+        <w:numPr>
+          <w:ilvl w:val="2"/>
+          <w:numId w:val="4"/>
+        </w:numPr>
+        <w:autoSpaceDE/>
+        <w:autoSpaceDN/>
+        <w:spacing w:before="100" w:beforeAutospacing="1" w:after="100" w:afterAutospacing="1"/>
+      </w:pPr>
+      <w:r>
+        <w:t xml:space="preserve">En el Arduino IDE, ve a </w:t>
+      </w:r>
+      <w:r>
+        <w:rPr>
+          <w:rStyle w:val="Textoennegrita"/>
+        </w:rPr>
+        <w:t>Sketch</w:t>
+      </w:r>
+      <w:r>
+        <w:t xml:space="preserve"> &gt; </w:t>
+      </w:r>
+      <w:r>
+        <w:rPr>
+          <w:rStyle w:val="Textoennegrita"/>
+        </w:rPr>
+        <w:t>Include Library</w:t>
+      </w:r>
+      <w:r>
+        <w:t xml:space="preserve"> &gt; </w:t>
+      </w:r>
+      <w:r>
+        <w:rPr>
+          <w:rStyle w:val="Textoennegrita"/>
+        </w:rPr>
+        <w:t>Add .ZIP Library...</w:t>
+      </w:r>
+      <w:r>
+        <w:t>.</w:t>
+      </w:r>
+    </w:p>
+    <w:p>
+      <w:pPr>
+        <w:widowControl/>
+        <w:numPr>
+          <w:ilvl w:val="2"/>
+          <w:numId w:val="4"/>
+        </w:numPr>
+        <w:autoSpaceDE/>
+        <w:autoSpaceDN/>
+        <w:spacing w:before="100" w:beforeAutospacing="1" w:after="100" w:afterAutospacing="1"/>
+      </w:pPr>
+      <w:r>
+        <w:t xml:space="preserve">Selecciona el archivo ZIP descargado y haz clic en </w:t>
+      </w:r>
+      <w:r>
+        <w:rPr>
+          <w:rStyle w:val="Textoennegrita"/>
+        </w:rPr>
+        <w:t>Open</w:t>
+      </w:r>
+      <w:r>
+        <w:t xml:space="preserve"> para instalarlo.</w:t>
+      </w:r>
+    </w:p>
+    <w:p>
+      <w:pPr>
+        <w:pStyle w:val="NormalWeb"/>
+      </w:pPr>
+      <w:r>
+        <w:rPr>
+          <w:rStyle w:val="Textoennegrita"/>
+        </w:rPr>
+        <w:t>Adafruit Unified Sensor</w:t>
+      </w:r>
+      <w:r>
+        <w:t>:</w:t>
+      </w:r>
+    </w:p>
+    <w:p>
+      <w:pPr>
+        <w:widowControl/>
+        <w:numPr>
+          <w:ilvl w:val="0"/>
           <w:numId w:val="5"/>
         </w:numPr>
         <w:autoSpaceDE/>
@@ -2657,7 +2725,101 @@
         <w:spacing w:before="100" w:beforeAutospacing="1" w:after="100" w:afterAutospacing="1"/>
       </w:pPr>
       <w:r>
-        <w:t>Descarga el archivo ZIP de la librería.</w:t>
+        <w:rPr>
+          <w:rStyle w:val="Textoennegrita"/>
+        </w:rPr>
+        <w:t>Nombre del archivo:</w:t>
+      </w:r>
+      <w:r>
+        <w:t xml:space="preserve"> </w:t>
+      </w:r>
+      <w:r>
+        <w:rPr>
+          <w:rStyle w:val="CdigoHTML"/>
+          <w:rFonts w:eastAsiaTheme="minorHAnsi"/>
+        </w:rPr>
+        <w:t>DHTesp.h</w:t>
+      </w:r>
+    </w:p>
+    <w:p>
+      <w:pPr>
+        <w:widowControl/>
+        <w:numPr>
+          <w:ilvl w:val="0"/>
+          <w:numId w:val="5"/>
+        </w:numPr>
+        <w:autoSpaceDE/>
+        <w:autoSpaceDN/>
+        <w:spacing w:before="100" w:beforeAutospacing="1" w:after="100" w:afterAutospacing="1"/>
+      </w:pPr>
+      <w:r>
+        <w:rPr>
+          <w:rStyle w:val="Textoennegrita"/>
+        </w:rPr>
+        <w:t>Creador:</w:t>
+      </w:r>
+      <w:r>
+        <w:t xml:space="preserve"> Adafruit</w:t>
+      </w:r>
+    </w:p>
+    <w:p>
+      <w:pPr>
+        <w:widowControl/>
+        <w:numPr>
+          <w:ilvl w:val="0"/>
+          <w:numId w:val="5"/>
+        </w:numPr>
+        <w:autoSpaceDE/>
+        <w:autoSpaceDN/>
+        <w:spacing w:before="100" w:beforeAutospacing="1" w:after="100" w:afterAutospacing="1"/>
+      </w:pPr>
+      <w:r>
+        <w:rPr>
+          <w:rStyle w:val="Textoennegrita"/>
+        </w:rPr>
+        <w:t>Descripción:</w:t>
+      </w:r>
+      <w:r>
+        <w:t xml:space="preserve"> Librería para manejar sensores DHT11.</w:t>
+      </w:r>
+    </w:p>
+    <w:p>
+      <w:pPr>
+        <w:widowControl/>
+        <w:numPr>
+          <w:ilvl w:val="0"/>
+          <w:numId w:val="5"/>
+        </w:numPr>
+        <w:autoSpaceDE/>
+        <w:autoSpaceDN/>
+        <w:spacing w:before="100" w:beforeAutospacing="1" w:after="100" w:afterAutospacing="1"/>
+      </w:pPr>
+      <w:r>
+        <w:rPr>
+          <w:rStyle w:val="Textoennegrita"/>
+        </w:rPr>
+        <w:t>Instalación:</w:t>
+      </w:r>
+    </w:p>
+    <w:p>
+      <w:pPr>
+        <w:widowControl/>
+        <w:numPr>
+          <w:ilvl w:val="1"/>
+          <w:numId w:val="5"/>
+        </w:numPr>
+        <w:autoSpaceDE/>
+        <w:autoSpaceDN/>
+        <w:spacing w:before="100" w:beforeAutospacing="1" w:after="100" w:afterAutospacing="1"/>
+      </w:pPr>
+      <w:r>
+        <w:rPr>
+          <w:rStyle w:val="Textoennegrita"/>
+        </w:rPr>
+        <w:t>Desde el Arduino IDE</w:t>
+      </w:r>
+      <w:r>
+        <w:t>:</w:t>
       </w:r>
     </w:p>
     <w:p>
@@ -2672,34 +2834,7 @@
         <w:spacing w:before="100" w:beforeAutospacing="1" w:after="100" w:afterAutospacing="1"/>
       </w:pPr>
       <w:r>
-        <w:t xml:space="preserve">En el Arduino IDE, ve a </w:t>
-      </w:r>
-      <w:r>
-        <w:rPr>
-          <w:rStyle w:val="Textoennegrita"/>
-        </w:rPr>
-        <w:t>Sketch</w:t>
-      </w:r>
-      <w:r>
-        <w:t xml:space="preserve"> &gt; </w:t>
-      </w:r>
-      <w:r>
-        <w:rPr>
-          <w:rStyle w:val="Textoennegrita"/>
-        </w:rPr>
-        <w:t>Include Library</w:t>
-      </w:r>
-      <w:r>
-        <w:t xml:space="preserve"> &gt; </w:t>
-      </w:r>
-      <w:r>
-        <w:rPr>
-          <w:rStyle w:val="Textoennegrita"/>
-        </w:rPr>
-        <w:t>Add .ZIP Library...</w:t>
-      </w:r>
-      <w:r>
-        <w:t>.</w:t>
+        <w:t>Abre el Arduino IDE.</w:t>
       </w:r>
     </w:p>
     <w:p>
@@ -2714,87 +2849,91 @@
         <w:spacing w:before="100" w:beforeAutospacing="1" w:after="100" w:afterAutospacing="1"/>
       </w:pPr>
       <w:r>
-        <w:t xml:space="preserve">Selecciona el archivo ZIP descargado y haz clic en </w:t>
+        <w:t xml:space="preserve">Ve a </w:t>
       </w:r>
       <w:r>
         <w:rPr>
           <w:rStyle w:val="Textoennegrita"/>
         </w:rPr>
-        <w:t>Open</w:t>
-      </w:r>
-      <w:r>
-        <w:t xml:space="preserve"> para instalarlo.</w:t>
-      </w:r>
-    </w:p>
-    <w:p>
-      <w:pPr>
-        <w:pStyle w:val="NormalWeb"/>
-      </w:pPr>
+        <w:t>Sketch</w:t>
+      </w:r>
+      <w:r>
+        <w:t xml:space="preserve"> &gt; </w:t>
+      </w:r>
       <w:r>
         <w:rPr>
           <w:rStyle w:val="Textoennegrita"/>
         </w:rPr>
-        <w:t>Adafruit Unified Sensor</w:t>
-      </w:r>
-      <w:r>
-        <w:t>:</w:t>
-      </w:r>
-    </w:p>
-    <w:p>
-      <w:pPr>
-        <w:widowControl/>
-        <w:numPr>
-          <w:ilvl w:val="0"/>
-          <w:numId w:val="6"/>
-        </w:numPr>
-        <w:autoSpaceDE/>
-        <w:autoSpaceDN/>
-        <w:spacing w:before="100" w:beforeAutospacing="1" w:after="100" w:afterAutospacing="1"/>
-      </w:pPr>
+        <w:t>Include Library</w:t>
+      </w:r>
+      <w:r>
+        <w:t xml:space="preserve"> &gt; </w:t>
+      </w:r>
       <w:r>
         <w:rPr>
           <w:rStyle w:val="Textoennegrita"/>
         </w:rPr>
-        <w:t>Nombre del archivo:</w:t>
-      </w:r>
-      <w:r>
-        <w:t xml:space="preserve"> </w:t>
+        <w:t>Manage Libraries...</w:t>
+      </w:r>
+      <w:r>
+        <w:t>.</w:t>
+      </w:r>
+    </w:p>
+    <w:p>
+      <w:pPr>
+        <w:widowControl/>
+        <w:numPr>
+          <w:ilvl w:val="2"/>
+          <w:numId w:val="5"/>
+        </w:numPr>
+        <w:autoSpaceDE/>
+        <w:autoSpaceDN/>
+        <w:spacing w:before="100" w:beforeAutospacing="1" w:after="100" w:afterAutospacing="1"/>
+      </w:pPr>
+      <w:r>
+        <w:t xml:space="preserve">Busca </w:t>
       </w:r>
       <w:r>
         <w:rPr>
           <w:rStyle w:val="CdigoHTML"/>
           <w:rFonts w:eastAsiaTheme="minorHAnsi"/>
         </w:rPr>
-        <w:t>DHTesp.h</w:t>
-      </w:r>
-    </w:p>
-    <w:p>
-      <w:pPr>
-        <w:widowControl/>
-        <w:numPr>
-          <w:ilvl w:val="0"/>
-          <w:numId w:val="6"/>
-        </w:numPr>
-        <w:autoSpaceDE/>
-        <w:autoSpaceDN/>
-        <w:spacing w:before="100" w:beforeAutospacing="1" w:after="100" w:afterAutospacing="1"/>
-      </w:pPr>
+        <w:t>Adafruit Unified Sensor</w:t>
+      </w:r>
+      <w:r>
+        <w:t>.</w:t>
+      </w:r>
+    </w:p>
+    <w:p>
+      <w:pPr>
+        <w:widowControl/>
+        <w:numPr>
+          <w:ilvl w:val="2"/>
+          <w:numId w:val="5"/>
+        </w:numPr>
+        <w:autoSpaceDE/>
+        <w:autoSpaceDN/>
+        <w:spacing w:before="100" w:beforeAutospacing="1" w:after="100" w:afterAutospacing="1"/>
+      </w:pPr>
+      <w:r>
+        <w:t xml:space="preserve">Selecciona la versión más reciente y haz clic en </w:t>
+      </w:r>
       <w:r>
         <w:rPr>
           <w:rStyle w:val="Textoennegrita"/>
         </w:rPr>
-        <w:t>Creador:</w:t>
-      </w:r>
-      <w:r>
-        <w:t xml:space="preserve"> Adafruit</w:t>
-      </w:r>
-    </w:p>
-    <w:p>
-      <w:pPr>
-        <w:widowControl/>
-        <w:numPr>
-          <w:ilvl w:val="0"/>
-          <w:numId w:val="6"/>
+        <w:t>Install</w:t>
+      </w:r>
+      <w:r>
+        <w:t>.</w:t>
+      </w:r>
+    </w:p>
+    <w:p>
+      <w:pPr>
+        <w:widowControl/>
+        <w:numPr>
+          <w:ilvl w:val="1"/>
+          <w:numId w:val="5"/>
         </w:numPr>
         <w:autoSpaceDE/>
         <w:autoSpaceDN/>
@@ -2804,46 +2943,7 @@
         <w:rPr>
           <w:rStyle w:val="Textoennegrita"/>
         </w:rPr>
-        <w:t>Descripción:</w:t>
-      </w:r>
-      <w:r>
-        <w:t xml:space="preserve"> Librería para manejar sensores DHT11.</w:t>
-      </w:r>
-    </w:p>
-    <w:p>
-      <w:pPr>
-        <w:widowControl/>
-        <w:numPr>
-          <w:ilvl w:val="0"/>
-          <w:numId w:val="6"/>
-        </w:numPr>
-        <w:autoSpaceDE/>
-        <w:autoSpaceDN/>
-        <w:spacing w:before="100" w:beforeAutospacing="1" w:after="100" w:afterAutospacing="1"/>
-      </w:pPr>
-      <w:r>
-        <w:rPr>
-          <w:rStyle w:val="Textoennegrita"/>
-        </w:rPr>
-        <w:t>Instalación:</w:t>
-      </w:r>
-    </w:p>
-    <w:p>
-      <w:pPr>
-        <w:widowControl/>
-        <w:numPr>
-          <w:ilvl w:val="1"/>
-          <w:numId w:val="6"/>
-        </w:numPr>
-        <w:autoSpaceDE/>
-        <w:autoSpaceDN/>
-        <w:spacing w:before="100" w:beforeAutospacing="1" w:after="100" w:afterAutospacing="1"/>
-      </w:pPr>
-      <w:r>
-        <w:rPr>
-          <w:rStyle w:val="Textoennegrita"/>
-        </w:rPr>
-        <w:t>Desde el Arduino IDE</w:t>
+        <w:t>Desde GitHub</w:t>
       </w:r>
       <w:r>
         <w:t>:</w:t>
@@ -2854,134 +2954,7 @@
         <w:widowControl/>
         <w:numPr>
           <w:ilvl w:val="2"/>
-          <w:numId w:val="6"/>
-        </w:numPr>
-        <w:autoSpaceDE/>
-        <w:autoSpaceDN/>
-        <w:spacing w:before="100" w:beforeAutospacing="1" w:after="100" w:afterAutospacing="1"/>
-      </w:pPr>
-      <w:r>
-        <w:t>Abre el Arduino IDE.</w:t>
-      </w:r>
-    </w:p>
-    <w:p>
-      <w:pPr>
-        <w:widowControl/>
-        <w:numPr>
-          <w:ilvl w:val="2"/>
-          <w:numId w:val="6"/>
-        </w:numPr>
-        <w:autoSpaceDE/>
-        <w:autoSpaceDN/>
-        <w:spacing w:before="100" w:beforeAutospacing="1" w:after="100" w:afterAutospacing="1"/>
-      </w:pPr>
-      <w:r>
-        <w:t xml:space="preserve">Ve a </w:t>
-      </w:r>
-      <w:r>
-        <w:rPr>
-          <w:rStyle w:val="Textoennegrita"/>
-        </w:rPr>
-        <w:t>Sketch</w:t>
-      </w:r>
-      <w:r>
-        <w:t xml:space="preserve"> &gt; </w:t>
-      </w:r>
-      <w:r>
-        <w:rPr>
-          <w:rStyle w:val="Textoennegrita"/>
-        </w:rPr>
-        <w:t>Include Library</w:t>
-      </w:r>
-      <w:r>
-        <w:t xml:space="preserve"> &gt; </w:t>
-      </w:r>
-      <w:r>
-        <w:rPr>
-          <w:rStyle w:val="Textoennegrita"/>
-        </w:rPr>
-        <w:t>Manage Libraries...</w:t>
-      </w:r>
-      <w:r>
-        <w:t>.</w:t>
-      </w:r>
-    </w:p>
-    <w:p>
-      <w:pPr>
-        <w:widowControl/>
-        <w:numPr>
-          <w:ilvl w:val="2"/>
-          <w:numId w:val="6"/>
-        </w:numPr>
-        <w:autoSpaceDE/>
-        <w:autoSpaceDN/>
-        <w:spacing w:before="100" w:beforeAutospacing="1" w:after="100" w:afterAutospacing="1"/>
-      </w:pPr>
-      <w:r>
-        <w:t xml:space="preserve">Busca </w:t>
-      </w:r>
-      <w:r>
-        <w:rPr>
-          <w:rStyle w:val="CdigoHTML"/>
-          <w:rFonts w:eastAsiaTheme="minorHAnsi"/>
-        </w:rPr>
-        <w:t>Adafruit Unified Sensor</w:t>
-      </w:r>
-      <w:r>
-        <w:t>.</w:t>
-      </w:r>
-    </w:p>
-    <w:p>
-      <w:pPr>
-        <w:widowControl/>
-        <w:numPr>
-          <w:ilvl w:val="2"/>
-          <w:numId w:val="6"/>
-        </w:numPr>
-        <w:autoSpaceDE/>
-        <w:autoSpaceDN/>
-        <w:spacing w:before="100" w:beforeAutospacing="1" w:after="100" w:afterAutospacing="1"/>
-      </w:pPr>
-      <w:r>
-        <w:t xml:space="preserve">Selecciona la versión más reciente y haz clic en </w:t>
-      </w:r>
-      <w:r>
-        <w:rPr>
-          <w:rStyle w:val="Textoennegrita"/>
-        </w:rPr>
-        <w:t>Install</w:t>
-      </w:r>
-      <w:r>
-        <w:t>.</w:t>
-      </w:r>
-    </w:p>
-    <w:p>
-      <w:pPr>
-        <w:widowControl/>
-        <w:numPr>
-          <w:ilvl w:val="1"/>
-          <w:numId w:val="6"/>
-        </w:numPr>
-        <w:autoSpaceDE/>
-        <w:autoSpaceDN/>
-        <w:spacing w:before="100" w:beforeAutospacing="1" w:after="100" w:afterAutospacing="1"/>
-      </w:pPr>
-      <w:r>
-        <w:rPr>
-          <w:rStyle w:val="Textoennegrita"/>
-        </w:rPr>
-        <w:t>Desde GitHub</w:t>
-      </w:r>
-      <w:r>
-        <w:t>:</w:t>
-      </w:r>
-    </w:p>
-    <w:p>
-      <w:pPr>
-        <w:widowControl/>
-        <w:numPr>
-          <w:ilvl w:val="2"/>
-          <w:numId w:val="6"/>
+          <w:numId w:val="5"/>
         </w:numPr>
         <w:autoSpaceDE/>
         <w:autoSpaceDN/>
@@ -3007,105 +2980,185 @@
         <w:widowControl/>
         <w:numPr>
           <w:ilvl w:val="2"/>
+          <w:numId w:val="5"/>
+        </w:numPr>
+        <w:autoSpaceDE/>
+        <w:autoSpaceDN/>
+        <w:spacing w:before="100" w:beforeAutospacing="1" w:after="100" w:afterAutospacing="1"/>
+      </w:pPr>
+      <w:r>
+        <w:t>Descarga el archivo ZIP de la librería.</w:t>
+      </w:r>
+    </w:p>
+    <w:p>
+      <w:pPr>
+        <w:widowControl/>
+        <w:numPr>
+          <w:ilvl w:val="2"/>
+          <w:numId w:val="5"/>
+        </w:numPr>
+        <w:autoSpaceDE/>
+        <w:autoSpaceDN/>
+        <w:spacing w:before="100" w:beforeAutospacing="1" w:after="100" w:afterAutospacing="1"/>
+      </w:pPr>
+      <w:r>
+        <w:t xml:space="preserve">En el Arduino IDE, ve a </w:t>
+      </w:r>
+      <w:r>
+        <w:rPr>
+          <w:rStyle w:val="Textoennegrita"/>
+        </w:rPr>
+        <w:t>Sketch</w:t>
+      </w:r>
+      <w:r>
+        <w:t xml:space="preserve"> &gt; </w:t>
+      </w:r>
+      <w:r>
+        <w:rPr>
+          <w:rStyle w:val="Textoennegrita"/>
+        </w:rPr>
+        <w:t>Include Library</w:t>
+      </w:r>
+      <w:r>
+        <w:t xml:space="preserve"> &gt; </w:t>
+      </w:r>
+      <w:r>
+        <w:rPr>
+          <w:rStyle w:val="Textoennegrita"/>
+        </w:rPr>
+        <w:t>Add .ZIP Library...</w:t>
+      </w:r>
+      <w:r>
+        <w:t>.</w:t>
+      </w:r>
+    </w:p>
+    <w:p>
+      <w:pPr>
+        <w:widowControl/>
+        <w:numPr>
+          <w:ilvl w:val="2"/>
+          <w:numId w:val="5"/>
+        </w:numPr>
+        <w:autoSpaceDE/>
+        <w:autoSpaceDN/>
+        <w:spacing w:before="100" w:beforeAutospacing="1" w:after="100" w:afterAutospacing="1"/>
+      </w:pPr>
+      <w:r>
+        <w:t xml:space="preserve">Selecciona el archivo ZIP descargado y haz clic en </w:t>
+      </w:r>
+      <w:r>
+        <w:rPr>
+          <w:rStyle w:val="Textoennegrita"/>
+        </w:rPr>
+        <w:t>Open</w:t>
+      </w:r>
+      <w:r>
+        <w:t xml:space="preserve"> para instalarlo.</w:t>
+      </w:r>
+    </w:p>
+    <w:p>
+      <w:pPr>
+        <w:widowControl/>
+        <w:numPr>
+          <w:ilvl w:val="1"/>
+          <w:numId w:val="5"/>
+        </w:numPr>
+        <w:autoSpaceDE/>
+        <w:autoSpaceDN/>
+        <w:spacing w:before="100" w:beforeAutospacing="1" w:after="100" w:afterAutospacing="1"/>
+      </w:pPr>
+      <w:r>
+        <w:t>O DTH sensor library for ESPx  de beegee_tokyo</w:t>
+      </w:r>
+      <w:r>
+        <w:t xml:space="preserve"> (recomendado)</w:t>
+      </w:r>
+    </w:p>
+    <w:p>
+      <w:pPr>
+        <w:widowControl/>
+        <w:numPr>
+          <w:ilvl w:val="1"/>
+          <w:numId w:val="5"/>
+        </w:numPr>
+        <w:autoSpaceDE/>
+        <w:autoSpaceDN/>
+        <w:spacing w:before="100" w:beforeAutospacing="1" w:after="100" w:afterAutospacing="1"/>
+      </w:pPr>
+      <w:r>
+        <w:rPr>
+          <w:noProof/>
+          <w:lang w:val="es-CO" w:eastAsia="es-CO"/>
+        </w:rPr>
+        <w:lastRenderedPageBreak/>
+        <w:drawing>
+          <wp:inline distT="0" distB="0" distL="0" distR="0" wp14:anchorId="71B473B8" wp14:editId="0232FD8F">
+            <wp:extent cx="3105583" cy="3886742"/>
+            <wp:effectExtent l="0" t="0" r="0" b="0"/>
+            <wp:docPr id="1" name="Imagen 1"/>
+            <wp:cNvGraphicFramePr>
+              <a:graphicFrameLocks xmlns:a="http://schemas.openxmlformats.org/drawingml/2006/main" noChangeAspect="1"/>
+            </wp:cNvGraphicFramePr>
+            <a:graphic xmlns:a="http://schemas.openxmlformats.org/drawingml/2006/main">
+              <a:graphicData uri="http://schemas.openxmlformats.org/drawingml/2006/picture">
+                <pic:pic xmlns:pic="http://schemas.openxmlformats.org/drawingml/2006/picture">
+                  <pic:nvPicPr>
+                    <pic:cNvPr id="1" name="Captura de pantalla 2024-08-15 085435.png"/>
+                    <pic:cNvPicPr/>
+                  </pic:nvPicPr>
+                  <pic:blipFill>
+                    <a:blip r:embed="rId12">
+                      <a:extLst>
+                        <a:ext uri="{28A0092B-C50C-407E-A947-70E740481C1C}">
+                          <a14:useLocalDpi xmlns:a14="http://schemas.microsoft.com/office/drawing/2010/main" val="0"/>
+                        </a:ext>
+                      </a:extLst>
+                    </a:blip>
+                    <a:stretch>
+                      <a:fillRect/>
+                    </a:stretch>
+                  </pic:blipFill>
+                  <pic:spPr>
+                    <a:xfrm>
+                      <a:off x="0" y="0"/>
+                      <a:ext cx="3105583" cy="3886742"/>
+                    </a:xfrm>
+                    <a:prstGeom prst="rect">
+                      <a:avLst/>
+                    </a:prstGeom>
+                  </pic:spPr>
+                </pic:pic>
+              </a:graphicData>
+            </a:graphic>
+          </wp:inline>
+        </w:drawing>
+      </w:r>
+      <w:bookmarkStart w:id="0" w:name="_GoBack"/>
+      <w:bookmarkEnd w:id="0"/>
+    </w:p>
+    <w:p>
+      <w:pPr>
+        <w:pStyle w:val="NormalWeb"/>
+      </w:pPr>
+      <w:r>
+        <w:rPr>
+          <w:rStyle w:val="Textoennegrita"/>
+        </w:rPr>
+        <w:t>Video de Referencia para Instalación de Librerías:</w:t>
+      </w:r>
+    </w:p>
+    <w:p>
+      <w:pPr>
+        <w:widowControl/>
+        <w:numPr>
+          <w:ilvl w:val="0"/>
           <w:numId w:val="6"/>
         </w:numPr>
         <w:autoSpaceDE/>
         <w:autoSpaceDN/>
         <w:spacing w:before="100" w:beforeAutospacing="1" w:after="100" w:afterAutospacing="1"/>
       </w:pPr>
-      <w:r>
-        <w:t>Descarga el archivo ZIP de la librería.</w:t>
-      </w:r>
-    </w:p>
-    <w:p>
-      <w:pPr>
-        <w:widowControl/>
-        <w:numPr>
-          <w:ilvl w:val="2"/>
-          <w:numId w:val="6"/>
-        </w:numPr>
-        <w:autoSpaceDE/>
-        <w:autoSpaceDN/>
-        <w:spacing w:before="100" w:beforeAutospacing="1" w:after="100" w:afterAutospacing="1"/>
-      </w:pPr>
-      <w:r>
-        <w:t xml:space="preserve">En el Arduino IDE, ve a </w:t>
-      </w:r>
-      <w:r>
-        <w:rPr>
-          <w:rStyle w:val="Textoennegrita"/>
-        </w:rPr>
-        <w:t>Sketch</w:t>
-      </w:r>
-      <w:r>
-        <w:t xml:space="preserve"> &gt; </w:t>
-      </w:r>
-      <w:r>
-        <w:rPr>
-          <w:rStyle w:val="Textoennegrita"/>
-        </w:rPr>
-        <w:t>Include Library</w:t>
-      </w:r>
-      <w:r>
-        <w:t xml:space="preserve"> &gt; </w:t>
-      </w:r>
-      <w:r>
-        <w:rPr>
-          <w:rStyle w:val="Textoennegrita"/>
-        </w:rPr>
-        <w:t>Add .ZIP Library...</w:t>
-      </w:r>
-      <w:r>
-        <w:t>.</w:t>
-      </w:r>
-    </w:p>
-    <w:p>
-      <w:pPr>
-        <w:widowControl/>
-        <w:numPr>
-          <w:ilvl w:val="2"/>
-          <w:numId w:val="6"/>
-        </w:numPr>
-        <w:autoSpaceDE/>
-        <w:autoSpaceDN/>
-        <w:spacing w:before="100" w:beforeAutospacing="1" w:after="100" w:afterAutospacing="1"/>
-      </w:pPr>
-      <w:r>
-        <w:t xml:space="preserve">Selecciona el archivo ZIP descargado y haz clic en </w:t>
-      </w:r>
-      <w:r>
-        <w:rPr>
-          <w:rStyle w:val="Textoennegrita"/>
-        </w:rPr>
-        <w:t>Open</w:t>
-      </w:r>
-      <w:r>
-        <w:t xml:space="preserve"> para instalarlo.</w:t>
-      </w:r>
-    </w:p>
-    <w:p>
-      <w:pPr>
-        <w:pStyle w:val="NormalWeb"/>
-      </w:pPr>
-      <w:r>
-        <w:rPr>
-          <w:rStyle w:val="Textoennegrita"/>
-        </w:rPr>
-        <w:t>Video de Referencia para Instalación de Librerías:</w:t>
-      </w:r>
-    </w:p>
-    <w:p>
-      <w:pPr>
-        <w:widowControl/>
-        <w:numPr>
-          <w:ilvl w:val="0"/>
-          <w:numId w:val="7"/>
-        </w:numPr>
-        <w:autoSpaceDE/>
-        <w:autoSpaceDN/>
-        <w:spacing w:before="100" w:beforeAutospacing="1" w:after="100" w:afterAutospacing="1"/>
-      </w:pPr>
-      <w:hyperlink r:id="rId12" w:tgtFrame="_new" w:history="1">
+      <w:hyperlink r:id="rId13" w:tgtFrame="_new" w:history="1">
         <w:r>
           <w:rPr>
             <w:rStyle w:val="Hipervnculo"/>
@@ -3123,7 +3176,6 @@
           <w:rFonts w:eastAsia="Times New Roman"/>
           <w:lang w:eastAsia="es-CO"/>
         </w:rPr>
-        <w:lastRenderedPageBreak/>
         <w:t xml:space="preserve">Descripción del </w:t>
       </w:r>
       <w:r>
@@ -3244,7 +3296,7 @@
           <w:noProof/>
           <w:sz w:val="20"/>
           <w:szCs w:val="20"/>
-          <w:lang w:eastAsia="es-CO"/>
+          <w:lang w:val="es-CO" w:eastAsia="es-CO"/>
         </w:rPr>
         <w:drawing>
           <wp:inline distT="0" distB="0" distL="0" distR="0" wp14:anchorId="49FE120A" wp14:editId="15D5918E">
@@ -3262,7 +3314,7 @@
                     <pic:cNvPicPr/>
                   </pic:nvPicPr>
                   <pic:blipFill>
-                    <a:blip r:embed="rId13">
+                    <a:blip r:embed="rId14">
                       <a:extLst>
                         <a:ext uri="{28A0092B-C50C-407E-A947-70E740481C1C}">
                           <a14:useLocalDpi xmlns:a14="http://schemas.microsoft.com/office/drawing/2010/main" val="0"/>
@@ -3294,7 +3346,7 @@
         <w:widowControl/>
         <w:numPr>
           <w:ilvl w:val="0"/>
-          <w:numId w:val="8"/>
+          <w:numId w:val="7"/>
         </w:numPr>
         <w:autoSpaceDE/>
         <w:autoSpaceDN/>
@@ -3315,6 +3367,7 @@
           <w:szCs w:val="20"/>
           <w:lang w:eastAsia="es-CO"/>
         </w:rPr>
+        <w:lastRenderedPageBreak/>
         <w:t>#include &lt;WiFi.h&gt;</w:t>
       </w:r>
       <w:r>
@@ -3332,7 +3385,7 @@
         <w:widowControl/>
         <w:numPr>
           <w:ilvl w:val="0"/>
-          <w:numId w:val="8"/>
+          <w:numId w:val="7"/>
         </w:numPr>
         <w:autoSpaceDE/>
         <w:autoSpaceDN/>
@@ -3370,7 +3423,7 @@
         <w:widowControl/>
         <w:numPr>
           <w:ilvl w:val="0"/>
-          <w:numId w:val="8"/>
+          <w:numId w:val="7"/>
         </w:numPr>
         <w:autoSpaceDE/>
         <w:autoSpaceDN/>
@@ -3408,7 +3461,7 @@
         <w:widowControl/>
         <w:numPr>
           <w:ilvl w:val="0"/>
-          <w:numId w:val="8"/>
+          <w:numId w:val="7"/>
         </w:numPr>
         <w:autoSpaceDE/>
         <w:autoSpaceDN/>
@@ -3446,7 +3499,7 @@
         <w:widowControl/>
         <w:numPr>
           <w:ilvl w:val="0"/>
-          <w:numId w:val="8"/>
+          <w:numId w:val="7"/>
         </w:numPr>
         <w:autoSpaceDE/>
         <w:autoSpaceDN/>
@@ -3484,7 +3537,7 @@
         <w:widowControl/>
         <w:numPr>
           <w:ilvl w:val="0"/>
-          <w:numId w:val="8"/>
+          <w:numId w:val="7"/>
         </w:numPr>
         <w:autoSpaceDE/>
         <w:autoSpaceDN/>
@@ -3550,7 +3603,7 @@
           <w:noProof/>
           <w:sz w:val="20"/>
           <w:szCs w:val="20"/>
-          <w:lang w:eastAsia="es-CO"/>
+          <w:lang w:val="es-CO" w:eastAsia="es-CO"/>
         </w:rPr>
         <w:drawing>
           <wp:inline distT="0" distB="0" distL="0" distR="0" wp14:anchorId="47B9B41A" wp14:editId="435FF54A">
@@ -3568,7 +3621,7 @@
                     <pic:cNvPicPr/>
                   </pic:nvPicPr>
                   <pic:blipFill>
-                    <a:blip r:embed="rId14">
+                    <a:blip r:embed="rId15">
                       <a:extLst>
                         <a:ext uri="{28A0092B-C50C-407E-A947-70E740481C1C}">
                           <a14:useLocalDpi xmlns:a14="http://schemas.microsoft.com/office/drawing/2010/main" val="0"/>
@@ -3600,7 +3653,7 @@
         <w:widowControl/>
         <w:numPr>
           <w:ilvl w:val="0"/>
-          <w:numId w:val="9"/>
+          <w:numId w:val="8"/>
         </w:numPr>
         <w:autoSpaceDE/>
         <w:autoSpaceDN/>
@@ -3638,7 +3691,7 @@
         <w:widowControl/>
         <w:numPr>
           <w:ilvl w:val="0"/>
-          <w:numId w:val="9"/>
+          <w:numId w:val="8"/>
         </w:numPr>
         <w:autoSpaceDE/>
         <w:autoSpaceDN/>
@@ -3704,7 +3757,7 @@
           <w:noProof/>
           <w:sz w:val="20"/>
           <w:szCs w:val="20"/>
-          <w:lang w:eastAsia="es-CO"/>
+          <w:lang w:val="es-CO" w:eastAsia="es-CO"/>
         </w:rPr>
         <w:drawing>
           <wp:inline distT="0" distB="0" distL="0" distR="0" wp14:anchorId="0BBB4E53" wp14:editId="630A1580">
@@ -3722,7 +3775,7 @@
                     <pic:cNvPicPr/>
                   </pic:nvPicPr>
                   <pic:blipFill>
-                    <a:blip r:embed="rId15">
+                    <a:blip r:embed="rId16">
                       <a:extLst>
                         <a:ext uri="{28A0092B-C50C-407E-A947-70E740481C1C}">
                           <a14:useLocalDpi xmlns:a14="http://schemas.microsoft.com/office/drawing/2010/main" val="0"/>
@@ -3754,7 +3807,7 @@
         <w:widowControl/>
         <w:numPr>
           <w:ilvl w:val="0"/>
-          <w:numId w:val="10"/>
+          <w:numId w:val="9"/>
         </w:numPr>
         <w:autoSpaceDE/>
         <w:autoSpaceDN/>
@@ -3820,9 +3873,8 @@
           <w:noProof/>
           <w:sz w:val="20"/>
           <w:szCs w:val="20"/>
-          <w:lang w:eastAsia="es-CO"/>
-        </w:rPr>
-        <w:lastRenderedPageBreak/>
+          <w:lang w:val="es-CO" w:eastAsia="es-CO"/>
+        </w:rPr>
         <w:drawing>
           <wp:inline distT="0" distB="0" distL="0" distR="0" wp14:anchorId="60FB7CC4" wp14:editId="78C827FC">
             <wp:extent cx="6159500" cy="906145"/>
@@ -3839,7 +3891,7 @@
                     <pic:cNvPicPr/>
                   </pic:nvPicPr>
                   <pic:blipFill>
-                    <a:blip r:embed="rId16">
+                    <a:blip r:embed="rId17">
                       <a:extLst>
                         <a:ext uri="{28A0092B-C50C-407E-A947-70E740481C1C}">
                           <a14:useLocalDpi xmlns:a14="http://schemas.microsoft.com/office/drawing/2010/main" val="0"/>
@@ -3871,7 +3923,7 @@
         <w:widowControl/>
         <w:numPr>
           <w:ilvl w:val="0"/>
-          <w:numId w:val="11"/>
+          <w:numId w:val="10"/>
         </w:numPr>
         <w:autoSpaceDE/>
         <w:autoSpaceDN/>
@@ -3909,7 +3961,7 @@
         <w:widowControl/>
         <w:numPr>
           <w:ilvl w:val="0"/>
-          <w:numId w:val="11"/>
+          <w:numId w:val="10"/>
         </w:numPr>
         <w:autoSpaceDE/>
         <w:autoSpaceDN/>
@@ -3975,7 +4027,7 @@
           <w:noProof/>
           <w:sz w:val="20"/>
           <w:szCs w:val="20"/>
-          <w:lang w:eastAsia="es-CO"/>
+          <w:lang w:val="es-CO" w:eastAsia="es-CO"/>
         </w:rPr>
         <w:drawing>
           <wp:inline distT="0" distB="0" distL="0" distR="0" wp14:anchorId="332A4581" wp14:editId="70ACED29">
@@ -3993,7 +4045,7 @@
                     <pic:cNvPicPr/>
                   </pic:nvPicPr>
                   <pic:blipFill>
-                    <a:blip r:embed="rId17">
+                    <a:blip r:embed="rId18">
                       <a:extLst>
                         <a:ext uri="{28A0092B-C50C-407E-A947-70E740481C1C}">
                           <a14:useLocalDpi xmlns:a14="http://schemas.microsoft.com/office/drawing/2010/main" val="0"/>
@@ -4025,7 +4077,7 @@
         <w:widowControl/>
         <w:numPr>
           <w:ilvl w:val="0"/>
-          <w:numId w:val="12"/>
+          <w:numId w:val="11"/>
         </w:numPr>
         <w:autoSpaceDE/>
         <w:autoSpaceDN/>
@@ -4091,8 +4143,9 @@
           <w:noProof/>
           <w:sz w:val="20"/>
           <w:szCs w:val="20"/>
-          <w:lang w:eastAsia="es-CO"/>
-        </w:rPr>
+          <w:lang w:val="es-CO" w:eastAsia="es-CO"/>
+        </w:rPr>
+        <w:lastRenderedPageBreak/>
         <w:drawing>
           <wp:inline distT="0" distB="0" distL="0" distR="0" wp14:anchorId="17030D41" wp14:editId="6A038624">
             <wp:extent cx="4486901" cy="1000265"/>
@@ -4109,7 +4162,7 @@
                     <pic:cNvPicPr/>
                   </pic:nvPicPr>
                   <pic:blipFill>
-                    <a:blip r:embed="rId18">
+                    <a:blip r:embed="rId19">
                       <a:extLst>
                         <a:ext uri="{28A0092B-C50C-407E-A947-70E740481C1C}">
                           <a14:useLocalDpi xmlns:a14="http://schemas.microsoft.com/office/drawing/2010/main" val="0"/>
@@ -4141,7 +4194,7 @@
         <w:widowControl/>
         <w:numPr>
           <w:ilvl w:val="0"/>
-          <w:numId w:val="13"/>
+          <w:numId w:val="12"/>
         </w:numPr>
         <w:autoSpaceDE/>
         <w:autoSpaceDN/>
@@ -4179,7 +4232,7 @@
         <w:widowControl/>
         <w:numPr>
           <w:ilvl w:val="0"/>
-          <w:numId w:val="13"/>
+          <w:numId w:val="12"/>
         </w:numPr>
         <w:autoSpaceDE/>
         <w:autoSpaceDN/>
@@ -4245,7 +4298,7 @@
           <w:noProof/>
           <w:sz w:val="20"/>
           <w:szCs w:val="20"/>
-          <w:lang w:eastAsia="es-CO"/>
+          <w:lang w:val="es-CO" w:eastAsia="es-CO"/>
         </w:rPr>
         <w:drawing>
           <wp:inline distT="0" distB="0" distL="0" distR="0" wp14:anchorId="13EB4B0A" wp14:editId="05575611">
@@ -4263,7 +4316,7 @@
                     <pic:cNvPicPr/>
                   </pic:nvPicPr>
                   <pic:blipFill>
-                    <a:blip r:embed="rId19">
+                    <a:blip r:embed="rId20">
                       <a:extLst>
                         <a:ext uri="{28A0092B-C50C-407E-A947-70E740481C1C}">
                           <a14:useLocalDpi xmlns:a14="http://schemas.microsoft.com/office/drawing/2010/main" val="0"/>
@@ -4295,7 +4348,7 @@
         <w:widowControl/>
         <w:numPr>
           <w:ilvl w:val="0"/>
-          <w:numId w:val="14"/>
+          <w:numId w:val="13"/>
         </w:numPr>
         <w:autoSpaceDE/>
         <w:autoSpaceDN/>
@@ -4333,7 +4386,7 @@
         <w:widowControl/>
         <w:numPr>
           <w:ilvl w:val="0"/>
-          <w:numId w:val="14"/>
+          <w:numId w:val="13"/>
         </w:numPr>
         <w:autoSpaceDE/>
         <w:autoSpaceDN/>
@@ -4399,7 +4452,7 @@
           <w:noProof/>
           <w:sz w:val="20"/>
           <w:szCs w:val="20"/>
-          <w:lang w:eastAsia="es-CO"/>
+          <w:lang w:val="es-CO" w:eastAsia="es-CO"/>
         </w:rPr>
         <w:drawing>
           <wp:inline distT="0" distB="0" distL="0" distR="0" wp14:anchorId="6BD85949" wp14:editId="3A4D8B34">
@@ -4417,7 +4470,7 @@
                     <pic:cNvPicPr/>
                   </pic:nvPicPr>
                   <pic:blipFill>
-                    <a:blip r:embed="rId20">
+                    <a:blip r:embed="rId21">
                       <a:extLst>
                         <a:ext uri="{28A0092B-C50C-407E-A947-70E740481C1C}">
                           <a14:useLocalDpi xmlns:a14="http://schemas.microsoft.com/office/drawing/2010/main" val="0"/>
@@ -4449,7 +4502,7 @@
         <w:widowControl/>
         <w:numPr>
           <w:ilvl w:val="0"/>
-          <w:numId w:val="15"/>
+          <w:numId w:val="14"/>
         </w:numPr>
         <w:autoSpaceDE/>
         <w:autoSpaceDN/>
@@ -4487,7 +4540,7 @@
         <w:widowControl/>
         <w:numPr>
           <w:ilvl w:val="0"/>
-          <w:numId w:val="15"/>
+          <w:numId w:val="14"/>
         </w:numPr>
         <w:autoSpaceDE/>
         <w:autoSpaceDN/>
@@ -4553,9 +4606,8 @@
           <w:noProof/>
           <w:sz w:val="20"/>
           <w:szCs w:val="20"/>
-          <w:lang w:eastAsia="es-CO"/>
-        </w:rPr>
-        <w:lastRenderedPageBreak/>
+          <w:lang w:val="es-CO" w:eastAsia="es-CO"/>
+        </w:rPr>
         <w:drawing>
           <wp:inline distT="0" distB="0" distL="0" distR="0" wp14:anchorId="6CC2EBF6" wp14:editId="19D7C22F">
             <wp:extent cx="4143953" cy="743054"/>
@@ -4572,7 +4624,7 @@
                     <pic:cNvPicPr/>
                   </pic:nvPicPr>
                   <pic:blipFill>
-                    <a:blip r:embed="rId21">
+                    <a:blip r:embed="rId22">
                       <a:extLst>
                         <a:ext uri="{28A0092B-C50C-407E-A947-70E740481C1C}">
                           <a14:useLocalDpi xmlns:a14="http://schemas.microsoft.com/office/drawing/2010/main" val="0"/>
@@ -4604,7 +4656,7 @@
         <w:widowControl/>
         <w:numPr>
           <w:ilvl w:val="0"/>
-          <w:numId w:val="16"/>
+          <w:numId w:val="15"/>
         </w:numPr>
         <w:autoSpaceDE/>
         <w:autoSpaceDN/>
@@ -4688,8 +4740,9 @@
           <w:noProof/>
           <w:sz w:val="20"/>
           <w:szCs w:val="20"/>
-          <w:lang w:eastAsia="es-CO"/>
-        </w:rPr>
+          <w:lang w:val="es-CO" w:eastAsia="es-CO"/>
+        </w:rPr>
+        <w:lastRenderedPageBreak/>
         <w:drawing>
           <wp:inline distT="0" distB="0" distL="0" distR="0" wp14:anchorId="36C80115" wp14:editId="60AD4027">
             <wp:extent cx="6522334" cy="3524078"/>
@@ -4706,7 +4759,7 @@
                     <pic:cNvPicPr/>
                   </pic:nvPicPr>
                   <pic:blipFill>
-                    <a:blip r:embed="rId22">
+                    <a:blip r:embed="rId23">
                       <a:extLst>
                         <a:ext uri="{28A0092B-C50C-407E-A947-70E740481C1C}">
                           <a14:useLocalDpi xmlns:a14="http://schemas.microsoft.com/office/drawing/2010/main" val="0"/>
@@ -4738,7 +4791,7 @@
         <w:widowControl/>
         <w:numPr>
           <w:ilvl w:val="0"/>
-          <w:numId w:val="17"/>
+          <w:numId w:val="16"/>
         </w:numPr>
         <w:autoSpaceDE/>
         <w:autoSpaceDN/>
@@ -4776,7 +4829,7 @@
         <w:widowControl/>
         <w:numPr>
           <w:ilvl w:val="1"/>
-          <w:numId w:val="17"/>
+          <w:numId w:val="16"/>
         </w:numPr>
         <w:autoSpaceDE/>
         <w:autoSpaceDN/>
@@ -4814,7 +4867,7 @@
         <w:widowControl/>
         <w:numPr>
           <w:ilvl w:val="2"/>
-          <w:numId w:val="17"/>
+          <w:numId w:val="16"/>
         </w:numPr>
         <w:autoSpaceDE/>
         <w:autoSpaceDN/>
@@ -4852,7 +4905,7 @@
         <w:widowControl/>
         <w:numPr>
           <w:ilvl w:val="2"/>
-          <w:numId w:val="17"/>
+          <w:numId w:val="16"/>
         </w:numPr>
         <w:autoSpaceDE/>
         <w:autoSpaceDN/>
@@ -4890,7 +4943,7 @@
         <w:widowControl/>
         <w:numPr>
           <w:ilvl w:val="1"/>
-          <w:numId w:val="17"/>
+          <w:numId w:val="16"/>
         </w:numPr>
         <w:autoSpaceDE/>
         <w:autoSpaceDN/>
@@ -4928,7 +4981,7 @@
         <w:widowControl/>
         <w:numPr>
           <w:ilvl w:val="2"/>
-          <w:numId w:val="17"/>
+          <w:numId w:val="16"/>
         </w:numPr>
         <w:autoSpaceDE/>
         <w:autoSpaceDN/>
@@ -4966,7 +5019,7 @@
         <w:widowControl/>
         <w:numPr>
           <w:ilvl w:val="2"/>
-          <w:numId w:val="17"/>
+          <w:numId w:val="16"/>
         </w:numPr>
         <w:autoSpaceDE/>
         <w:autoSpaceDN/>
@@ -5004,7 +5057,7 @@
         <w:widowControl/>
         <w:numPr>
           <w:ilvl w:val="2"/>
-          <w:numId w:val="17"/>
+          <w:numId w:val="16"/>
         </w:numPr>
         <w:autoSpaceDE/>
         <w:autoSpaceDN/>
@@ -5042,7 +5095,7 @@
         <w:widowControl/>
         <w:numPr>
           <w:ilvl w:val="2"/>
-          <w:numId w:val="17"/>
+          <w:numId w:val="16"/>
         </w:numPr>
         <w:autoSpaceDE/>
         <w:autoSpaceDN/>
@@ -5080,7 +5133,7 @@
         <w:widowControl/>
         <w:numPr>
           <w:ilvl w:val="2"/>
-          <w:numId w:val="17"/>
+          <w:numId w:val="16"/>
         </w:numPr>
         <w:autoSpaceDE/>
         <w:autoSpaceDN/>
@@ -5118,7 +5171,7 @@
         <w:widowControl/>
         <w:numPr>
           <w:ilvl w:val="2"/>
-          <w:numId w:val="17"/>
+          <w:numId w:val="16"/>
         </w:numPr>
         <w:autoSpaceDE/>
         <w:autoSpaceDN/>
@@ -5139,7 +5192,6 @@
           <w:szCs w:val="20"/>
           <w:lang w:eastAsia="es-CO"/>
         </w:rPr>
-        <w:lastRenderedPageBreak/>
         <w:t>if (strcmp(command, "on") == 0)</w:t>
       </w:r>
       <w:r>
@@ -5157,7 +5209,7 @@
         <w:widowControl/>
         <w:numPr>
           <w:ilvl w:val="2"/>
-          <w:numId w:val="17"/>
+          <w:numId w:val="16"/>
         </w:numPr>
         <w:autoSpaceDE/>
         <w:autoSpaceDN/>
@@ -5195,7 +5247,7 @@
         <w:widowControl/>
         <w:numPr>
           <w:ilvl w:val="2"/>
-          <w:numId w:val="17"/>
+          <w:numId w:val="16"/>
         </w:numPr>
         <w:autoSpaceDE/>
         <w:autoSpaceDN/>
@@ -5233,7 +5285,7 @@
         <w:widowControl/>
         <w:numPr>
           <w:ilvl w:val="2"/>
-          <w:numId w:val="17"/>
+          <w:numId w:val="16"/>
         </w:numPr>
         <w:autoSpaceDE/>
         <w:autoSpaceDN/>
@@ -5271,7 +5323,7 @@
         <w:widowControl/>
         <w:numPr>
           <w:ilvl w:val="2"/>
-          <w:numId w:val="17"/>
+          <w:numId w:val="16"/>
         </w:numPr>
         <w:autoSpaceDE/>
         <w:autoSpaceDN/>
@@ -5309,7 +5361,7 @@
         <w:widowControl/>
         <w:numPr>
           <w:ilvl w:val="2"/>
-          <w:numId w:val="17"/>
+          <w:numId w:val="16"/>
         </w:numPr>
         <w:autoSpaceDE/>
         <w:autoSpaceDN/>
@@ -5330,6 +5382,7 @@
           <w:szCs w:val="20"/>
           <w:lang w:eastAsia="es-CO"/>
         </w:rPr>
+        <w:lastRenderedPageBreak/>
         <w:t>server.send(400, "application/json", "{\"status\":\"error\", \"message\":\"No command provided\"}")</w:t>
       </w:r>
       <w:r>
@@ -5375,7 +5428,7 @@
           <w:noProof/>
           <w:sz w:val="20"/>
           <w:szCs w:val="20"/>
-          <w:lang w:eastAsia="es-CO"/>
+          <w:lang w:val="es-CO" w:eastAsia="es-CO"/>
         </w:rPr>
         <w:drawing>
           <wp:inline distT="0" distB="0" distL="0" distR="0" wp14:anchorId="1216B613" wp14:editId="20ADBBEB">
@@ -5393,7 +5446,7 @@
                     <pic:cNvPicPr/>
                   </pic:nvPicPr>
                   <pic:blipFill>
-                    <a:blip r:embed="rId23">
+                    <a:blip r:embed="rId24">
                       <a:extLst>
                         <a:ext uri="{28A0092B-C50C-407E-A947-70E740481C1C}">
                           <a14:useLocalDpi xmlns:a14="http://schemas.microsoft.com/office/drawing/2010/main" val="0"/>
@@ -5425,7 +5478,7 @@
         <w:widowControl/>
         <w:numPr>
           <w:ilvl w:val="0"/>
-          <w:numId w:val="18"/>
+          <w:numId w:val="17"/>
         </w:numPr>
         <w:autoSpaceDE/>
         <w:autoSpaceDN/>
@@ -5463,7 +5516,7 @@
         <w:widowControl/>
         <w:numPr>
           <w:ilvl w:val="1"/>
-          <w:numId w:val="18"/>
+          <w:numId w:val="17"/>
         </w:numPr>
         <w:autoSpaceDE/>
         <w:autoSpaceDN/>
@@ -5501,7 +5554,7 @@
         <w:widowControl/>
         <w:numPr>
           <w:ilvl w:val="1"/>
-          <w:numId w:val="18"/>
+          <w:numId w:val="17"/>
         </w:numPr>
         <w:autoSpaceDE/>
         <w:autoSpaceDN/>
@@ -5539,7 +5592,7 @@
         <w:widowControl/>
         <w:numPr>
           <w:ilvl w:val="1"/>
-          <w:numId w:val="18"/>
+          <w:numId w:val="17"/>
         </w:numPr>
         <w:autoSpaceDE/>
         <w:autoSpaceDN/>
@@ -5577,7 +5630,7 @@
         <w:widowControl/>
         <w:numPr>
           <w:ilvl w:val="1"/>
-          <w:numId w:val="18"/>
+          <w:numId w:val="17"/>
         </w:numPr>
         <w:autoSpaceDE/>
         <w:autoSpaceDN/>
@@ -5615,7 +5668,7 @@
         <w:widowControl/>
         <w:numPr>
           <w:ilvl w:val="1"/>
-          <w:numId w:val="18"/>
+          <w:numId w:val="17"/>
         </w:numPr>
         <w:autoSpaceDE/>
         <w:autoSpaceDN/>
@@ -5653,7 +5706,7 @@
         <w:widowControl/>
         <w:numPr>
           <w:ilvl w:val="1"/>
-          <w:numId w:val="18"/>
+          <w:numId w:val="17"/>
         </w:numPr>
         <w:autoSpaceDE/>
         <w:autoSpaceDN/>
@@ -5674,7 +5727,6 @@
           <w:szCs w:val="20"/>
           <w:lang w:eastAsia="es-CO"/>
         </w:rPr>
-        <w:lastRenderedPageBreak/>
         <w:t>while (WiFi.status() != WL_CONNECTED)</w:t>
       </w:r>
       <w:r>
@@ -5692,7 +5744,7 @@
         <w:widowControl/>
         <w:numPr>
           <w:ilvl w:val="2"/>
-          <w:numId w:val="18"/>
+          <w:numId w:val="17"/>
         </w:numPr>
         <w:autoSpaceDE/>
         <w:autoSpaceDN/>
@@ -5730,7 +5782,7 @@
         <w:widowControl/>
         <w:numPr>
           <w:ilvl w:val="2"/>
-          <w:numId w:val="18"/>
+          <w:numId w:val="17"/>
         </w:numPr>
         <w:autoSpaceDE/>
         <w:autoSpaceDN/>
@@ -5768,7 +5820,7 @@
         <w:widowControl/>
         <w:numPr>
           <w:ilvl w:val="1"/>
-          <w:numId w:val="18"/>
+          <w:numId w:val="17"/>
         </w:numPr>
         <w:autoSpaceDE/>
         <w:autoSpaceDN/>
@@ -5806,7 +5858,7 @@
         <w:widowControl/>
         <w:numPr>
           <w:ilvl w:val="1"/>
-          <w:numId w:val="18"/>
+          <w:numId w:val="17"/>
         </w:numPr>
         <w:autoSpaceDE/>
         <w:autoSpaceDN/>
@@ -5844,7 +5896,7 @@
         <w:widowControl/>
         <w:numPr>
           <w:ilvl w:val="1"/>
-          <w:numId w:val="18"/>
+          <w:numId w:val="17"/>
         </w:numPr>
         <w:autoSpaceDE/>
         <w:autoSpaceDN/>
@@ -5865,6 +5917,7 @@
           <w:szCs w:val="20"/>
           <w:lang w:eastAsia="es-CO"/>
         </w:rPr>
+        <w:lastRenderedPageBreak/>
         <w:t>server.on("/control", HTTP_OPTIONS, inicio)</w:t>
       </w:r>
       <w:r>
@@ -5918,7 +5971,7 @@
         <w:widowControl/>
         <w:numPr>
           <w:ilvl w:val="1"/>
-          <w:numId w:val="18"/>
+          <w:numId w:val="17"/>
         </w:numPr>
         <w:autoSpaceDE/>
         <w:autoSpaceDN/>
@@ -5992,7 +6045,7 @@
         <w:widowControl/>
         <w:numPr>
           <w:ilvl w:val="1"/>
-          <w:numId w:val="18"/>
+          <w:numId w:val="17"/>
         </w:numPr>
         <w:autoSpaceDE/>
         <w:autoSpaceDN/>
@@ -6030,7 +6083,7 @@
         <w:widowControl/>
         <w:numPr>
           <w:ilvl w:val="1"/>
-          <w:numId w:val="18"/>
+          <w:numId w:val="17"/>
         </w:numPr>
         <w:autoSpaceDE/>
         <w:autoSpaceDN/>
@@ -6068,7 +6121,7 @@
         <w:widowControl/>
         <w:numPr>
           <w:ilvl w:val="1"/>
-          <w:numId w:val="18"/>
+          <w:numId w:val="17"/>
         </w:numPr>
         <w:autoSpaceDE/>
         <w:autoSpaceDN/>
@@ -6155,7 +6208,7 @@
                     <pic:cNvPicPr/>
                   </pic:nvPicPr>
                   <pic:blipFill>
-                    <a:blip r:embed="rId24">
+                    <a:blip r:embed="rId25">
                       <a:extLst>
                         <a:ext uri="{28A0092B-C50C-407E-A947-70E740481C1C}">
                           <a14:useLocalDpi xmlns:a14="http://schemas.microsoft.com/office/drawing/2010/main" val="0"/>
@@ -6187,7 +6240,7 @@
         <w:widowControl/>
         <w:numPr>
           <w:ilvl w:val="0"/>
-          <w:numId w:val="43"/>
+          <w:numId w:val="31"/>
         </w:numPr>
         <w:autoSpaceDE/>
         <w:autoSpaceDN/>
@@ -6220,16 +6273,7 @@
           <w:b/>
           <w:bCs/>
         </w:rPr>
-        <w:t xml:space="preserve"> </w:t>
-      </w:r>
-      <w:r>
-        <w:rPr>
-          <w:rStyle w:val="CdigoHTML"/>
-          <w:rFonts w:eastAsia="Arial MT"/>
-          <w:b/>
-          <w:bCs/>
-        </w:rPr>
-        <w:t>loop()</w:t>
+        <w:t xml:space="preserve"> loop()</w:t>
       </w:r>
       <w:r>
         <w:t>realiza dos tareas principales:</w:t>
@@ -6240,7 +6284,7 @@
         <w:widowControl/>
         <w:numPr>
           <w:ilvl w:val="1"/>
-          <w:numId w:val="43"/>
+          <w:numId w:val="31"/>
         </w:numPr>
         <w:autoSpaceDE/>
         <w:autoSpaceDN/>
@@ -6261,7 +6305,7 @@
         <w:widowControl/>
         <w:numPr>
           <w:ilvl w:val="2"/>
-          <w:numId w:val="43"/>
+          <w:numId w:val="31"/>
         </w:numPr>
         <w:autoSpaceDE/>
         <w:autoSpaceDN/>
@@ -6319,7 +6363,7 @@
         <w:widowControl/>
         <w:numPr>
           <w:ilvl w:val="2"/>
-          <w:numId w:val="43"/>
+          <w:numId w:val="31"/>
         </w:numPr>
         <w:autoSpaceDE/>
         <w:autoSpaceDN/>
@@ -6357,7 +6401,7 @@
         <w:widowControl/>
         <w:numPr>
           <w:ilvl w:val="1"/>
-          <w:numId w:val="43"/>
+          <w:numId w:val="31"/>
         </w:numPr>
         <w:autoSpaceDE/>
         <w:autoSpaceDN/>
@@ -6416,7 +6460,7 @@
         <w:widowControl/>
         <w:numPr>
           <w:ilvl w:val="1"/>
-          <w:numId w:val="50"/>
+          <w:numId w:val="33"/>
         </w:numPr>
         <w:autoSpaceDE/>
         <w:autoSpaceDN/>
@@ -6525,7 +6569,7 @@
                     <pic:cNvPicPr/>
                   </pic:nvPicPr>
                   <pic:blipFill>
-                    <a:blip r:embed="rId25">
+                    <a:blip r:embed="rId26">
                       <a:extLst>
                         <a:ext uri="{28A0092B-C50C-407E-A947-70E740481C1C}">
                           <a14:useLocalDpi xmlns:a14="http://schemas.microsoft.com/office/drawing/2010/main" val="0"/>
@@ -6558,7 +6602,7 @@
         <w:widowControl/>
         <w:numPr>
           <w:ilvl w:val="1"/>
-          <w:numId w:val="50"/>
+          <w:numId w:val="33"/>
         </w:numPr>
         <w:autoSpaceDE/>
         <w:autoSpaceDN/>
@@ -6579,7 +6623,6 @@
           <w:szCs w:val="20"/>
           <w:lang w:val="es-CO" w:eastAsia="es-CO"/>
         </w:rPr>
-        <w:lastRenderedPageBreak/>
         <w:t>millis() - dataMillis &gt; 15000</w:t>
       </w:r>
       <w:r>
@@ -6618,7 +6661,7 @@
         <w:widowControl/>
         <w:numPr>
           <w:ilvl w:val="1"/>
-          <w:numId w:val="50"/>
+          <w:numId w:val="33"/>
         </w:numPr>
         <w:autoSpaceDE/>
         <w:autoSpaceDN/>
@@ -6711,6 +6754,7 @@
           <w:szCs w:val="20"/>
           <w:lang w:val="es-CO" w:eastAsia="es-CO"/>
         </w:rPr>
+        <w:lastRenderedPageBreak/>
         <w:drawing>
           <wp:inline distT="0" distB="0" distL="0" distR="0" wp14:anchorId="00824BEE" wp14:editId="00DE23C8">
             <wp:extent cx="4461988" cy="2280213"/>
@@ -6727,7 +6771,7 @@
                     <pic:cNvPicPr/>
                   </pic:nvPicPr>
                   <pic:blipFill>
-                    <a:blip r:embed="rId26">
+                    <a:blip r:embed="rId27">
                       <a:extLst>
                         <a:ext uri="{28A0092B-C50C-407E-A947-70E740481C1C}">
                           <a14:useLocalDpi xmlns:a14="http://schemas.microsoft.com/office/drawing/2010/main" val="0"/>
@@ -6760,7 +6804,7 @@
         <w:widowControl/>
         <w:numPr>
           <w:ilvl w:val="1"/>
-          <w:numId w:val="52"/>
+          <w:numId w:val="34"/>
         </w:numPr>
         <w:autoSpaceDE/>
         <w:autoSpaceDN/>
@@ -6817,7 +6861,7 @@
         <w:widowControl/>
         <w:numPr>
           <w:ilvl w:val="1"/>
-          <w:numId w:val="52"/>
+          <w:numId w:val="34"/>
         </w:numPr>
         <w:autoSpaceDE/>
         <w:autoSpaceDN/>
@@ -6856,7 +6900,7 @@
         <w:widowControl/>
         <w:numPr>
           <w:ilvl w:val="1"/>
-          <w:numId w:val="52"/>
+          <w:numId w:val="34"/>
         </w:numPr>
         <w:autoSpaceDE/>
         <w:autoSpaceDN/>
@@ -6943,7 +6987,7 @@
                     <pic:cNvPicPr/>
                   </pic:nvPicPr>
                   <pic:blipFill>
-                    <a:blip r:embed="rId27">
+                    <a:blip r:embed="rId28">
                       <a:extLst>
                         <a:ext uri="{28A0092B-C50C-407E-A947-70E740481C1C}">
                           <a14:useLocalDpi xmlns:a14="http://schemas.microsoft.com/office/drawing/2010/main" val="0"/>
@@ -6976,7 +7020,7 @@
         <w:widowControl/>
         <w:numPr>
           <w:ilvl w:val="1"/>
-          <w:numId w:val="54"/>
+          <w:numId w:val="35"/>
         </w:numPr>
         <w:autoSpaceDE/>
         <w:autoSpaceDN/>
@@ -7015,7 +7059,7 @@
         <w:widowControl/>
         <w:numPr>
           <w:ilvl w:val="1"/>
-          <w:numId w:val="54"/>
+          <w:numId w:val="35"/>
         </w:numPr>
         <w:autoSpaceDE/>
         <w:autoSpaceDN/>
@@ -7054,7 +7098,7 @@
         <w:widowControl/>
         <w:numPr>
           <w:ilvl w:val="1"/>
-          <w:numId w:val="54"/>
+          <w:numId w:val="35"/>
         </w:numPr>
         <w:autoSpaceDE/>
         <w:autoSpaceDN/>
@@ -7093,7 +7137,7 @@
         <w:widowControl/>
         <w:numPr>
           <w:ilvl w:val="1"/>
-          <w:numId w:val="54"/>
+          <w:numId w:val="35"/>
         </w:numPr>
         <w:autoSpaceDE/>
         <w:autoSpaceDN/>
@@ -7132,7 +7176,7 @@
         <w:widowControl/>
         <w:numPr>
           <w:ilvl w:val="1"/>
-          <w:numId w:val="54"/>
+          <w:numId w:val="35"/>
         </w:numPr>
         <w:autoSpaceDE/>
         <w:autoSpaceDN/>
@@ -7171,7 +7215,7 @@
         <w:widowControl/>
         <w:numPr>
           <w:ilvl w:val="1"/>
-          <w:numId w:val="54"/>
+          <w:numId w:val="35"/>
         </w:numPr>
         <w:autoSpaceDE/>
         <w:autoSpaceDN/>
@@ -7259,7 +7303,7 @@
                     <pic:cNvPicPr/>
                   </pic:nvPicPr>
                   <pic:blipFill>
-                    <a:blip r:embed="rId28">
+                    <a:blip r:embed="rId29">
                       <a:extLst>
                         <a:ext uri="{28A0092B-C50C-407E-A947-70E740481C1C}">
                           <a14:useLocalDpi xmlns:a14="http://schemas.microsoft.com/office/drawing/2010/main" val="0"/>
@@ -7291,7 +7335,7 @@
         <w:widowControl/>
         <w:numPr>
           <w:ilvl w:val="0"/>
-          <w:numId w:val="48"/>
+          <w:numId w:val="32"/>
         </w:numPr>
         <w:autoSpaceDE/>
         <w:autoSpaceDN/>
@@ -7329,7 +7373,7 @@
         <w:widowControl/>
         <w:numPr>
           <w:ilvl w:val="0"/>
-          <w:numId w:val="48"/>
+          <w:numId w:val="32"/>
         </w:numPr>
         <w:autoSpaceDE/>
         <w:autoSpaceDN/>
@@ -7411,7 +7455,7 @@
         <w:widowControl/>
         <w:numPr>
           <w:ilvl w:val="0"/>
-          <w:numId w:val="48"/>
+          <w:numId w:val="32"/>
         </w:numPr>
         <w:autoSpaceDE/>
         <w:autoSpaceDN/>
@@ -7449,7 +7493,7 @@
         <w:widowControl/>
         <w:numPr>
           <w:ilvl w:val="0"/>
-          <w:numId w:val="48"/>
+          <w:numId w:val="32"/>
         </w:numPr>
         <w:autoSpaceDE/>
         <w:autoSpaceDN/>
@@ -7487,7 +7531,7 @@
         <w:widowControl/>
         <w:numPr>
           <w:ilvl w:val="0"/>
-          <w:numId w:val="48"/>
+          <w:numId w:val="32"/>
         </w:numPr>
         <w:autoSpaceDE/>
         <w:autoSpaceDN/>
@@ -7590,7 +7634,7 @@
                     <pic:cNvPicPr/>
                   </pic:nvPicPr>
                   <pic:blipFill>
-                    <a:blip r:embed="rId29">
+                    <a:blip r:embed="rId30">
                       <a:extLst>
                         <a:ext uri="{28A0092B-C50C-407E-A947-70E740481C1C}">
                           <a14:useLocalDpi xmlns:a14="http://schemas.microsoft.com/office/drawing/2010/main" val="0"/>
@@ -7623,7 +7667,7 @@
         <w:widowControl/>
         <w:numPr>
           <w:ilvl w:val="0"/>
-          <w:numId w:val="57"/>
+          <w:numId w:val="36"/>
         </w:numPr>
         <w:autoSpaceDE/>
         <w:autoSpaceDN/>
@@ -7661,7 +7705,7 @@
         <w:widowControl/>
         <w:numPr>
           <w:ilvl w:val="1"/>
-          <w:numId w:val="57"/>
+          <w:numId w:val="36"/>
         </w:numPr>
         <w:autoSpaceDE/>
         <w:autoSpaceDN/>
@@ -7700,7 +7744,7 @@
         <w:widowControl/>
         <w:numPr>
           <w:ilvl w:val="1"/>
-          <w:numId w:val="57"/>
+          <w:numId w:val="36"/>
         </w:numPr>
         <w:autoSpaceDE/>
         <w:autoSpaceDN/>
@@ -7739,7 +7783,7 @@
         <w:widowControl/>
         <w:numPr>
           <w:ilvl w:val="1"/>
-          <w:numId w:val="57"/>
+          <w:numId w:val="36"/>
         </w:numPr>
         <w:autoSpaceDE/>
         <w:autoSpaceDN/>
@@ -7778,7 +7822,7 @@
         <w:widowControl/>
         <w:numPr>
           <w:ilvl w:val="2"/>
-          <w:numId w:val="57"/>
+          <w:numId w:val="36"/>
         </w:numPr>
         <w:autoSpaceDE/>
         <w:autoSpaceDN/>
@@ -7817,7 +7861,7 @@
         <w:widowControl/>
         <w:numPr>
           <w:ilvl w:val="2"/>
-          <w:numId w:val="57"/>
+          <w:numId w:val="36"/>
         </w:numPr>
         <w:autoSpaceDE/>
         <w:autoSpaceDN/>
@@ -7856,7 +7900,7 @@
         <w:widowControl/>
         <w:numPr>
           <w:ilvl w:val="1"/>
-          <w:numId w:val="57"/>
+          <w:numId w:val="36"/>
         </w:numPr>
         <w:autoSpaceDE/>
         <w:autoSpaceDN/>
@@ -7895,7 +7939,7 @@
         <w:widowControl/>
         <w:numPr>
           <w:ilvl w:val="1"/>
-          <w:numId w:val="57"/>
+          <w:numId w:val="36"/>
         </w:numPr>
         <w:autoSpaceDE/>
         <w:autoSpaceDN/>
@@ -7961,7 +8005,7 @@
           <w:noProof/>
           <w:sz w:val="20"/>
           <w:szCs w:val="20"/>
-          <w:lang w:eastAsia="es-CO"/>
+          <w:lang w:val="es-CO" w:eastAsia="es-CO"/>
         </w:rPr>
         <w:lastRenderedPageBreak/>
         <w:drawing>
@@ -7980,7 +8024,7 @@
                     <pic:cNvPicPr/>
                   </pic:nvPicPr>
                   <pic:blipFill>
-                    <a:blip r:embed="rId30">
+                    <a:blip r:embed="rId31">
                       <a:extLst>
                         <a:ext uri="{28A0092B-C50C-407E-A947-70E740481C1C}">
                           <a14:useLocalDpi xmlns:a14="http://schemas.microsoft.com/office/drawing/2010/main" val="0"/>
@@ -8012,7 +8056,7 @@
         <w:widowControl/>
         <w:numPr>
           <w:ilvl w:val="0"/>
-          <w:numId w:val="19"/>
+          <w:numId w:val="18"/>
         </w:numPr>
         <w:autoSpaceDE/>
         <w:autoSpaceDN/>
@@ -8050,7 +8094,7 @@
         <w:widowControl/>
         <w:numPr>
           <w:ilvl w:val="1"/>
-          <w:numId w:val="19"/>
+          <w:numId w:val="18"/>
         </w:numPr>
         <w:autoSpaceDE/>
         <w:autoSpaceDN/>
@@ -8120,7 +8164,7 @@
         <w:widowControl/>
         <w:numPr>
           <w:ilvl w:val="1"/>
-          <w:numId w:val="19"/>
+          <w:numId w:val="18"/>
         </w:numPr>
         <w:autoSpaceDE/>
         <w:autoSpaceDN/>
@@ -8176,7 +8220,7 @@
         <w:widowControl/>
         <w:numPr>
           <w:ilvl w:val="1"/>
-          <w:numId w:val="19"/>
+          <w:numId w:val="18"/>
         </w:numPr>
         <w:autoSpaceDE/>
         <w:autoSpaceDN/>
@@ -8213,7 +8257,7 @@
         <w:widowControl/>
         <w:numPr>
           <w:ilvl w:val="1"/>
-          <w:numId w:val="19"/>
+          <w:numId w:val="18"/>
         </w:numPr>
         <w:autoSpaceDE/>
         <w:autoSpaceDN/>
@@ -8287,7 +8331,7 @@
                     <pic:cNvPicPr/>
                   </pic:nvPicPr>
                   <pic:blipFill>
-                    <a:blip r:embed="rId31">
+                    <a:blip r:embed="rId32">
                       <a:extLst>
                         <a:ext uri="{28A0092B-C50C-407E-A947-70E740481C1C}">
                           <a14:useLocalDpi xmlns:a14="http://schemas.microsoft.com/office/drawing/2010/main" val="0"/>
@@ -8320,7 +8364,7 @@
         <w:widowControl/>
         <w:numPr>
           <w:ilvl w:val="1"/>
-          <w:numId w:val="19"/>
+          <w:numId w:val="18"/>
         </w:numPr>
         <w:autoSpaceDE/>
         <w:autoSpaceDN/>
@@ -8377,7 +8421,7 @@
         <w:widowControl/>
         <w:numPr>
           <w:ilvl w:val="1"/>
-          <w:numId w:val="19"/>
+          <w:numId w:val="18"/>
         </w:numPr>
         <w:autoSpaceDE/>
         <w:autoSpaceDN/>
@@ -8456,7 +8500,7 @@
         <w:widowControl/>
         <w:numPr>
           <w:ilvl w:val="1"/>
-          <w:numId w:val="19"/>
+          <w:numId w:val="18"/>
         </w:numPr>
         <w:autoSpaceDE/>
         <w:autoSpaceDN/>
@@ -8515,7 +8559,7 @@
         <w:widowControl/>
         <w:numPr>
           <w:ilvl w:val="1"/>
-          <w:numId w:val="19"/>
+          <w:numId w:val="18"/>
         </w:numPr>
         <w:autoSpaceDE/>
         <w:autoSpaceDN/>
@@ -8554,7 +8598,7 @@
         <w:widowControl/>
         <w:numPr>
           <w:ilvl w:val="1"/>
-          <w:numId w:val="19"/>
+          <w:numId w:val="18"/>
         </w:numPr>
         <w:autoSpaceDE/>
         <w:autoSpaceDN/>
@@ -8654,7 +8698,7 @@
                     <pic:cNvPicPr/>
                   </pic:nvPicPr>
                   <pic:blipFill>
-                    <a:blip r:embed="rId32">
+                    <a:blip r:embed="rId33">
                       <a:extLst>
                         <a:ext uri="{28A0092B-C50C-407E-A947-70E740481C1C}">
                           <a14:useLocalDpi xmlns:a14="http://schemas.microsoft.com/office/drawing/2010/main" val="0"/>
@@ -8687,7 +8731,7 @@
         <w:widowControl/>
         <w:numPr>
           <w:ilvl w:val="1"/>
-          <w:numId w:val="57"/>
+          <w:numId w:val="36"/>
         </w:numPr>
         <w:autoSpaceDE/>
         <w:autoSpaceDN/>
@@ -8726,7 +8770,7 @@
         <w:widowControl/>
         <w:numPr>
           <w:ilvl w:val="1"/>
-          <w:numId w:val="57"/>
+          <w:numId w:val="36"/>
         </w:numPr>
         <w:autoSpaceDE/>
         <w:autoSpaceDN/>
@@ -8785,7 +8829,7 @@
         <w:widowControl/>
         <w:numPr>
           <w:ilvl w:val="1"/>
-          <w:numId w:val="57"/>
+          <w:numId w:val="36"/>
         </w:numPr>
         <w:autoSpaceDE/>
         <w:autoSpaceDN/>
@@ -8824,7 +8868,7 @@
         <w:widowControl/>
         <w:numPr>
           <w:ilvl w:val="2"/>
-          <w:numId w:val="57"/>
+          <w:numId w:val="36"/>
         </w:numPr>
         <w:autoSpaceDE/>
         <w:autoSpaceDN/>
@@ -8863,7 +8907,7 @@
         <w:widowControl/>
         <w:numPr>
           <w:ilvl w:val="1"/>
-          <w:numId w:val="57"/>
+          <w:numId w:val="36"/>
         </w:numPr>
         <w:autoSpaceDE/>
         <w:autoSpaceDN/>
@@ -8902,7 +8946,7 @@
         <w:widowControl/>
         <w:numPr>
           <w:ilvl w:val="2"/>
-          <w:numId w:val="57"/>
+          <w:numId w:val="36"/>
         </w:numPr>
         <w:autoSpaceDE/>
         <w:autoSpaceDN/>
@@ -8961,7 +9005,7 @@
         <w:widowControl/>
         <w:numPr>
           <w:ilvl w:val="1"/>
-          <w:numId w:val="57"/>
+          <w:numId w:val="36"/>
         </w:numPr>
         <w:autoSpaceDE/>
         <w:autoSpaceDN/>
@@ -9183,7 +9227,7 @@
                     <pic:cNvPicPr/>
                   </pic:nvPicPr>
                   <pic:blipFill>
-                    <a:blip r:embed="rId33">
+                    <a:blip r:embed="rId34">
                       <a:extLst>
                         <a:ext uri="{28A0092B-C50C-407E-A947-70E740481C1C}">
                           <a14:useLocalDpi xmlns:a14="http://schemas.microsoft.com/office/drawing/2010/main" val="0"/>
@@ -9215,7 +9259,7 @@
         <w:widowControl/>
         <w:numPr>
           <w:ilvl w:val="0"/>
-          <w:numId w:val="21"/>
+          <w:numId w:val="19"/>
         </w:numPr>
         <w:autoSpaceDE/>
         <w:autoSpaceDN/>
@@ -9249,7 +9293,7 @@
         <w:widowControl/>
         <w:numPr>
           <w:ilvl w:val="0"/>
-          <w:numId w:val="21"/>
+          <w:numId w:val="19"/>
         </w:numPr>
         <w:autoSpaceDE/>
         <w:autoSpaceDN/>
@@ -9283,7 +9327,7 @@
         <w:widowControl/>
         <w:numPr>
           <w:ilvl w:val="0"/>
-          <w:numId w:val="21"/>
+          <w:numId w:val="19"/>
         </w:numPr>
         <w:autoSpaceDE/>
         <w:autoSpaceDN/>
@@ -9350,7 +9394,7 @@
                     <pic:cNvPicPr/>
                   </pic:nvPicPr>
                   <pic:blipFill>
-                    <a:blip r:embed="rId34">
+                    <a:blip r:embed="rId35">
                       <a:extLst>
                         <a:ext uri="{28A0092B-C50C-407E-A947-70E740481C1C}">
                           <a14:useLocalDpi xmlns:a14="http://schemas.microsoft.com/office/drawing/2010/main" val="0"/>
@@ -9382,7 +9426,7 @@
         <w:widowControl/>
         <w:numPr>
           <w:ilvl w:val="0"/>
-          <w:numId w:val="22"/>
+          <w:numId w:val="20"/>
         </w:numPr>
         <w:autoSpaceDE/>
         <w:autoSpaceDN/>
@@ -9406,7 +9450,7 @@
         <w:widowControl/>
         <w:numPr>
           <w:ilvl w:val="0"/>
-          <w:numId w:val="22"/>
+          <w:numId w:val="20"/>
         </w:numPr>
         <w:autoSpaceDE/>
         <w:autoSpaceDN/>
@@ -9464,7 +9508,7 @@
                     <pic:cNvPicPr/>
                   </pic:nvPicPr>
                   <pic:blipFill>
-                    <a:blip r:embed="rId35">
+                    <a:blip r:embed="rId36">
                       <a:extLst>
                         <a:ext uri="{28A0092B-C50C-407E-A947-70E740481C1C}">
                           <a14:useLocalDpi xmlns:a14="http://schemas.microsoft.com/office/drawing/2010/main" val="0"/>
@@ -9496,7 +9540,7 @@
         <w:widowControl/>
         <w:numPr>
           <w:ilvl w:val="0"/>
-          <w:numId w:val="23"/>
+          <w:numId w:val="21"/>
         </w:numPr>
         <w:autoSpaceDE/>
         <w:autoSpaceDN/>
@@ -9520,7 +9564,7 @@
         <w:widowControl/>
         <w:numPr>
           <w:ilvl w:val="1"/>
-          <w:numId w:val="23"/>
+          <w:numId w:val="21"/>
         </w:numPr>
         <w:autoSpaceDE/>
         <w:autoSpaceDN/>
@@ -9608,7 +9652,7 @@
                     <pic:cNvPicPr/>
                   </pic:nvPicPr>
                   <pic:blipFill>
-                    <a:blip r:embed="rId36">
+                    <a:blip r:embed="rId37">
                       <a:extLst>
                         <a:ext uri="{28A0092B-C50C-407E-A947-70E740481C1C}">
                           <a14:useLocalDpi xmlns:a14="http://schemas.microsoft.com/office/drawing/2010/main" val="0"/>
@@ -9640,7 +9684,7 @@
         <w:widowControl/>
         <w:numPr>
           <w:ilvl w:val="0"/>
-          <w:numId w:val="24"/>
+          <w:numId w:val="22"/>
         </w:numPr>
         <w:autoSpaceDE/>
         <w:autoSpaceDN/>
@@ -9664,7 +9708,7 @@
         <w:widowControl/>
         <w:numPr>
           <w:ilvl w:val="1"/>
-          <w:numId w:val="24"/>
+          <w:numId w:val="22"/>
         </w:numPr>
         <w:autoSpaceDE/>
         <w:autoSpaceDN/>
@@ -9712,7 +9756,7 @@
                     <pic:cNvPicPr/>
                   </pic:nvPicPr>
                   <pic:blipFill>
-                    <a:blip r:embed="rId37">
+                    <a:blip r:embed="rId38">
                       <a:extLst>
                         <a:ext uri="{28A0092B-C50C-407E-A947-70E740481C1C}">
                           <a14:useLocalDpi xmlns:a14="http://schemas.microsoft.com/office/drawing/2010/main" val="0"/>
@@ -9744,7 +9788,7 @@
         <w:widowControl/>
         <w:numPr>
           <w:ilvl w:val="0"/>
-          <w:numId w:val="25"/>
+          <w:numId w:val="23"/>
         </w:numPr>
         <w:autoSpaceDE/>
         <w:autoSpaceDN/>
@@ -9788,7 +9832,7 @@
         <w:widowControl/>
         <w:numPr>
           <w:ilvl w:val="1"/>
-          <w:numId w:val="25"/>
+          <w:numId w:val="23"/>
         </w:numPr>
         <w:autoSpaceDE/>
         <w:autoSpaceDN/>
@@ -9812,7 +9856,7 @@
         <w:widowControl/>
         <w:numPr>
           <w:ilvl w:val="1"/>
-          <w:numId w:val="25"/>
+          <w:numId w:val="23"/>
         </w:numPr>
         <w:autoSpaceDE/>
         <w:autoSpaceDN/>
@@ -9836,7 +9880,7 @@
         <w:widowControl/>
         <w:numPr>
           <w:ilvl w:val="1"/>
-          <w:numId w:val="25"/>
+          <w:numId w:val="23"/>
         </w:numPr>
         <w:autoSpaceDE/>
         <w:autoSpaceDN/>
@@ -9860,7 +9904,7 @@
         <w:widowControl/>
         <w:numPr>
           <w:ilvl w:val="1"/>
-          <w:numId w:val="25"/>
+          <w:numId w:val="23"/>
         </w:numPr>
         <w:autoSpaceDE/>
         <w:autoSpaceDN/>
@@ -9884,7 +9928,7 @@
         <w:widowControl/>
         <w:numPr>
           <w:ilvl w:val="1"/>
-          <w:numId w:val="25"/>
+          <w:numId w:val="23"/>
         </w:numPr>
         <w:autoSpaceDE/>
         <w:autoSpaceDN/>
@@ -9913,6 +9957,7 @@
       <w:r>
         <w:rPr>
           <w:noProof/>
+          <w:lang w:val="es-CO" w:eastAsia="es-CO"/>
         </w:rPr>
         <w:lastRenderedPageBreak/>
         <w:drawing>
@@ -9931,7 +9976,7 @@
                     <pic:cNvPicPr/>
                   </pic:nvPicPr>
                   <pic:blipFill>
-                    <a:blip r:embed="rId38">
+                    <a:blip r:embed="rId39">
                       <a:extLst>
                         <a:ext uri="{28A0092B-C50C-407E-A947-70E740481C1C}">
                           <a14:useLocalDpi xmlns:a14="http://schemas.microsoft.com/office/drawing/2010/main" val="0"/>
@@ -9963,7 +10008,7 @@
         <w:widowControl/>
         <w:numPr>
           <w:ilvl w:val="0"/>
-          <w:numId w:val="25"/>
+          <w:numId w:val="23"/>
         </w:numPr>
         <w:autoSpaceDE/>
         <w:autoSpaceDN/>
@@ -9997,7 +10042,7 @@
         <w:widowControl/>
         <w:numPr>
           <w:ilvl w:val="1"/>
-          <w:numId w:val="25"/>
+          <w:numId w:val="23"/>
         </w:numPr>
         <w:autoSpaceDE/>
         <w:autoSpaceDN/>
@@ -10021,7 +10066,7 @@
         <w:widowControl/>
         <w:numPr>
           <w:ilvl w:val="1"/>
-          <w:numId w:val="25"/>
+          <w:numId w:val="23"/>
         </w:numPr>
         <w:autoSpaceDE/>
         <w:autoSpaceDN/>
@@ -10045,7 +10090,7 @@
         <w:widowControl/>
         <w:numPr>
           <w:ilvl w:val="1"/>
-          <w:numId w:val="25"/>
+          <w:numId w:val="23"/>
         </w:numPr>
         <w:autoSpaceDE/>
         <w:autoSpaceDN/>
@@ -10069,7 +10114,7 @@
         <w:widowControl/>
         <w:numPr>
           <w:ilvl w:val="1"/>
-          <w:numId w:val="25"/>
+          <w:numId w:val="23"/>
         </w:numPr>
         <w:autoSpaceDE/>
         <w:autoSpaceDN/>
@@ -10124,7 +10169,7 @@
         <w:pStyle w:val="NormalWeb"/>
         <w:numPr>
           <w:ilvl w:val="0"/>
-          <w:numId w:val="39"/>
+          <w:numId w:val="29"/>
         </w:numPr>
       </w:pPr>
       <w:r>
@@ -10132,35 +10177,6 @@
           <w:rStyle w:val="Textoennegrita"/>
         </w:rPr>
         <w:t>Video sobre la conexión a MongoDB Atlas:</w:t>
-      </w:r>
-      <w:r>
-        <w:t xml:space="preserve"> </w:t>
-      </w:r>
-      <w:hyperlink r:id="rId39" w:tgtFrame="_new" w:history="1">
-        <w:r>
-          <w:rPr>
-            <w:rStyle w:val="Hipervnculo"/>
-          </w:rPr>
-          <w:t>Enlace al video</w:t>
-        </w:r>
-      </w:hyperlink>
-      <w:r>
-        <w:t>. Este video proporciona una guía para conectar el ESP32 a MongoDB Atlas. Nota: Asegúrate de configurar la API Key en MongoDB Atlas para autenticar las solicitudes.</w:t>
-      </w:r>
-    </w:p>
-    <w:p>
-      <w:pPr>
-        <w:pStyle w:val="NormalWeb"/>
-        <w:numPr>
-          <w:ilvl w:val="0"/>
-          <w:numId w:val="39"/>
-        </w:numPr>
-      </w:pPr>
-      <w:r>
-        <w:rPr>
-          <w:rStyle w:val="Textoennegrita"/>
-        </w:rPr>
-        <w:t>Video sobre cómo encender y apagar el LED de la máquina:</w:t>
       </w:r>
       <w:r>
         <w:t xml:space="preserve"> </w:t>
@@ -10174,7 +10190,7 @@
         </w:r>
       </w:hyperlink>
       <w:r>
-        <w:t>. Este video muestra cómo controlar el LED utilizando comandos HTTP.</w:t>
+        <w:t>. Este video proporciona una guía para conectar el ESP32 a MongoDB Atlas. Nota: Asegúrate de configurar la API Key en MongoDB Atlas para autenticar las solicitudes.</w:t>
       </w:r>
     </w:p>
     <w:p>
@@ -10182,14 +10198,14 @@
         <w:pStyle w:val="NormalWeb"/>
         <w:numPr>
           <w:ilvl w:val="0"/>
-          <w:numId w:val="39"/>
+          <w:numId w:val="29"/>
         </w:numPr>
       </w:pPr>
       <w:r>
         <w:rPr>
           <w:rStyle w:val="Textoennegrita"/>
         </w:rPr>
-        <w:t>Video sobre el código y armado del circuito del ESP32:</w:t>
+        <w:t>Video sobre cómo encender y apagar el LED de la máquina:</w:t>
       </w:r>
       <w:r>
         <w:t xml:space="preserve"> </w:t>
@@ -10203,7 +10219,7 @@
         </w:r>
       </w:hyperlink>
       <w:r>
-        <w:t>. Este video enseña el código y cómo armar el circuito de la placa ESP32 para que el sensor reciba los datos.</w:t>
+        <w:t>. Este video muestra cómo controlar el LED utilizando comandos HTTP.</w:t>
       </w:r>
     </w:p>
     <w:p>
@@ -10211,14 +10227,14 @@
         <w:pStyle w:val="NormalWeb"/>
         <w:numPr>
           <w:ilvl w:val="0"/>
-          <w:numId w:val="39"/>
+          <w:numId w:val="29"/>
         </w:numPr>
       </w:pPr>
       <w:r>
         <w:rPr>
           <w:rStyle w:val="Textoennegrita"/>
         </w:rPr>
-        <w:t>Video con el código base para enviar datos del sensor a MongoDB Atlas:</w:t>
+        <w:t>Video sobre el código y armado del circuito del ESP32:</w:t>
       </w:r>
       <w:r>
         <w:t xml:space="preserve"> </w:t>
@@ -10232,7 +10248,7 @@
         </w:r>
       </w:hyperlink>
       <w:r>
-        <w:t>. En este video se muestra el código base para que el sensor envíe los datos a la base de datos de MongoDB Atlas.</w:t>
+        <w:t>. Este video enseña el código y cómo armar el circuito de la placa ESP32 para que el sensor reciba los datos.</w:t>
       </w:r>
     </w:p>
     <w:p>
@@ -10240,14 +10256,14 @@
         <w:pStyle w:val="NormalWeb"/>
         <w:numPr>
           <w:ilvl w:val="0"/>
-          <w:numId w:val="39"/>
+          <w:numId w:val="29"/>
         </w:numPr>
       </w:pPr>
       <w:r>
         <w:rPr>
           <w:rStyle w:val="Textoennegrita"/>
         </w:rPr>
-        <w:t>Video con el código de ejemplo para encender y apagar un LED:</w:t>
+        <w:t>Video con el código base para enviar datos del sensor a MongoDB Atlas:</w:t>
       </w:r>
       <w:r>
         <w:t xml:space="preserve"> </w:t>
@@ -10261,7 +10277,48 @@
         </w:r>
       </w:hyperlink>
       <w:r>
+        <w:t>. En este video se muestra el código base para que el sensor envíe los datos a la base de datos de MongoDB Atlas.</w:t>
+      </w:r>
+    </w:p>
+    <w:p>
+      <w:pPr>
+        <w:pStyle w:val="NormalWeb"/>
+        <w:numPr>
+          <w:ilvl w:val="0"/>
+          <w:numId w:val="29"/>
+        </w:numPr>
+      </w:pPr>
+      <w:r>
+        <w:rPr>
+          <w:rStyle w:val="Textoennegrita"/>
+        </w:rPr>
+        <w:t>Video con el código de ejemplo para encender y apagar un LED:</w:t>
+      </w:r>
+      <w:r>
+        <w:t xml:space="preserve"> </w:t>
+      </w:r>
+      <w:hyperlink r:id="rId44" w:tgtFrame="_new" w:history="1">
+        <w:r>
+          <w:rPr>
+            <w:rStyle w:val="Hipervnculo"/>
+          </w:rPr>
+          <w:t>Enlace al video</w:t>
+        </w:r>
+      </w:hyperlink>
+      <w:r>
         <w:t>. Este video contiene el código de ejemplo para la parte de encender y apagar un LED.</w:t>
+      </w:r>
+    </w:p>
+    <w:p>
+      <w:pPr>
+        <w:pStyle w:val="NormalWeb"/>
+        <w:numPr>
+          <w:ilvl w:val="0"/>
+          <w:numId w:val="29"/>
+        </w:numPr>
+      </w:pPr>
+      <w:r>
+        <w:t>https://randomnerdtutorials.com/esp32-dht11-dht22-temperature-humidity-web-server-arduino-ide/</w:t>
       </w:r>
     </w:p>
     <w:p>
@@ -10366,7 +10423,7 @@
         <w:widowControl/>
         <w:numPr>
           <w:ilvl w:val="0"/>
-          <w:numId w:val="31"/>
+          <w:numId w:val="27"/>
         </w:numPr>
         <w:autoSpaceDE/>
         <w:autoSpaceDN/>
@@ -10393,7 +10450,7 @@
         <w:widowControl/>
         <w:numPr>
           <w:ilvl w:val="0"/>
-          <w:numId w:val="31"/>
+          <w:numId w:val="27"/>
         </w:numPr>
         <w:autoSpaceDE/>
         <w:autoSpaceDN/>
@@ -10420,7 +10477,7 @@
         <w:widowControl/>
         <w:numPr>
           <w:ilvl w:val="0"/>
-          <w:numId w:val="31"/>
+          <w:numId w:val="27"/>
         </w:numPr>
         <w:autoSpaceDE/>
         <w:autoSpaceDN/>
@@ -10472,7 +10529,7 @@
         <w:widowControl/>
         <w:numPr>
           <w:ilvl w:val="0"/>
-          <w:numId w:val="32"/>
+          <w:numId w:val="28"/>
         </w:numPr>
         <w:autoSpaceDE/>
         <w:autoSpaceDN/>
@@ -10499,7 +10556,7 @@
         <w:widowControl/>
         <w:numPr>
           <w:ilvl w:val="0"/>
-          <w:numId w:val="32"/>
+          <w:numId w:val="28"/>
         </w:numPr>
         <w:autoSpaceDE/>
         <w:autoSpaceDN/>
@@ -10526,7 +10583,7 @@
         <w:widowControl/>
         <w:numPr>
           <w:ilvl w:val="0"/>
-          <w:numId w:val="32"/>
+          <w:numId w:val="28"/>
         </w:numPr>
         <w:autoSpaceDE/>
         <w:autoSpaceDN/>
@@ -10787,6 +10844,7 @@
               <w:rPr>
                 <w:rFonts w:ascii="Arial MT"/>
               </w:rPr>
+              <w:lastRenderedPageBreak/>
               <w:t>Autor</w:t>
             </w:r>
           </w:p>
@@ -10944,8 +11002,8 @@
     </w:tbl>
     <w:p/>
     <w:sectPr>
-      <w:headerReference w:type="default" r:id="rId44"/>
-      <w:footerReference w:type="default" r:id="rId45"/>
+      <w:headerReference w:type="default" r:id="rId45"/>
+      <w:footerReference w:type="default" r:id="rId46"/>
       <w:pgSz w:w="12240" w:h="15840"/>
       <w:pgMar w:top="780" w:right="960" w:bottom="280" w:left="1580" w:header="720" w:footer="720" w:gutter="0"/>
       <w:cols w:space="720"/>
@@ -10955,7 +11013,7 @@
 </file>
 
 <file path=word/endnotes.xml><?xml version="1.0" encoding="utf-8"?>
-<w:endnotes xmlns:wpc="http://schemas.microsoft.com/office/word/2010/wordprocessingCanvas" xmlns:cx="http://schemas.microsoft.com/office/drawing/2014/chartex" xmlns:cx1="http://schemas.microsoft.com/office/drawing/2015/9/8/chartex" xmlns:cx2="http://schemas.microsoft.com/office/drawing/2015/10/21/chartex" xmlns:cx3="http://schemas.microsoft.com/office/drawing/2016/5/9/chartex" xmlns:cx4="http://schemas.microsoft.com/office/drawing/2016/5/10/chartex" xmlns:cx5="http://schemas.microsoft.com/office/drawing/2016/5/11/chartex" xmlns:cx6="http://schemas.microsoft.com/office/drawing/2016/5/12/chartex" xmlns:cx7="http://schemas.microsoft.com/office/drawing/2016/5/13/chartex" xmlns:cx8="http://schemas.microsoft.com/office/drawing/2016/5/14/chartex" xmlns:mc="http://schemas.openxmlformats.org/markup-compatibility/2006" xmlns:aink="http://schemas.microsoft.com/office/drawing/2016/ink" xmlns:am3d="http://schemas.microsoft.com/office/drawing/2017/model3d" xmlns:o="urn:schemas-microsoft-com:office:office" xmlns:oel="http://schemas.microsoft.com/office/2019/extlst" xmlns:r="http://schemas.openxmlformats.org/officeDocument/2006/relationships" xmlns:m="http://schemas.openxmlformats.org/officeDocument/2006/math" xmlns:v="urn:schemas-microsoft-com:vml" xmlns:wp14="http://schemas.microsoft.com/office/word/2010/wordprocessingDrawing" xmlns:wp="http://schemas.openxmlformats.org/drawingml/2006/wordprocessingDrawing" xmlns:w10="urn:schemas-microsoft-com:office:word" xmlns:w="http://schemas.openxmlformats.org/wordprocessingml/2006/main" xmlns:w14="http://schemas.microsoft.com/office/word/2010/wordml" xmlns:w15="http://schemas.microsoft.com/office/word/2012/wordml" xmlns:w16cex="http://schemas.microsoft.com/office/word/2018/wordml/cex" xmlns:w16cid="http://schemas.microsoft.com/office/word/2016/wordml/cid" xmlns:w16="http://schemas.microsoft.com/office/word/2018/wordml" xmlns:w16du="http://schemas.microsoft.com/office/word/2023/wordml/word16du" xmlns:w16sdtdh="http://schemas.microsoft.com/office/word/2020/wordml/sdtdatahash" xmlns:w16se="http://schemas.microsoft.com/office/word/2015/wordml/symex" xmlns:wpg="http://schemas.microsoft.com/office/word/2010/wordprocessingGroup" xmlns:wpi="http://schemas.microsoft.com/office/word/2010/wordprocessingInk" xmlns:wne="http://schemas.microsoft.com/office/word/2006/wordml" xmlns:wps="http://schemas.microsoft.com/office/word/2010/wordprocessingShape" mc:Ignorable="w14 w15 w16se w16cid w16 w16cex w16sdtdh w16du wp14">
+<w:endnotes xmlns:wpc="http://schemas.microsoft.com/office/word/2010/wordprocessingCanvas" xmlns:cx="http://schemas.microsoft.com/office/drawing/2014/chartex" xmlns:mc="http://schemas.openxmlformats.org/markup-compatibility/2006" xmlns:o="urn:schemas-microsoft-com:office:office" xmlns:r="http://schemas.openxmlformats.org/officeDocument/2006/relationships" xmlns:m="http://schemas.openxmlformats.org/officeDocument/2006/math" xmlns:v="urn:schemas-microsoft-com:vml" xmlns:wp14="http://schemas.microsoft.com/office/word/2010/wordprocessingDrawing" xmlns:wp="http://schemas.openxmlformats.org/drawingml/2006/wordprocessingDrawing" xmlns:w10="urn:schemas-microsoft-com:office:word" xmlns:w="http://schemas.openxmlformats.org/wordprocessingml/2006/main" xmlns:w14="http://schemas.microsoft.com/office/word/2010/wordml" xmlns:w15="http://schemas.microsoft.com/office/word/2012/wordml" xmlns:w16se="http://schemas.microsoft.com/office/word/2015/wordml/symex" xmlns:wpg="http://schemas.microsoft.com/office/word/2010/wordprocessingGroup" xmlns:wpi="http://schemas.microsoft.com/office/word/2010/wordprocessingInk" xmlns:wne="http://schemas.microsoft.com/office/word/2006/wordml" xmlns:wps="http://schemas.microsoft.com/office/word/2010/wordprocessingShape" mc:Ignorable="w14 w15 w16se wp14">
   <w:endnote w:type="separator" w:id="-1">
     <w:p>
       <w:r>
@@ -10974,7 +11032,7 @@
 </file>
 
 <file path=word/footer1.xml><?xml version="1.0" encoding="utf-8"?>
-<w:ftr xmlns:wpc="http://schemas.microsoft.com/office/word/2010/wordprocessingCanvas" xmlns:cx="http://schemas.microsoft.com/office/drawing/2014/chartex" xmlns:cx1="http://schemas.microsoft.com/office/drawing/2015/9/8/chartex" xmlns:cx2="http://schemas.microsoft.com/office/drawing/2015/10/21/chartex" xmlns:cx3="http://schemas.microsoft.com/office/drawing/2016/5/9/chartex" xmlns:cx4="http://schemas.microsoft.com/office/drawing/2016/5/10/chartex" xmlns:cx5="http://schemas.microsoft.com/office/drawing/2016/5/11/chartex" xmlns:cx6="http://schemas.microsoft.com/office/drawing/2016/5/12/chartex" xmlns:cx7="http://schemas.microsoft.com/office/drawing/2016/5/13/chartex" xmlns:cx8="http://schemas.microsoft.com/office/drawing/2016/5/14/chartex" xmlns:mc="http://schemas.openxmlformats.org/markup-compatibility/2006" xmlns:aink="http://schemas.microsoft.com/office/drawing/2016/ink" xmlns:am3d="http://schemas.microsoft.com/office/drawing/2017/model3d" xmlns:o="urn:schemas-microsoft-com:office:office" xmlns:oel="http://schemas.microsoft.com/office/2019/extlst" xmlns:r="http://schemas.openxmlformats.org/officeDocument/2006/relationships" xmlns:m="http://schemas.openxmlformats.org/officeDocument/2006/math" xmlns:v="urn:schemas-microsoft-com:vml" xmlns:wp14="http://schemas.microsoft.com/office/word/2010/wordprocessingDrawing" xmlns:wp="http://schemas.openxmlformats.org/drawingml/2006/wordprocessingDrawing" xmlns:w10="urn:schemas-microsoft-com:office:word" xmlns:w="http://schemas.openxmlformats.org/wordprocessingml/2006/main" xmlns:w14="http://schemas.microsoft.com/office/word/2010/wordml" xmlns:w15="http://schemas.microsoft.com/office/word/2012/wordml" xmlns:w16cex="http://schemas.microsoft.com/office/word/2018/wordml/cex" xmlns:w16cid="http://schemas.microsoft.com/office/word/2016/wordml/cid" xmlns:w16="http://schemas.microsoft.com/office/word/2018/wordml" xmlns:w16du="http://schemas.microsoft.com/office/word/2023/wordml/word16du" xmlns:w16sdtdh="http://schemas.microsoft.com/office/word/2020/wordml/sdtdatahash" xmlns:w16se="http://schemas.microsoft.com/office/word/2015/wordml/symex" xmlns:wpg="http://schemas.microsoft.com/office/word/2010/wordprocessingGroup" xmlns:wpi="http://schemas.microsoft.com/office/word/2010/wordprocessingInk" xmlns:wne="http://schemas.microsoft.com/office/word/2006/wordml" xmlns:wps="http://schemas.microsoft.com/office/word/2010/wordprocessingShape" mc:Ignorable="w14 w15 w16se w16cid w16 w16cex w16sdtdh w16du wp14">
+<w:ftr xmlns:wpc="http://schemas.microsoft.com/office/word/2010/wordprocessingCanvas" xmlns:cx="http://schemas.microsoft.com/office/drawing/2014/chartex" xmlns:mc="http://schemas.openxmlformats.org/markup-compatibility/2006" xmlns:o="urn:schemas-microsoft-com:office:office" xmlns:r="http://schemas.openxmlformats.org/officeDocument/2006/relationships" xmlns:m="http://schemas.openxmlformats.org/officeDocument/2006/math" xmlns:v="urn:schemas-microsoft-com:vml" xmlns:wp14="http://schemas.microsoft.com/office/word/2010/wordprocessingDrawing" xmlns:wp="http://schemas.openxmlformats.org/drawingml/2006/wordprocessingDrawing" xmlns:w10="urn:schemas-microsoft-com:office:word" xmlns:w="http://schemas.openxmlformats.org/wordprocessingml/2006/main" xmlns:w14="http://schemas.microsoft.com/office/word/2010/wordml" xmlns:w15="http://schemas.microsoft.com/office/word/2012/wordml" xmlns:w16se="http://schemas.microsoft.com/office/word/2015/wordml/symex" xmlns:wpg="http://schemas.microsoft.com/office/word/2010/wordprocessingGroup" xmlns:wpi="http://schemas.microsoft.com/office/word/2010/wordprocessingInk" xmlns:wne="http://schemas.microsoft.com/office/word/2006/wordml" xmlns:wps="http://schemas.microsoft.com/office/word/2010/wordprocessingShape" mc:Ignorable="w14 w15 w16se wp14">
   <w:p>
     <w:pPr>
       <w:pStyle w:val="Piedepgina"/>
@@ -10996,7 +11054,7 @@
 </file>
 
 <file path=word/footnotes.xml><?xml version="1.0" encoding="utf-8"?>
-<w:footnotes xmlns:wpc="http://schemas.microsoft.com/office/word/2010/wordprocessingCanvas" xmlns:cx="http://schemas.microsoft.com/office/drawing/2014/chartex" xmlns:cx1="http://schemas.microsoft.com/office/drawing/2015/9/8/chartex" xmlns:cx2="http://schemas.microsoft.com/office/drawing/2015/10/21/chartex" xmlns:cx3="http://schemas.microsoft.com/office/drawing/2016/5/9/chartex" xmlns:cx4="http://schemas.microsoft.com/office/drawing/2016/5/10/chartex" xmlns:cx5="http://schemas.microsoft.com/office/drawing/2016/5/11/chartex" xmlns:cx6="http://schemas.microsoft.com/office/drawing/2016/5/12/chartex" xmlns:cx7="http://schemas.microsoft.com/office/drawing/2016/5/13/chartex" xmlns:cx8="http://schemas.microsoft.com/office/drawing/2016/5/14/chartex" xmlns:mc="http://schemas.openxmlformats.org/markup-compatibility/2006" xmlns:aink="http://schemas.microsoft.com/office/drawing/2016/ink" xmlns:am3d="http://schemas.microsoft.com/office/drawing/2017/model3d" xmlns:o="urn:schemas-microsoft-com:office:office" xmlns:oel="http://schemas.microsoft.com/office/2019/extlst" xmlns:r="http://schemas.openxmlformats.org/officeDocument/2006/relationships" xmlns:m="http://schemas.openxmlformats.org/officeDocument/2006/math" xmlns:v="urn:schemas-microsoft-com:vml" xmlns:wp14="http://schemas.microsoft.com/office/word/2010/wordprocessingDrawing" xmlns:wp="http://schemas.openxmlformats.org/drawingml/2006/wordprocessingDrawing" xmlns:w10="urn:schemas-microsoft-com:office:word" xmlns:w="http://schemas.openxmlformats.org/wordprocessingml/2006/main" xmlns:w14="http://schemas.microsoft.com/office/word/2010/wordml" xmlns:w15="http://schemas.microsoft.com/office/word/2012/wordml" xmlns:w16cex="http://schemas.microsoft.com/office/word/2018/wordml/cex" xmlns:w16cid="http://schemas.microsoft.com/office/word/2016/wordml/cid" xmlns:w16="http://schemas.microsoft.com/office/word/2018/wordml" xmlns:w16du="http://schemas.microsoft.com/office/word/2023/wordml/word16du" xmlns:w16sdtdh="http://schemas.microsoft.com/office/word/2020/wordml/sdtdatahash" xmlns:w16se="http://schemas.microsoft.com/office/word/2015/wordml/symex" xmlns:wpg="http://schemas.microsoft.com/office/word/2010/wordprocessingGroup" xmlns:wpi="http://schemas.microsoft.com/office/word/2010/wordprocessingInk" xmlns:wne="http://schemas.microsoft.com/office/word/2006/wordml" xmlns:wps="http://schemas.microsoft.com/office/word/2010/wordprocessingShape" mc:Ignorable="w14 w15 w16se w16cid w16 w16cex w16sdtdh w16du wp14">
+<w:footnotes xmlns:wpc="http://schemas.microsoft.com/office/word/2010/wordprocessingCanvas" xmlns:cx="http://schemas.microsoft.com/office/drawing/2014/chartex" xmlns:mc="http://schemas.openxmlformats.org/markup-compatibility/2006" xmlns:o="urn:schemas-microsoft-com:office:office" xmlns:r="http://schemas.openxmlformats.org/officeDocument/2006/relationships" xmlns:m="http://schemas.openxmlformats.org/officeDocument/2006/math" xmlns:v="urn:schemas-microsoft-com:vml" xmlns:wp14="http://schemas.microsoft.com/office/word/2010/wordprocessingDrawing" xmlns:wp="http://schemas.openxmlformats.org/drawingml/2006/wordprocessingDrawing" xmlns:w10="urn:schemas-microsoft-com:office:word" xmlns:w="http://schemas.openxmlformats.org/wordprocessingml/2006/main" xmlns:w14="http://schemas.microsoft.com/office/word/2010/wordml" xmlns:w15="http://schemas.microsoft.com/office/word/2012/wordml" xmlns:w16se="http://schemas.microsoft.com/office/word/2015/wordml/symex" xmlns:wpg="http://schemas.microsoft.com/office/word/2010/wordprocessingGroup" xmlns:wpi="http://schemas.microsoft.com/office/word/2010/wordprocessingInk" xmlns:wne="http://schemas.microsoft.com/office/word/2006/wordml" xmlns:wps="http://schemas.microsoft.com/office/word/2010/wordprocessingShape" mc:Ignorable="w14 w15 w16se wp14">
   <w:footnote w:type="separator" w:id="-1">
     <w:p>
       <w:r>
@@ -11015,7 +11073,7 @@
 </file>
 
 <file path=word/header1.xml><?xml version="1.0" encoding="utf-8"?>
-<w:hdr xmlns:wpc="http://schemas.microsoft.com/office/word/2010/wordprocessingCanvas" xmlns:cx="http://schemas.microsoft.com/office/drawing/2014/chartex" xmlns:cx1="http://schemas.microsoft.com/office/drawing/2015/9/8/chartex" xmlns:cx2="http://schemas.microsoft.com/office/drawing/2015/10/21/chartex" xmlns:cx3="http://schemas.microsoft.com/office/drawing/2016/5/9/chartex" xmlns:cx4="http://schemas.microsoft.com/office/drawing/2016/5/10/chartex" xmlns:cx5="http://schemas.microsoft.com/office/drawing/2016/5/11/chartex" xmlns:cx6="http://schemas.microsoft.com/office/drawing/2016/5/12/chartex" xmlns:cx7="http://schemas.microsoft.com/office/drawing/2016/5/13/chartex" xmlns:cx8="http://schemas.microsoft.com/office/drawing/2016/5/14/chartex" xmlns:mc="http://schemas.openxmlformats.org/markup-compatibility/2006" xmlns:aink="http://schemas.microsoft.com/office/drawing/2016/ink" xmlns:am3d="http://schemas.microsoft.com/office/drawing/2017/model3d" xmlns:o="urn:schemas-microsoft-com:office:office" xmlns:oel="http://schemas.microsoft.com/office/2019/extlst" xmlns:r="http://schemas.openxmlformats.org/officeDocument/2006/relationships" xmlns:m="http://schemas.openxmlformats.org/officeDocument/2006/math" xmlns:v="urn:schemas-microsoft-com:vml" xmlns:wp14="http://schemas.microsoft.com/office/word/2010/wordprocessingDrawing" xmlns:wp="http://schemas.openxmlformats.org/drawingml/2006/wordprocessingDrawing" xmlns:w10="urn:schemas-microsoft-com:office:word" xmlns:w="http://schemas.openxmlformats.org/wordprocessingml/2006/main" xmlns:w14="http://schemas.microsoft.com/office/word/2010/wordml" xmlns:w15="http://schemas.microsoft.com/office/word/2012/wordml" xmlns:w16cex="http://schemas.microsoft.com/office/word/2018/wordml/cex" xmlns:w16cid="http://schemas.microsoft.com/office/word/2016/wordml/cid" xmlns:w16="http://schemas.microsoft.com/office/word/2018/wordml" xmlns:w16du="http://schemas.microsoft.com/office/word/2023/wordml/word16du" xmlns:w16sdtdh="http://schemas.microsoft.com/office/word/2020/wordml/sdtdatahash" xmlns:w16se="http://schemas.microsoft.com/office/word/2015/wordml/symex" xmlns:wpg="http://schemas.microsoft.com/office/word/2010/wordprocessingGroup" xmlns:wpi="http://schemas.microsoft.com/office/word/2010/wordprocessingInk" xmlns:wne="http://schemas.microsoft.com/office/word/2006/wordml" xmlns:wps="http://schemas.microsoft.com/office/word/2010/wordprocessingShape" mc:Ignorable="w14 w15 w16se w16cid w16 w16cex w16sdtdh w16du wp14">
+<w:hdr xmlns:wpc="http://schemas.microsoft.com/office/word/2010/wordprocessingCanvas" xmlns:cx="http://schemas.microsoft.com/office/drawing/2014/chartex" xmlns:mc="http://schemas.openxmlformats.org/markup-compatibility/2006" xmlns:o="urn:schemas-microsoft-com:office:office" xmlns:r="http://schemas.openxmlformats.org/officeDocument/2006/relationships" xmlns:m="http://schemas.openxmlformats.org/officeDocument/2006/math" xmlns:v="urn:schemas-microsoft-com:vml" xmlns:wp14="http://schemas.microsoft.com/office/word/2010/wordprocessingDrawing" xmlns:wp="http://schemas.openxmlformats.org/drawingml/2006/wordprocessingDrawing" xmlns:w10="urn:schemas-microsoft-com:office:word" xmlns:w="http://schemas.openxmlformats.org/wordprocessingml/2006/main" xmlns:w14="http://schemas.microsoft.com/office/word/2010/wordml" xmlns:w15="http://schemas.microsoft.com/office/word/2012/wordml" xmlns:w16se="http://schemas.microsoft.com/office/word/2015/wordml/symex" xmlns:wpg="http://schemas.microsoft.com/office/word/2010/wordprocessingGroup" xmlns:wpi="http://schemas.microsoft.com/office/word/2010/wordprocessingInk" xmlns:wne="http://schemas.microsoft.com/office/word/2006/wordml" xmlns:wps="http://schemas.microsoft.com/office/word/2010/wordprocessingShape" mc:Ignorable="w14 w15 w16se wp14">
   <w:p>
     <w:pPr>
       <w:pStyle w:val="Encabezado"/>
@@ -11025,6 +11083,7 @@
     <w:r>
       <w:rPr>
         <w:noProof/>
+        <w:lang w:eastAsia="es-CO"/>
         <w14:ligatures w14:val="none"/>
       </w:rPr>
       <w:drawing>
@@ -11077,6 +11136,7 @@
           <w:docPartUnique/>
         </w:docPartObj>
       </w:sdtPr>
+      <w:sdtEndPr/>
       <w:sdtContent>
         <w:r>
           <w:t xml:space="preserve">                                                                          </w:t>
@@ -11092,9 +11152,10 @@
         </w:r>
         <w:r>
           <w:rPr>
+            <w:noProof/>
             <w:lang w:val="es-ES"/>
           </w:rPr>
-          <w:t>2</w:t>
+          <w:t>6</w:t>
         </w:r>
         <w:r>
           <w:fldChar w:fldCharType="end"/>
@@ -11109,7 +11170,7 @@
 </file>
 
 <file path=word/numbering.xml><?xml version="1.0" encoding="utf-8"?>
-<w:numbering xmlns:wpc="http://schemas.microsoft.com/office/word/2010/wordprocessingCanvas" xmlns:cx="http://schemas.microsoft.com/office/drawing/2014/chartex" xmlns:cx1="http://schemas.microsoft.com/office/drawing/2015/9/8/chartex" xmlns:cx2="http://schemas.microsoft.com/office/drawing/2015/10/21/chartex" xmlns:cx3="http://schemas.microsoft.com/office/drawing/2016/5/9/chartex" xmlns:cx4="http://schemas.microsoft.com/office/drawing/2016/5/10/chartex" xmlns:cx5="http://schemas.microsoft.com/office/drawing/2016/5/11/chartex" xmlns:cx6="http://schemas.microsoft.com/office/drawing/2016/5/12/chartex" xmlns:cx7="http://schemas.microsoft.com/office/drawing/2016/5/13/chartex" xmlns:cx8="http://schemas.microsoft.com/office/drawing/2016/5/14/chartex" xmlns:mc="http://schemas.openxmlformats.org/markup-compatibility/2006" xmlns:aink="http://schemas.microsoft.com/office/drawing/2016/ink" xmlns:am3d="http://schemas.microsoft.com/office/drawing/2017/model3d" xmlns:o="urn:schemas-microsoft-com:office:office" xmlns:oel="http://schemas.microsoft.com/office/2019/extlst" xmlns:r="http://schemas.openxmlformats.org/officeDocument/2006/relationships" xmlns:m="http://schemas.openxmlformats.org/officeDocument/2006/math" xmlns:v="urn:schemas-microsoft-com:vml" xmlns:wp14="http://schemas.microsoft.com/office/word/2010/wordprocessingDrawing" xmlns:wp="http://schemas.openxmlformats.org/drawingml/2006/wordprocessingDrawing" xmlns:w10="urn:schemas-microsoft-com:office:word" xmlns:w="http://schemas.openxmlformats.org/wordprocessingml/2006/main" xmlns:w14="http://schemas.microsoft.com/office/word/2010/wordml" xmlns:w15="http://schemas.microsoft.com/office/word/2012/wordml" xmlns:w16cex="http://schemas.microsoft.com/office/word/2018/wordml/cex" xmlns:w16cid="http://schemas.microsoft.com/office/word/2016/wordml/cid" xmlns:w16="http://schemas.microsoft.com/office/word/2018/wordml" xmlns:w16du="http://schemas.microsoft.com/office/word/2023/wordml/word16du" xmlns:w16sdtdh="http://schemas.microsoft.com/office/word/2020/wordml/sdtdatahash" xmlns:w16se="http://schemas.microsoft.com/office/word/2015/wordml/symex" xmlns:wpg="http://schemas.microsoft.com/office/word/2010/wordprocessingGroup" xmlns:wpi="http://schemas.microsoft.com/office/word/2010/wordprocessingInk" xmlns:wne="http://schemas.microsoft.com/office/word/2006/wordml" xmlns:wps="http://schemas.microsoft.com/office/word/2010/wordprocessingShape" mc:Ignorable="w14 w15 w16se w16cid w16 w16cex w16sdtdh w16du wp14">
+<w:numbering xmlns:wpc="http://schemas.microsoft.com/office/word/2010/wordprocessingCanvas" xmlns:cx="http://schemas.microsoft.com/office/drawing/2014/chartex" xmlns:mc="http://schemas.openxmlformats.org/markup-compatibility/2006" xmlns:o="urn:schemas-microsoft-com:office:office" xmlns:r="http://schemas.openxmlformats.org/officeDocument/2006/relationships" xmlns:m="http://schemas.openxmlformats.org/officeDocument/2006/math" xmlns:v="urn:schemas-microsoft-com:vml" xmlns:wp14="http://schemas.microsoft.com/office/word/2010/wordprocessingDrawing" xmlns:wp="http://schemas.openxmlformats.org/drawingml/2006/wordprocessingDrawing" xmlns:w10="urn:schemas-microsoft-com:office:word" xmlns:w="http://schemas.openxmlformats.org/wordprocessingml/2006/main" xmlns:w14="http://schemas.microsoft.com/office/word/2010/wordml" xmlns:w15="http://schemas.microsoft.com/office/word/2012/wordml" xmlns:w16se="http://schemas.microsoft.com/office/word/2015/wordml/symex" xmlns:wpg="http://schemas.microsoft.com/office/word/2010/wordprocessingGroup" xmlns:wpi="http://schemas.microsoft.com/office/word/2010/wordprocessingInk" xmlns:wne="http://schemas.microsoft.com/office/word/2006/wordml" xmlns:wps="http://schemas.microsoft.com/office/word/2010/wordprocessingShape" mc:Ignorable="w14 w15 w16se wp14">
   <w:abstractNum w:abstractNumId="0" w15:restartNumberingAfterBreak="0">
     <w:nsid w:val="00375C76"/>
     <w:multiLevelType w:val="multilevel"/>
@@ -11405,445 +11466,6 @@
     </w:lvl>
   </w:abstractNum>
   <w:abstractNum w:abstractNumId="2" w15:restartNumberingAfterBreak="0">
-    <w:nsid w:val="06424E64"/>
-    <w:multiLevelType w:val="multilevel"/>
-    <w:tmpl w:val="23CA4280"/>
-    <w:lvl w:ilvl="0">
-      <w:start w:val="1"/>
-      <w:numFmt w:val="bullet"/>
-      <w:lvlText w:val=""/>
-      <w:lvlJc w:val="left"/>
-      <w:pPr>
-        <w:tabs>
-          <w:tab w:val="num" w:pos="720"/>
-        </w:tabs>
-        <w:ind w:left="720" w:hanging="360"/>
-      </w:pPr>
-      <w:rPr>
-        <w:rFonts w:ascii="Symbol" w:hAnsi="Symbol" w:hint="default"/>
-        <w:sz w:val="20"/>
-      </w:rPr>
-    </w:lvl>
-    <w:lvl w:ilvl="1">
-      <w:start w:val="1"/>
-      <w:numFmt w:val="decimal"/>
-      <w:lvlText w:val="%2."/>
-      <w:lvlJc w:val="left"/>
-      <w:pPr>
-        <w:tabs>
-          <w:tab w:val="num" w:pos="1440"/>
-        </w:tabs>
-        <w:ind w:left="1440" w:hanging="360"/>
-      </w:pPr>
-    </w:lvl>
-    <w:lvl w:ilvl="2">
-      <w:start w:val="1"/>
-      <w:numFmt w:val="bullet"/>
-      <w:lvlText w:val=""/>
-      <w:lvlJc w:val="left"/>
-      <w:pPr>
-        <w:tabs>
-          <w:tab w:val="num" w:pos="2160"/>
-        </w:tabs>
-        <w:ind w:left="2160" w:hanging="360"/>
-      </w:pPr>
-      <w:rPr>
-        <w:rFonts w:ascii="Wingdings" w:hAnsi="Wingdings" w:hint="default"/>
-        <w:sz w:val="20"/>
-      </w:rPr>
-    </w:lvl>
-    <w:lvl w:ilvl="3">
-      <w:start w:val="1"/>
-      <w:numFmt w:val="bullet"/>
-      <w:lvlText w:val=""/>
-      <w:lvlJc w:val="left"/>
-      <w:pPr>
-        <w:tabs>
-          <w:tab w:val="num" w:pos="2880"/>
-        </w:tabs>
-        <w:ind w:left="2880" w:hanging="360"/>
-      </w:pPr>
-      <w:rPr>
-        <w:rFonts w:ascii="Wingdings" w:hAnsi="Wingdings" w:hint="default"/>
-        <w:sz w:val="20"/>
-      </w:rPr>
-    </w:lvl>
-    <w:lvl w:ilvl="4">
-      <w:start w:val="1"/>
-      <w:numFmt w:val="bullet"/>
-      <w:lvlText w:val=""/>
-      <w:lvlJc w:val="left"/>
-      <w:pPr>
-        <w:tabs>
-          <w:tab w:val="num" w:pos="3600"/>
-        </w:tabs>
-        <w:ind w:left="3600" w:hanging="360"/>
-      </w:pPr>
-      <w:rPr>
-        <w:rFonts w:ascii="Wingdings" w:hAnsi="Wingdings" w:hint="default"/>
-        <w:sz w:val="20"/>
-      </w:rPr>
-    </w:lvl>
-    <w:lvl w:ilvl="5">
-      <w:start w:val="1"/>
-      <w:numFmt w:val="decimal"/>
-      <w:lvlText w:val="%6."/>
-      <w:lvlJc w:val="left"/>
-      <w:pPr>
-        <w:tabs>
-          <w:tab w:val="num" w:pos="4320"/>
-        </w:tabs>
-        <w:ind w:left="4320" w:hanging="360"/>
-      </w:pPr>
-    </w:lvl>
-    <w:lvl w:ilvl="6" w:tentative="1">
-      <w:start w:val="1"/>
-      <w:numFmt w:val="bullet"/>
-      <w:lvlText w:val=""/>
-      <w:lvlJc w:val="left"/>
-      <w:pPr>
-        <w:tabs>
-          <w:tab w:val="num" w:pos="5040"/>
-        </w:tabs>
-        <w:ind w:left="5040" w:hanging="360"/>
-      </w:pPr>
-      <w:rPr>
-        <w:rFonts w:ascii="Wingdings" w:hAnsi="Wingdings" w:hint="default"/>
-        <w:sz w:val="20"/>
-      </w:rPr>
-    </w:lvl>
-    <w:lvl w:ilvl="7" w:tentative="1">
-      <w:start w:val="1"/>
-      <w:numFmt w:val="bullet"/>
-      <w:lvlText w:val=""/>
-      <w:lvlJc w:val="left"/>
-      <w:pPr>
-        <w:tabs>
-          <w:tab w:val="num" w:pos="5760"/>
-        </w:tabs>
-        <w:ind w:left="5760" w:hanging="360"/>
-      </w:pPr>
-      <w:rPr>
-        <w:rFonts w:ascii="Wingdings" w:hAnsi="Wingdings" w:hint="default"/>
-        <w:sz w:val="20"/>
-      </w:rPr>
-    </w:lvl>
-    <w:lvl w:ilvl="8" w:tentative="1">
-      <w:start w:val="1"/>
-      <w:numFmt w:val="bullet"/>
-      <w:lvlText w:val=""/>
-      <w:lvlJc w:val="left"/>
-      <w:pPr>
-        <w:tabs>
-          <w:tab w:val="num" w:pos="6480"/>
-        </w:tabs>
-        <w:ind w:left="6480" w:hanging="360"/>
-      </w:pPr>
-      <w:rPr>
-        <w:rFonts w:ascii="Wingdings" w:hAnsi="Wingdings" w:hint="default"/>
-        <w:sz w:val="20"/>
-      </w:rPr>
-    </w:lvl>
-  </w:abstractNum>
-  <w:abstractNum w:abstractNumId="3" w15:restartNumberingAfterBreak="0">
-    <w:nsid w:val="07271B8B"/>
-    <w:multiLevelType w:val="multilevel"/>
-    <w:tmpl w:val="B1DAAB46"/>
-    <w:lvl w:ilvl="0">
-      <w:start w:val="1"/>
-      <w:numFmt w:val="bullet"/>
-      <w:lvlText w:val=""/>
-      <w:lvlJc w:val="left"/>
-      <w:pPr>
-        <w:tabs>
-          <w:tab w:val="num" w:pos="360"/>
-        </w:tabs>
-        <w:ind w:left="360" w:hanging="360"/>
-      </w:pPr>
-      <w:rPr>
-        <w:rFonts w:ascii="Symbol" w:hAnsi="Symbol" w:hint="default"/>
-        <w:sz w:val="20"/>
-      </w:rPr>
-    </w:lvl>
-    <w:lvl w:ilvl="1" w:tentative="1">
-      <w:start w:val="1"/>
-      <w:numFmt w:val="bullet"/>
-      <w:lvlText w:val="o"/>
-      <w:lvlJc w:val="left"/>
-      <w:pPr>
-        <w:tabs>
-          <w:tab w:val="num" w:pos="1080"/>
-        </w:tabs>
-        <w:ind w:left="1080" w:hanging="360"/>
-      </w:pPr>
-      <w:rPr>
-        <w:rFonts w:ascii="Courier New" w:hAnsi="Courier New" w:hint="default"/>
-        <w:sz w:val="20"/>
-      </w:rPr>
-    </w:lvl>
-    <w:lvl w:ilvl="2" w:tentative="1">
-      <w:start w:val="1"/>
-      <w:numFmt w:val="bullet"/>
-      <w:lvlText w:val=""/>
-      <w:lvlJc w:val="left"/>
-      <w:pPr>
-        <w:tabs>
-          <w:tab w:val="num" w:pos="1800"/>
-        </w:tabs>
-        <w:ind w:left="1800" w:hanging="360"/>
-      </w:pPr>
-      <w:rPr>
-        <w:rFonts w:ascii="Wingdings" w:hAnsi="Wingdings" w:hint="default"/>
-        <w:sz w:val="20"/>
-      </w:rPr>
-    </w:lvl>
-    <w:lvl w:ilvl="3" w:tentative="1">
-      <w:start w:val="1"/>
-      <w:numFmt w:val="bullet"/>
-      <w:lvlText w:val=""/>
-      <w:lvlJc w:val="left"/>
-      <w:pPr>
-        <w:tabs>
-          <w:tab w:val="num" w:pos="2520"/>
-        </w:tabs>
-        <w:ind w:left="2520" w:hanging="360"/>
-      </w:pPr>
-      <w:rPr>
-        <w:rFonts w:ascii="Wingdings" w:hAnsi="Wingdings" w:hint="default"/>
-        <w:sz w:val="20"/>
-      </w:rPr>
-    </w:lvl>
-    <w:lvl w:ilvl="4" w:tentative="1">
-      <w:start w:val="1"/>
-      <w:numFmt w:val="bullet"/>
-      <w:lvlText w:val=""/>
-      <w:lvlJc w:val="left"/>
-      <w:pPr>
-        <w:tabs>
-          <w:tab w:val="num" w:pos="3240"/>
-        </w:tabs>
-        <w:ind w:left="3240" w:hanging="360"/>
-      </w:pPr>
-      <w:rPr>
-        <w:rFonts w:ascii="Wingdings" w:hAnsi="Wingdings" w:hint="default"/>
-        <w:sz w:val="20"/>
-      </w:rPr>
-    </w:lvl>
-    <w:lvl w:ilvl="5" w:tentative="1">
-      <w:start w:val="1"/>
-      <w:numFmt w:val="bullet"/>
-      <w:lvlText w:val=""/>
-      <w:lvlJc w:val="left"/>
-      <w:pPr>
-        <w:tabs>
-          <w:tab w:val="num" w:pos="3960"/>
-        </w:tabs>
-        <w:ind w:left="3960" w:hanging="360"/>
-      </w:pPr>
-      <w:rPr>
-        <w:rFonts w:ascii="Wingdings" w:hAnsi="Wingdings" w:hint="default"/>
-        <w:sz w:val="20"/>
-      </w:rPr>
-    </w:lvl>
-    <w:lvl w:ilvl="6" w:tentative="1">
-      <w:start w:val="1"/>
-      <w:numFmt w:val="bullet"/>
-      <w:lvlText w:val=""/>
-      <w:lvlJc w:val="left"/>
-      <w:pPr>
-        <w:tabs>
-          <w:tab w:val="num" w:pos="4680"/>
-        </w:tabs>
-        <w:ind w:left="4680" w:hanging="360"/>
-      </w:pPr>
-      <w:rPr>
-        <w:rFonts w:ascii="Wingdings" w:hAnsi="Wingdings" w:hint="default"/>
-        <w:sz w:val="20"/>
-      </w:rPr>
-    </w:lvl>
-    <w:lvl w:ilvl="7" w:tentative="1">
-      <w:start w:val="1"/>
-      <w:numFmt w:val="bullet"/>
-      <w:lvlText w:val=""/>
-      <w:lvlJc w:val="left"/>
-      <w:pPr>
-        <w:tabs>
-          <w:tab w:val="num" w:pos="5400"/>
-        </w:tabs>
-        <w:ind w:left="5400" w:hanging="360"/>
-      </w:pPr>
-      <w:rPr>
-        <w:rFonts w:ascii="Wingdings" w:hAnsi="Wingdings" w:hint="default"/>
-        <w:sz w:val="20"/>
-      </w:rPr>
-    </w:lvl>
-    <w:lvl w:ilvl="8" w:tentative="1">
-      <w:start w:val="1"/>
-      <w:numFmt w:val="bullet"/>
-      <w:lvlText w:val=""/>
-      <w:lvlJc w:val="left"/>
-      <w:pPr>
-        <w:tabs>
-          <w:tab w:val="num" w:pos="6120"/>
-        </w:tabs>
-        <w:ind w:left="6120" w:hanging="360"/>
-      </w:pPr>
-      <w:rPr>
-        <w:rFonts w:ascii="Wingdings" w:hAnsi="Wingdings" w:hint="default"/>
-        <w:sz w:val="20"/>
-      </w:rPr>
-    </w:lvl>
-  </w:abstractNum>
-  <w:abstractNum w:abstractNumId="4" w15:restartNumberingAfterBreak="0">
-    <w:nsid w:val="07BF64B7"/>
-    <w:multiLevelType w:val="multilevel"/>
-    <w:tmpl w:val="202803DC"/>
-    <w:lvl w:ilvl="0">
-      <w:start w:val="1"/>
-      <w:numFmt w:val="bullet"/>
-      <w:lvlText w:val=""/>
-      <w:lvlJc w:val="left"/>
-      <w:pPr>
-        <w:tabs>
-          <w:tab w:val="num" w:pos="720"/>
-        </w:tabs>
-        <w:ind w:left="720" w:hanging="360"/>
-      </w:pPr>
-      <w:rPr>
-        <w:rFonts w:ascii="Symbol" w:hAnsi="Symbol" w:hint="default"/>
-        <w:sz w:val="20"/>
-      </w:rPr>
-    </w:lvl>
-    <w:lvl w:ilvl="1" w:tentative="1">
-      <w:start w:val="1"/>
-      <w:numFmt w:val="bullet"/>
-      <w:lvlText w:val="o"/>
-      <w:lvlJc w:val="left"/>
-      <w:pPr>
-        <w:tabs>
-          <w:tab w:val="num" w:pos="1440"/>
-        </w:tabs>
-        <w:ind w:left="1440" w:hanging="360"/>
-      </w:pPr>
-      <w:rPr>
-        <w:rFonts w:ascii="Courier New" w:hAnsi="Courier New" w:hint="default"/>
-        <w:sz w:val="20"/>
-      </w:rPr>
-    </w:lvl>
-    <w:lvl w:ilvl="2" w:tentative="1">
-      <w:start w:val="1"/>
-      <w:numFmt w:val="bullet"/>
-      <w:lvlText w:val=""/>
-      <w:lvlJc w:val="left"/>
-      <w:pPr>
-        <w:tabs>
-          <w:tab w:val="num" w:pos="2160"/>
-        </w:tabs>
-        <w:ind w:left="2160" w:hanging="360"/>
-      </w:pPr>
-      <w:rPr>
-        <w:rFonts w:ascii="Wingdings" w:hAnsi="Wingdings" w:hint="default"/>
-        <w:sz w:val="20"/>
-      </w:rPr>
-    </w:lvl>
-    <w:lvl w:ilvl="3" w:tentative="1">
-      <w:start w:val="1"/>
-      <w:numFmt w:val="bullet"/>
-      <w:lvlText w:val=""/>
-      <w:lvlJc w:val="left"/>
-      <w:pPr>
-        <w:tabs>
-          <w:tab w:val="num" w:pos="2880"/>
-        </w:tabs>
-        <w:ind w:left="2880" w:hanging="360"/>
-      </w:pPr>
-      <w:rPr>
-        <w:rFonts w:ascii="Wingdings" w:hAnsi="Wingdings" w:hint="default"/>
-        <w:sz w:val="20"/>
-      </w:rPr>
-    </w:lvl>
-    <w:lvl w:ilvl="4" w:tentative="1">
-      <w:start w:val="1"/>
-      <w:numFmt w:val="bullet"/>
-      <w:lvlText w:val=""/>
-      <w:lvlJc w:val="left"/>
-      <w:pPr>
-        <w:tabs>
-          <w:tab w:val="num" w:pos="3600"/>
-        </w:tabs>
-        <w:ind w:left="3600" w:hanging="360"/>
-      </w:pPr>
-      <w:rPr>
-        <w:rFonts w:ascii="Wingdings" w:hAnsi="Wingdings" w:hint="default"/>
-        <w:sz w:val="20"/>
-      </w:rPr>
-    </w:lvl>
-    <w:lvl w:ilvl="5" w:tentative="1">
-      <w:start w:val="1"/>
-      <w:numFmt w:val="bullet"/>
-      <w:lvlText w:val=""/>
-      <w:lvlJc w:val="left"/>
-      <w:pPr>
-        <w:tabs>
-          <w:tab w:val="num" w:pos="4320"/>
-        </w:tabs>
-        <w:ind w:left="4320" w:hanging="360"/>
-      </w:pPr>
-      <w:rPr>
-        <w:rFonts w:ascii="Wingdings" w:hAnsi="Wingdings" w:hint="default"/>
-        <w:sz w:val="20"/>
-      </w:rPr>
-    </w:lvl>
-    <w:lvl w:ilvl="6" w:tentative="1">
-      <w:start w:val="1"/>
-      <w:numFmt w:val="bullet"/>
-      <w:lvlText w:val=""/>
-      <w:lvlJc w:val="left"/>
-      <w:pPr>
-        <w:tabs>
-          <w:tab w:val="num" w:pos="5040"/>
-        </w:tabs>
-        <w:ind w:left="5040" w:hanging="360"/>
-      </w:pPr>
-      <w:rPr>
-        <w:rFonts w:ascii="Wingdings" w:hAnsi="Wingdings" w:hint="default"/>
-        <w:sz w:val="20"/>
-      </w:rPr>
-    </w:lvl>
-    <w:lvl w:ilvl="7" w:tentative="1">
-      <w:start w:val="1"/>
-      <w:numFmt w:val="bullet"/>
-      <w:lvlText w:val=""/>
-      <w:lvlJc w:val="left"/>
-      <w:pPr>
-        <w:tabs>
-          <w:tab w:val="num" w:pos="5760"/>
-        </w:tabs>
-        <w:ind w:left="5760" w:hanging="360"/>
-      </w:pPr>
-      <w:rPr>
-        <w:rFonts w:ascii="Wingdings" w:hAnsi="Wingdings" w:hint="default"/>
-        <w:sz w:val="20"/>
-      </w:rPr>
-    </w:lvl>
-    <w:lvl w:ilvl="8" w:tentative="1">
-      <w:start w:val="1"/>
-      <w:numFmt w:val="bullet"/>
-      <w:lvlText w:val=""/>
-      <w:lvlJc w:val="left"/>
-      <w:pPr>
-        <w:tabs>
-          <w:tab w:val="num" w:pos="6480"/>
-        </w:tabs>
-        <w:ind w:left="6480" w:hanging="360"/>
-      </w:pPr>
-      <w:rPr>
-        <w:rFonts w:ascii="Wingdings" w:hAnsi="Wingdings" w:hint="default"/>
-        <w:sz w:val="20"/>
-      </w:rPr>
-    </w:lvl>
-  </w:abstractNum>
-  <w:abstractNum w:abstractNumId="5" w15:restartNumberingAfterBreak="0">
     <w:nsid w:val="08B24460"/>
     <w:multiLevelType w:val="multilevel"/>
     <w:tmpl w:val="D166B7AA"/>
@@ -11992,301 +11614,7 @@
       </w:rPr>
     </w:lvl>
   </w:abstractNum>
-  <w:abstractNum w:abstractNumId="6" w15:restartNumberingAfterBreak="0">
-    <w:nsid w:val="0C293073"/>
-    <w:multiLevelType w:val="multilevel"/>
-    <w:tmpl w:val="081EE3B2"/>
-    <w:lvl w:ilvl="0">
-      <w:start w:val="1"/>
-      <w:numFmt w:val="bullet"/>
-      <w:lvlText w:val=""/>
-      <w:lvlJc w:val="left"/>
-      <w:pPr>
-        <w:tabs>
-          <w:tab w:val="num" w:pos="1080"/>
-        </w:tabs>
-        <w:ind w:left="1080" w:hanging="360"/>
-      </w:pPr>
-      <w:rPr>
-        <w:rFonts w:ascii="Symbol" w:hAnsi="Symbol" w:hint="default"/>
-        <w:sz w:val="20"/>
-      </w:rPr>
-    </w:lvl>
-    <w:lvl w:ilvl="1">
-      <w:start w:val="1"/>
-      <w:numFmt w:val="bullet"/>
-      <w:lvlText w:val="o"/>
-      <w:lvlJc w:val="left"/>
-      <w:pPr>
-        <w:tabs>
-          <w:tab w:val="num" w:pos="1800"/>
-        </w:tabs>
-        <w:ind w:left="1800" w:hanging="360"/>
-      </w:pPr>
-      <w:rPr>
-        <w:rFonts w:ascii="Courier New" w:hAnsi="Courier New" w:hint="default"/>
-        <w:sz w:val="20"/>
-      </w:rPr>
-    </w:lvl>
-    <w:lvl w:ilvl="2">
-      <w:start w:val="1"/>
-      <w:numFmt w:val="bullet"/>
-      <w:lvlText w:val=""/>
-      <w:lvlJc w:val="left"/>
-      <w:pPr>
-        <w:tabs>
-          <w:tab w:val="num" w:pos="2520"/>
-        </w:tabs>
-        <w:ind w:left="2520" w:hanging="360"/>
-      </w:pPr>
-      <w:rPr>
-        <w:rFonts w:ascii="Wingdings" w:hAnsi="Wingdings" w:hint="default"/>
-        <w:sz w:val="20"/>
-      </w:rPr>
-    </w:lvl>
-    <w:lvl w:ilvl="3" w:tentative="1">
-      <w:start w:val="1"/>
-      <w:numFmt w:val="bullet"/>
-      <w:lvlText w:val=""/>
-      <w:lvlJc w:val="left"/>
-      <w:pPr>
-        <w:tabs>
-          <w:tab w:val="num" w:pos="3240"/>
-        </w:tabs>
-        <w:ind w:left="3240" w:hanging="360"/>
-      </w:pPr>
-      <w:rPr>
-        <w:rFonts w:ascii="Wingdings" w:hAnsi="Wingdings" w:hint="default"/>
-        <w:sz w:val="20"/>
-      </w:rPr>
-    </w:lvl>
-    <w:lvl w:ilvl="4" w:tentative="1">
-      <w:start w:val="1"/>
-      <w:numFmt w:val="bullet"/>
-      <w:lvlText w:val=""/>
-      <w:lvlJc w:val="left"/>
-      <w:pPr>
-        <w:tabs>
-          <w:tab w:val="num" w:pos="3960"/>
-        </w:tabs>
-        <w:ind w:left="3960" w:hanging="360"/>
-      </w:pPr>
-      <w:rPr>
-        <w:rFonts w:ascii="Wingdings" w:hAnsi="Wingdings" w:hint="default"/>
-        <w:sz w:val="20"/>
-      </w:rPr>
-    </w:lvl>
-    <w:lvl w:ilvl="5" w:tentative="1">
-      <w:start w:val="1"/>
-      <w:numFmt w:val="bullet"/>
-      <w:lvlText w:val=""/>
-      <w:lvlJc w:val="left"/>
-      <w:pPr>
-        <w:tabs>
-          <w:tab w:val="num" w:pos="4680"/>
-        </w:tabs>
-        <w:ind w:left="4680" w:hanging="360"/>
-      </w:pPr>
-      <w:rPr>
-        <w:rFonts w:ascii="Wingdings" w:hAnsi="Wingdings" w:hint="default"/>
-        <w:sz w:val="20"/>
-      </w:rPr>
-    </w:lvl>
-    <w:lvl w:ilvl="6" w:tentative="1">
-      <w:start w:val="1"/>
-      <w:numFmt w:val="bullet"/>
-      <w:lvlText w:val=""/>
-      <w:lvlJc w:val="left"/>
-      <w:pPr>
-        <w:tabs>
-          <w:tab w:val="num" w:pos="5400"/>
-        </w:tabs>
-        <w:ind w:left="5400" w:hanging="360"/>
-      </w:pPr>
-      <w:rPr>
-        <w:rFonts w:ascii="Wingdings" w:hAnsi="Wingdings" w:hint="default"/>
-        <w:sz w:val="20"/>
-      </w:rPr>
-    </w:lvl>
-    <w:lvl w:ilvl="7" w:tentative="1">
-      <w:start w:val="1"/>
-      <w:numFmt w:val="bullet"/>
-      <w:lvlText w:val=""/>
-      <w:lvlJc w:val="left"/>
-      <w:pPr>
-        <w:tabs>
-          <w:tab w:val="num" w:pos="6120"/>
-        </w:tabs>
-        <w:ind w:left="6120" w:hanging="360"/>
-      </w:pPr>
-      <w:rPr>
-        <w:rFonts w:ascii="Wingdings" w:hAnsi="Wingdings" w:hint="default"/>
-        <w:sz w:val="20"/>
-      </w:rPr>
-    </w:lvl>
-    <w:lvl w:ilvl="8" w:tentative="1">
-      <w:start w:val="1"/>
-      <w:numFmt w:val="bullet"/>
-      <w:lvlText w:val=""/>
-      <w:lvlJc w:val="left"/>
-      <w:pPr>
-        <w:tabs>
-          <w:tab w:val="num" w:pos="6840"/>
-        </w:tabs>
-        <w:ind w:left="6840" w:hanging="360"/>
-      </w:pPr>
-      <w:rPr>
-        <w:rFonts w:ascii="Wingdings" w:hAnsi="Wingdings" w:hint="default"/>
-        <w:sz w:val="20"/>
-      </w:rPr>
-    </w:lvl>
-  </w:abstractNum>
-  <w:abstractNum w:abstractNumId="7" w15:restartNumberingAfterBreak="0">
-    <w:nsid w:val="0C7A4A4C"/>
-    <w:multiLevelType w:val="multilevel"/>
-    <w:tmpl w:val="24A2AF3E"/>
-    <w:lvl w:ilvl="0">
-      <w:start w:val="1"/>
-      <w:numFmt w:val="bullet"/>
-      <w:lvlText w:val=""/>
-      <w:lvlJc w:val="left"/>
-      <w:pPr>
-        <w:tabs>
-          <w:tab w:val="num" w:pos="720"/>
-        </w:tabs>
-        <w:ind w:left="720" w:hanging="360"/>
-      </w:pPr>
-      <w:rPr>
-        <w:rFonts w:ascii="Symbol" w:hAnsi="Symbol" w:hint="default"/>
-        <w:sz w:val="20"/>
-      </w:rPr>
-    </w:lvl>
-    <w:lvl w:ilvl="1">
-      <w:start w:val="1"/>
-      <w:numFmt w:val="decimal"/>
-      <w:lvlText w:val="%2."/>
-      <w:lvlJc w:val="left"/>
-      <w:pPr>
-        <w:tabs>
-          <w:tab w:val="num" w:pos="1440"/>
-        </w:tabs>
-        <w:ind w:left="1440" w:hanging="360"/>
-      </w:pPr>
-    </w:lvl>
-    <w:lvl w:ilvl="2">
-      <w:start w:val="1"/>
-      <w:numFmt w:val="bullet"/>
-      <w:lvlText w:val=""/>
-      <w:lvlJc w:val="left"/>
-      <w:pPr>
-        <w:tabs>
-          <w:tab w:val="num" w:pos="2160"/>
-        </w:tabs>
-        <w:ind w:left="2160" w:hanging="360"/>
-      </w:pPr>
-      <w:rPr>
-        <w:rFonts w:ascii="Wingdings" w:hAnsi="Wingdings" w:hint="default"/>
-        <w:sz w:val="20"/>
-      </w:rPr>
-    </w:lvl>
-    <w:lvl w:ilvl="3">
-      <w:start w:val="1"/>
-      <w:numFmt w:val="bullet"/>
-      <w:lvlText w:val=""/>
-      <w:lvlJc w:val="left"/>
-      <w:pPr>
-        <w:tabs>
-          <w:tab w:val="num" w:pos="2880"/>
-        </w:tabs>
-        <w:ind w:left="2880" w:hanging="360"/>
-      </w:pPr>
-      <w:rPr>
-        <w:rFonts w:ascii="Wingdings" w:hAnsi="Wingdings" w:hint="default"/>
-        <w:sz w:val="20"/>
-      </w:rPr>
-    </w:lvl>
-    <w:lvl w:ilvl="4" w:tentative="1">
-      <w:start w:val="1"/>
-      <w:numFmt w:val="bullet"/>
-      <w:lvlText w:val=""/>
-      <w:lvlJc w:val="left"/>
-      <w:pPr>
-        <w:tabs>
-          <w:tab w:val="num" w:pos="3600"/>
-        </w:tabs>
-        <w:ind w:left="3600" w:hanging="360"/>
-      </w:pPr>
-      <w:rPr>
-        <w:rFonts w:ascii="Wingdings" w:hAnsi="Wingdings" w:hint="default"/>
-        <w:sz w:val="20"/>
-      </w:rPr>
-    </w:lvl>
-    <w:lvl w:ilvl="5" w:tentative="1">
-      <w:start w:val="1"/>
-      <w:numFmt w:val="bullet"/>
-      <w:lvlText w:val=""/>
-      <w:lvlJc w:val="left"/>
-      <w:pPr>
-        <w:tabs>
-          <w:tab w:val="num" w:pos="4320"/>
-        </w:tabs>
-        <w:ind w:left="4320" w:hanging="360"/>
-      </w:pPr>
-      <w:rPr>
-        <w:rFonts w:ascii="Wingdings" w:hAnsi="Wingdings" w:hint="default"/>
-        <w:sz w:val="20"/>
-      </w:rPr>
-    </w:lvl>
-    <w:lvl w:ilvl="6" w:tentative="1">
-      <w:start w:val="1"/>
-      <w:numFmt w:val="bullet"/>
-      <w:lvlText w:val=""/>
-      <w:lvlJc w:val="left"/>
-      <w:pPr>
-        <w:tabs>
-          <w:tab w:val="num" w:pos="5040"/>
-        </w:tabs>
-        <w:ind w:left="5040" w:hanging="360"/>
-      </w:pPr>
-      <w:rPr>
-        <w:rFonts w:ascii="Wingdings" w:hAnsi="Wingdings" w:hint="default"/>
-        <w:sz w:val="20"/>
-      </w:rPr>
-    </w:lvl>
-    <w:lvl w:ilvl="7" w:tentative="1">
-      <w:start w:val="1"/>
-      <w:numFmt w:val="bullet"/>
-      <w:lvlText w:val=""/>
-      <w:lvlJc w:val="left"/>
-      <w:pPr>
-        <w:tabs>
-          <w:tab w:val="num" w:pos="5760"/>
-        </w:tabs>
-        <w:ind w:left="5760" w:hanging="360"/>
-      </w:pPr>
-      <w:rPr>
-        <w:rFonts w:ascii="Wingdings" w:hAnsi="Wingdings" w:hint="default"/>
-        <w:sz w:val="20"/>
-      </w:rPr>
-    </w:lvl>
-    <w:lvl w:ilvl="8" w:tentative="1">
-      <w:start w:val="1"/>
-      <w:numFmt w:val="bullet"/>
-      <w:lvlText w:val=""/>
-      <w:lvlJc w:val="left"/>
-      <w:pPr>
-        <w:tabs>
-          <w:tab w:val="num" w:pos="6480"/>
-        </w:tabs>
-        <w:ind w:left="6480" w:hanging="360"/>
-      </w:pPr>
-      <w:rPr>
-        <w:rFonts w:ascii="Wingdings" w:hAnsi="Wingdings" w:hint="default"/>
-        <w:sz w:val="20"/>
-      </w:rPr>
-    </w:lvl>
-  </w:abstractNum>
-  <w:abstractNum w:abstractNumId="8" w15:restartNumberingAfterBreak="0">
+  <w:abstractNum w:abstractNumId="3" w15:restartNumberingAfterBreak="0">
     <w:nsid w:val="0FEB60EF"/>
     <w:multiLevelType w:val="multilevel"/>
     <w:tmpl w:val="E4BC7EF8"/>
@@ -12435,156 +11763,7 @@
       </w:rPr>
     </w:lvl>
   </w:abstractNum>
-  <w:abstractNum w:abstractNumId="9" w15:restartNumberingAfterBreak="0">
-    <w:nsid w:val="12F31E74"/>
-    <w:multiLevelType w:val="multilevel"/>
-    <w:tmpl w:val="DA964A80"/>
-    <w:lvl w:ilvl="0">
-      <w:start w:val="1"/>
-      <w:numFmt w:val="bullet"/>
-      <w:lvlText w:val=""/>
-      <w:lvlJc w:val="left"/>
-      <w:pPr>
-        <w:tabs>
-          <w:tab w:val="num" w:pos="720"/>
-        </w:tabs>
-        <w:ind w:left="720" w:hanging="360"/>
-      </w:pPr>
-      <w:rPr>
-        <w:rFonts w:ascii="Symbol" w:hAnsi="Symbol" w:hint="default"/>
-        <w:sz w:val="20"/>
-      </w:rPr>
-    </w:lvl>
-    <w:lvl w:ilvl="1" w:tentative="1">
-      <w:start w:val="1"/>
-      <w:numFmt w:val="bullet"/>
-      <w:lvlText w:val="o"/>
-      <w:lvlJc w:val="left"/>
-      <w:pPr>
-        <w:tabs>
-          <w:tab w:val="num" w:pos="1440"/>
-        </w:tabs>
-        <w:ind w:left="1440" w:hanging="360"/>
-      </w:pPr>
-      <w:rPr>
-        <w:rFonts w:ascii="Courier New" w:hAnsi="Courier New" w:hint="default"/>
-        <w:sz w:val="20"/>
-      </w:rPr>
-    </w:lvl>
-    <w:lvl w:ilvl="2" w:tentative="1">
-      <w:start w:val="1"/>
-      <w:numFmt w:val="bullet"/>
-      <w:lvlText w:val=""/>
-      <w:lvlJc w:val="left"/>
-      <w:pPr>
-        <w:tabs>
-          <w:tab w:val="num" w:pos="2160"/>
-        </w:tabs>
-        <w:ind w:left="2160" w:hanging="360"/>
-      </w:pPr>
-      <w:rPr>
-        <w:rFonts w:ascii="Wingdings" w:hAnsi="Wingdings" w:hint="default"/>
-        <w:sz w:val="20"/>
-      </w:rPr>
-    </w:lvl>
-    <w:lvl w:ilvl="3" w:tentative="1">
-      <w:start w:val="1"/>
-      <w:numFmt w:val="bullet"/>
-      <w:lvlText w:val=""/>
-      <w:lvlJc w:val="left"/>
-      <w:pPr>
-        <w:tabs>
-          <w:tab w:val="num" w:pos="2880"/>
-        </w:tabs>
-        <w:ind w:left="2880" w:hanging="360"/>
-      </w:pPr>
-      <w:rPr>
-        <w:rFonts w:ascii="Wingdings" w:hAnsi="Wingdings" w:hint="default"/>
-        <w:sz w:val="20"/>
-      </w:rPr>
-    </w:lvl>
-    <w:lvl w:ilvl="4" w:tentative="1">
-      <w:start w:val="1"/>
-      <w:numFmt w:val="bullet"/>
-      <w:lvlText w:val=""/>
-      <w:lvlJc w:val="left"/>
-      <w:pPr>
-        <w:tabs>
-          <w:tab w:val="num" w:pos="3600"/>
-        </w:tabs>
-        <w:ind w:left="3600" w:hanging="360"/>
-      </w:pPr>
-      <w:rPr>
-        <w:rFonts w:ascii="Wingdings" w:hAnsi="Wingdings" w:hint="default"/>
-        <w:sz w:val="20"/>
-      </w:rPr>
-    </w:lvl>
-    <w:lvl w:ilvl="5" w:tentative="1">
-      <w:start w:val="1"/>
-      <w:numFmt w:val="bullet"/>
-      <w:lvlText w:val=""/>
-      <w:lvlJc w:val="left"/>
-      <w:pPr>
-        <w:tabs>
-          <w:tab w:val="num" w:pos="4320"/>
-        </w:tabs>
-        <w:ind w:left="4320" w:hanging="360"/>
-      </w:pPr>
-      <w:rPr>
-        <w:rFonts w:ascii="Wingdings" w:hAnsi="Wingdings" w:hint="default"/>
-        <w:sz w:val="20"/>
-      </w:rPr>
-    </w:lvl>
-    <w:lvl w:ilvl="6" w:tentative="1">
-      <w:start w:val="1"/>
-      <w:numFmt w:val="bullet"/>
-      <w:lvlText w:val=""/>
-      <w:lvlJc w:val="left"/>
-      <w:pPr>
-        <w:tabs>
-          <w:tab w:val="num" w:pos="5040"/>
-        </w:tabs>
-        <w:ind w:left="5040" w:hanging="360"/>
-      </w:pPr>
-      <w:rPr>
-        <w:rFonts w:ascii="Wingdings" w:hAnsi="Wingdings" w:hint="default"/>
-        <w:sz w:val="20"/>
-      </w:rPr>
-    </w:lvl>
-    <w:lvl w:ilvl="7" w:tentative="1">
-      <w:start w:val="1"/>
-      <w:numFmt w:val="bullet"/>
-      <w:lvlText w:val=""/>
-      <w:lvlJc w:val="left"/>
-      <w:pPr>
-        <w:tabs>
-          <w:tab w:val="num" w:pos="5760"/>
-        </w:tabs>
-        <w:ind w:left="5760" w:hanging="360"/>
-      </w:pPr>
-      <w:rPr>
-        <w:rFonts w:ascii="Wingdings" w:hAnsi="Wingdings" w:hint="default"/>
-        <w:sz w:val="20"/>
-      </w:rPr>
-    </w:lvl>
-    <w:lvl w:ilvl="8" w:tentative="1">
-      <w:start w:val="1"/>
-      <w:numFmt w:val="bullet"/>
-      <w:lvlText w:val=""/>
-      <w:lvlJc w:val="left"/>
-      <w:pPr>
-        <w:tabs>
-          <w:tab w:val="num" w:pos="6480"/>
-        </w:tabs>
-        <w:ind w:left="6480" w:hanging="360"/>
-      </w:pPr>
-      <w:rPr>
-        <w:rFonts w:ascii="Wingdings" w:hAnsi="Wingdings" w:hint="default"/>
-        <w:sz w:val="20"/>
-      </w:rPr>
-    </w:lvl>
-  </w:abstractNum>
-  <w:abstractNum w:abstractNumId="10" w15:restartNumberingAfterBreak="0">
+  <w:abstractNum w:abstractNumId="4" w15:restartNumberingAfterBreak="0">
     <w:nsid w:val="13031F4C"/>
     <w:multiLevelType w:val="multilevel"/>
     <w:tmpl w:val="C6009808"/>
@@ -12733,156 +11912,7 @@
       </w:rPr>
     </w:lvl>
   </w:abstractNum>
-  <w:abstractNum w:abstractNumId="11" w15:restartNumberingAfterBreak="0">
-    <w:nsid w:val="16486FEF"/>
-    <w:multiLevelType w:val="multilevel"/>
-    <w:tmpl w:val="202803DC"/>
-    <w:lvl w:ilvl="0">
-      <w:start w:val="1"/>
-      <w:numFmt w:val="bullet"/>
-      <w:lvlText w:val=""/>
-      <w:lvlJc w:val="left"/>
-      <w:pPr>
-        <w:tabs>
-          <w:tab w:val="num" w:pos="720"/>
-        </w:tabs>
-        <w:ind w:left="720" w:hanging="360"/>
-      </w:pPr>
-      <w:rPr>
-        <w:rFonts w:ascii="Symbol" w:hAnsi="Symbol" w:hint="default"/>
-        <w:sz w:val="20"/>
-      </w:rPr>
-    </w:lvl>
-    <w:lvl w:ilvl="1">
-      <w:start w:val="1"/>
-      <w:numFmt w:val="bullet"/>
-      <w:lvlText w:val="o"/>
-      <w:lvlJc w:val="left"/>
-      <w:pPr>
-        <w:tabs>
-          <w:tab w:val="num" w:pos="1440"/>
-        </w:tabs>
-        <w:ind w:left="1440" w:hanging="360"/>
-      </w:pPr>
-      <w:rPr>
-        <w:rFonts w:ascii="Courier New" w:hAnsi="Courier New" w:hint="default"/>
-        <w:sz w:val="20"/>
-      </w:rPr>
-    </w:lvl>
-    <w:lvl w:ilvl="2" w:tentative="1">
-      <w:start w:val="1"/>
-      <w:numFmt w:val="bullet"/>
-      <w:lvlText w:val=""/>
-      <w:lvlJc w:val="left"/>
-      <w:pPr>
-        <w:tabs>
-          <w:tab w:val="num" w:pos="2160"/>
-        </w:tabs>
-        <w:ind w:left="2160" w:hanging="360"/>
-      </w:pPr>
-      <w:rPr>
-        <w:rFonts w:ascii="Wingdings" w:hAnsi="Wingdings" w:hint="default"/>
-        <w:sz w:val="20"/>
-      </w:rPr>
-    </w:lvl>
-    <w:lvl w:ilvl="3" w:tentative="1">
-      <w:start w:val="1"/>
-      <w:numFmt w:val="bullet"/>
-      <w:lvlText w:val=""/>
-      <w:lvlJc w:val="left"/>
-      <w:pPr>
-        <w:tabs>
-          <w:tab w:val="num" w:pos="2880"/>
-        </w:tabs>
-        <w:ind w:left="2880" w:hanging="360"/>
-      </w:pPr>
-      <w:rPr>
-        <w:rFonts w:ascii="Wingdings" w:hAnsi="Wingdings" w:hint="default"/>
-        <w:sz w:val="20"/>
-      </w:rPr>
-    </w:lvl>
-    <w:lvl w:ilvl="4" w:tentative="1">
-      <w:start w:val="1"/>
-      <w:numFmt w:val="bullet"/>
-      <w:lvlText w:val=""/>
-      <w:lvlJc w:val="left"/>
-      <w:pPr>
-        <w:tabs>
-          <w:tab w:val="num" w:pos="3600"/>
-        </w:tabs>
-        <w:ind w:left="3600" w:hanging="360"/>
-      </w:pPr>
-      <w:rPr>
-        <w:rFonts w:ascii="Wingdings" w:hAnsi="Wingdings" w:hint="default"/>
-        <w:sz w:val="20"/>
-      </w:rPr>
-    </w:lvl>
-    <w:lvl w:ilvl="5" w:tentative="1">
-      <w:start w:val="1"/>
-      <w:numFmt w:val="bullet"/>
-      <w:lvlText w:val=""/>
-      <w:lvlJc w:val="left"/>
-      <w:pPr>
-        <w:tabs>
-          <w:tab w:val="num" w:pos="4320"/>
-        </w:tabs>
-        <w:ind w:left="4320" w:hanging="360"/>
-      </w:pPr>
-      <w:rPr>
-        <w:rFonts w:ascii="Wingdings" w:hAnsi="Wingdings" w:hint="default"/>
-        <w:sz w:val="20"/>
-      </w:rPr>
-    </w:lvl>
-    <w:lvl w:ilvl="6" w:tentative="1">
-      <w:start w:val="1"/>
-      <w:numFmt w:val="bullet"/>
-      <w:lvlText w:val=""/>
-      <w:lvlJc w:val="left"/>
-      <w:pPr>
-        <w:tabs>
-          <w:tab w:val="num" w:pos="5040"/>
-        </w:tabs>
-        <w:ind w:left="5040" w:hanging="360"/>
-      </w:pPr>
-      <w:rPr>
-        <w:rFonts w:ascii="Wingdings" w:hAnsi="Wingdings" w:hint="default"/>
-        <w:sz w:val="20"/>
-      </w:rPr>
-    </w:lvl>
-    <w:lvl w:ilvl="7" w:tentative="1">
-      <w:start w:val="1"/>
-      <w:numFmt w:val="bullet"/>
-      <w:lvlText w:val=""/>
-      <w:lvlJc w:val="left"/>
-      <w:pPr>
-        <w:tabs>
-          <w:tab w:val="num" w:pos="5760"/>
-        </w:tabs>
-        <w:ind w:left="5760" w:hanging="360"/>
-      </w:pPr>
-      <w:rPr>
-        <w:rFonts w:ascii="Wingdings" w:hAnsi="Wingdings" w:hint="default"/>
-        <w:sz w:val="20"/>
-      </w:rPr>
-    </w:lvl>
-    <w:lvl w:ilvl="8" w:tentative="1">
-      <w:start w:val="1"/>
-      <w:numFmt w:val="bullet"/>
-      <w:lvlText w:val=""/>
-      <w:lvlJc w:val="left"/>
-      <w:pPr>
-        <w:tabs>
-          <w:tab w:val="num" w:pos="6480"/>
-        </w:tabs>
-        <w:ind w:left="6480" w:hanging="360"/>
-      </w:pPr>
-      <w:rPr>
-        <w:rFonts w:ascii="Wingdings" w:hAnsi="Wingdings" w:hint="default"/>
-        <w:sz w:val="20"/>
-      </w:rPr>
-    </w:lvl>
-  </w:abstractNum>
-  <w:abstractNum w:abstractNumId="12" w15:restartNumberingAfterBreak="0">
+  <w:abstractNum w:abstractNumId="5" w15:restartNumberingAfterBreak="0">
     <w:nsid w:val="198B1809"/>
     <w:multiLevelType w:val="multilevel"/>
     <w:tmpl w:val="AA46D82A"/>
@@ -13031,7 +12061,7 @@
       </w:rPr>
     </w:lvl>
   </w:abstractNum>
-  <w:abstractNum w:abstractNumId="13" w15:restartNumberingAfterBreak="0">
+  <w:abstractNum w:abstractNumId="6" w15:restartNumberingAfterBreak="0">
     <w:nsid w:val="1BAD72E7"/>
     <w:multiLevelType w:val="multilevel"/>
     <w:tmpl w:val="BA3ADFB0"/>
@@ -13180,301 +12210,7 @@
       </w:rPr>
     </w:lvl>
   </w:abstractNum>
-  <w:abstractNum w:abstractNumId="14" w15:restartNumberingAfterBreak="0">
-    <w:nsid w:val="1BBC244A"/>
-    <w:multiLevelType w:val="multilevel"/>
-    <w:tmpl w:val="E09C6094"/>
-    <w:lvl w:ilvl="0">
-      <w:start w:val="1"/>
-      <w:numFmt w:val="bullet"/>
-      <w:lvlText w:val=""/>
-      <w:lvlJc w:val="left"/>
-      <w:pPr>
-        <w:tabs>
-          <w:tab w:val="num" w:pos="720"/>
-        </w:tabs>
-        <w:ind w:left="720" w:hanging="360"/>
-      </w:pPr>
-      <w:rPr>
-        <w:rFonts w:ascii="Symbol" w:hAnsi="Symbol" w:hint="default"/>
-        <w:sz w:val="20"/>
-      </w:rPr>
-    </w:lvl>
-    <w:lvl w:ilvl="1">
-      <w:start w:val="1"/>
-      <w:numFmt w:val="decimal"/>
-      <w:lvlText w:val="%2."/>
-      <w:lvlJc w:val="left"/>
-      <w:pPr>
-        <w:tabs>
-          <w:tab w:val="num" w:pos="1440"/>
-        </w:tabs>
-        <w:ind w:left="1440" w:hanging="360"/>
-      </w:pPr>
-    </w:lvl>
-    <w:lvl w:ilvl="2" w:tentative="1">
-      <w:start w:val="1"/>
-      <w:numFmt w:val="bullet"/>
-      <w:lvlText w:val=""/>
-      <w:lvlJc w:val="left"/>
-      <w:pPr>
-        <w:tabs>
-          <w:tab w:val="num" w:pos="2160"/>
-        </w:tabs>
-        <w:ind w:left="2160" w:hanging="360"/>
-      </w:pPr>
-      <w:rPr>
-        <w:rFonts w:ascii="Wingdings" w:hAnsi="Wingdings" w:hint="default"/>
-        <w:sz w:val="20"/>
-      </w:rPr>
-    </w:lvl>
-    <w:lvl w:ilvl="3" w:tentative="1">
-      <w:start w:val="1"/>
-      <w:numFmt w:val="bullet"/>
-      <w:lvlText w:val=""/>
-      <w:lvlJc w:val="left"/>
-      <w:pPr>
-        <w:tabs>
-          <w:tab w:val="num" w:pos="2880"/>
-        </w:tabs>
-        <w:ind w:left="2880" w:hanging="360"/>
-      </w:pPr>
-      <w:rPr>
-        <w:rFonts w:ascii="Wingdings" w:hAnsi="Wingdings" w:hint="default"/>
-        <w:sz w:val="20"/>
-      </w:rPr>
-    </w:lvl>
-    <w:lvl w:ilvl="4" w:tentative="1">
-      <w:start w:val="1"/>
-      <w:numFmt w:val="bullet"/>
-      <w:lvlText w:val=""/>
-      <w:lvlJc w:val="left"/>
-      <w:pPr>
-        <w:tabs>
-          <w:tab w:val="num" w:pos="3600"/>
-        </w:tabs>
-        <w:ind w:left="3600" w:hanging="360"/>
-      </w:pPr>
-      <w:rPr>
-        <w:rFonts w:ascii="Wingdings" w:hAnsi="Wingdings" w:hint="default"/>
-        <w:sz w:val="20"/>
-      </w:rPr>
-    </w:lvl>
-    <w:lvl w:ilvl="5" w:tentative="1">
-      <w:start w:val="1"/>
-      <w:numFmt w:val="bullet"/>
-      <w:lvlText w:val=""/>
-      <w:lvlJc w:val="left"/>
-      <w:pPr>
-        <w:tabs>
-          <w:tab w:val="num" w:pos="4320"/>
-        </w:tabs>
-        <w:ind w:left="4320" w:hanging="360"/>
-      </w:pPr>
-      <w:rPr>
-        <w:rFonts w:ascii="Wingdings" w:hAnsi="Wingdings" w:hint="default"/>
-        <w:sz w:val="20"/>
-      </w:rPr>
-    </w:lvl>
-    <w:lvl w:ilvl="6" w:tentative="1">
-      <w:start w:val="1"/>
-      <w:numFmt w:val="bullet"/>
-      <w:lvlText w:val=""/>
-      <w:lvlJc w:val="left"/>
-      <w:pPr>
-        <w:tabs>
-          <w:tab w:val="num" w:pos="5040"/>
-        </w:tabs>
-        <w:ind w:left="5040" w:hanging="360"/>
-      </w:pPr>
-      <w:rPr>
-        <w:rFonts w:ascii="Wingdings" w:hAnsi="Wingdings" w:hint="default"/>
-        <w:sz w:val="20"/>
-      </w:rPr>
-    </w:lvl>
-    <w:lvl w:ilvl="7" w:tentative="1">
-      <w:start w:val="1"/>
-      <w:numFmt w:val="bullet"/>
-      <w:lvlText w:val=""/>
-      <w:lvlJc w:val="left"/>
-      <w:pPr>
-        <w:tabs>
-          <w:tab w:val="num" w:pos="5760"/>
-        </w:tabs>
-        <w:ind w:left="5760" w:hanging="360"/>
-      </w:pPr>
-      <w:rPr>
-        <w:rFonts w:ascii="Wingdings" w:hAnsi="Wingdings" w:hint="default"/>
-        <w:sz w:val="20"/>
-      </w:rPr>
-    </w:lvl>
-    <w:lvl w:ilvl="8" w:tentative="1">
-      <w:start w:val="1"/>
-      <w:numFmt w:val="bullet"/>
-      <w:lvlText w:val=""/>
-      <w:lvlJc w:val="left"/>
-      <w:pPr>
-        <w:tabs>
-          <w:tab w:val="num" w:pos="6480"/>
-        </w:tabs>
-        <w:ind w:left="6480" w:hanging="360"/>
-      </w:pPr>
-      <w:rPr>
-        <w:rFonts w:ascii="Wingdings" w:hAnsi="Wingdings" w:hint="default"/>
-        <w:sz w:val="20"/>
-      </w:rPr>
-    </w:lvl>
-  </w:abstractNum>
-  <w:abstractNum w:abstractNumId="15" w15:restartNumberingAfterBreak="0">
-    <w:nsid w:val="1EBD75C6"/>
-    <w:multiLevelType w:val="multilevel"/>
-    <w:tmpl w:val="202803DC"/>
-    <w:lvl w:ilvl="0">
-      <w:start w:val="1"/>
-      <w:numFmt w:val="bullet"/>
-      <w:lvlText w:val=""/>
-      <w:lvlJc w:val="left"/>
-      <w:pPr>
-        <w:tabs>
-          <w:tab w:val="num" w:pos="720"/>
-        </w:tabs>
-        <w:ind w:left="720" w:hanging="360"/>
-      </w:pPr>
-      <w:rPr>
-        <w:rFonts w:ascii="Symbol" w:hAnsi="Symbol" w:hint="default"/>
-        <w:sz w:val="20"/>
-      </w:rPr>
-    </w:lvl>
-    <w:lvl w:ilvl="1" w:tentative="1">
-      <w:start w:val="1"/>
-      <w:numFmt w:val="bullet"/>
-      <w:lvlText w:val="o"/>
-      <w:lvlJc w:val="left"/>
-      <w:pPr>
-        <w:tabs>
-          <w:tab w:val="num" w:pos="1440"/>
-        </w:tabs>
-        <w:ind w:left="1440" w:hanging="360"/>
-      </w:pPr>
-      <w:rPr>
-        <w:rFonts w:ascii="Courier New" w:hAnsi="Courier New" w:hint="default"/>
-        <w:sz w:val="20"/>
-      </w:rPr>
-    </w:lvl>
-    <w:lvl w:ilvl="2" w:tentative="1">
-      <w:start w:val="1"/>
-      <w:numFmt w:val="bullet"/>
-      <w:lvlText w:val=""/>
-      <w:lvlJc w:val="left"/>
-      <w:pPr>
-        <w:tabs>
-          <w:tab w:val="num" w:pos="2160"/>
-        </w:tabs>
-        <w:ind w:left="2160" w:hanging="360"/>
-      </w:pPr>
-      <w:rPr>
-        <w:rFonts w:ascii="Wingdings" w:hAnsi="Wingdings" w:hint="default"/>
-        <w:sz w:val="20"/>
-      </w:rPr>
-    </w:lvl>
-    <w:lvl w:ilvl="3" w:tentative="1">
-      <w:start w:val="1"/>
-      <w:numFmt w:val="bullet"/>
-      <w:lvlText w:val=""/>
-      <w:lvlJc w:val="left"/>
-      <w:pPr>
-        <w:tabs>
-          <w:tab w:val="num" w:pos="2880"/>
-        </w:tabs>
-        <w:ind w:left="2880" w:hanging="360"/>
-      </w:pPr>
-      <w:rPr>
-        <w:rFonts w:ascii="Wingdings" w:hAnsi="Wingdings" w:hint="default"/>
-        <w:sz w:val="20"/>
-      </w:rPr>
-    </w:lvl>
-    <w:lvl w:ilvl="4" w:tentative="1">
-      <w:start w:val="1"/>
-      <w:numFmt w:val="bullet"/>
-      <w:lvlText w:val=""/>
-      <w:lvlJc w:val="left"/>
-      <w:pPr>
-        <w:tabs>
-          <w:tab w:val="num" w:pos="3600"/>
-        </w:tabs>
-        <w:ind w:left="3600" w:hanging="360"/>
-      </w:pPr>
-      <w:rPr>
-        <w:rFonts w:ascii="Wingdings" w:hAnsi="Wingdings" w:hint="default"/>
-        <w:sz w:val="20"/>
-      </w:rPr>
-    </w:lvl>
-    <w:lvl w:ilvl="5" w:tentative="1">
-      <w:start w:val="1"/>
-      <w:numFmt w:val="bullet"/>
-      <w:lvlText w:val=""/>
-      <w:lvlJc w:val="left"/>
-      <w:pPr>
-        <w:tabs>
-          <w:tab w:val="num" w:pos="4320"/>
-        </w:tabs>
-        <w:ind w:left="4320" w:hanging="360"/>
-      </w:pPr>
-      <w:rPr>
-        <w:rFonts w:ascii="Wingdings" w:hAnsi="Wingdings" w:hint="default"/>
-        <w:sz w:val="20"/>
-      </w:rPr>
-    </w:lvl>
-    <w:lvl w:ilvl="6" w:tentative="1">
-      <w:start w:val="1"/>
-      <w:numFmt w:val="bullet"/>
-      <w:lvlText w:val=""/>
-      <w:lvlJc w:val="left"/>
-      <w:pPr>
-        <w:tabs>
-          <w:tab w:val="num" w:pos="5040"/>
-        </w:tabs>
-        <w:ind w:left="5040" w:hanging="360"/>
-      </w:pPr>
-      <w:rPr>
-        <w:rFonts w:ascii="Wingdings" w:hAnsi="Wingdings" w:hint="default"/>
-        <w:sz w:val="20"/>
-      </w:rPr>
-    </w:lvl>
-    <w:lvl w:ilvl="7" w:tentative="1">
-      <w:start w:val="1"/>
-      <w:numFmt w:val="bullet"/>
-      <w:lvlText w:val=""/>
-      <w:lvlJc w:val="left"/>
-      <w:pPr>
-        <w:tabs>
-          <w:tab w:val="num" w:pos="5760"/>
-        </w:tabs>
-        <w:ind w:left="5760" w:hanging="360"/>
-      </w:pPr>
-      <w:rPr>
-        <w:rFonts w:ascii="Wingdings" w:hAnsi="Wingdings" w:hint="default"/>
-        <w:sz w:val="20"/>
-      </w:rPr>
-    </w:lvl>
-    <w:lvl w:ilvl="8" w:tentative="1">
-      <w:start w:val="1"/>
-      <w:numFmt w:val="bullet"/>
-      <w:lvlText w:val=""/>
-      <w:lvlJc w:val="left"/>
-      <w:pPr>
-        <w:tabs>
-          <w:tab w:val="num" w:pos="6480"/>
-        </w:tabs>
-        <w:ind w:left="6480" w:hanging="360"/>
-      </w:pPr>
-      <w:rPr>
-        <w:rFonts w:ascii="Wingdings" w:hAnsi="Wingdings" w:hint="default"/>
-        <w:sz w:val="20"/>
-      </w:rPr>
-    </w:lvl>
-  </w:abstractNum>
-  <w:abstractNum w:abstractNumId="16" w15:restartNumberingAfterBreak="0">
+  <w:abstractNum w:abstractNumId="7" w15:restartNumberingAfterBreak="0">
     <w:nsid w:val="20202AB8"/>
     <w:multiLevelType w:val="multilevel"/>
     <w:tmpl w:val="22A09B86"/>
@@ -13623,7 +12359,7 @@
       </w:rPr>
     </w:lvl>
   </w:abstractNum>
-  <w:abstractNum w:abstractNumId="17" w15:restartNumberingAfterBreak="0">
+  <w:abstractNum w:abstractNumId="8" w15:restartNumberingAfterBreak="0">
     <w:nsid w:val="21DF25DA"/>
     <w:multiLevelType w:val="multilevel"/>
     <w:tmpl w:val="97949CC8"/>
@@ -13744,272 +12480,7 @@
       </w:pPr>
     </w:lvl>
   </w:abstractNum>
-  <w:abstractNum w:abstractNumId="18" w15:restartNumberingAfterBreak="0">
-    <w:nsid w:val="28544A09"/>
-    <w:multiLevelType w:val="hybridMultilevel"/>
-    <w:tmpl w:val="E40C288E"/>
-    <w:lvl w:ilvl="0" w:tplc="5C8CF534">
-      <w:numFmt w:val="bullet"/>
-      <w:lvlText w:val=""/>
-      <w:lvlJc w:val="left"/>
-      <w:pPr>
-        <w:ind w:left="842" w:hanging="360"/>
-      </w:pPr>
-      <w:rPr>
-        <w:rFonts w:ascii="Wingdings" w:eastAsia="Wingdings" w:hAnsi="Wingdings" w:cs="Wingdings" w:hint="default"/>
-        <w:w w:val="100"/>
-        <w:sz w:val="22"/>
-        <w:szCs w:val="22"/>
-        <w:lang w:val="es-ES" w:eastAsia="en-US" w:bidi="ar-SA"/>
-      </w:rPr>
-    </w:lvl>
-    <w:lvl w:ilvl="1" w:tplc="8926EC9A">
-      <w:numFmt w:val="bullet"/>
-      <w:lvlText w:val="•"/>
-      <w:lvlJc w:val="left"/>
-      <w:pPr>
-        <w:ind w:left="1726" w:hanging="360"/>
-      </w:pPr>
-      <w:rPr>
-        <w:rFonts w:hint="default"/>
-        <w:lang w:val="es-ES" w:eastAsia="en-US" w:bidi="ar-SA"/>
-      </w:rPr>
-    </w:lvl>
-    <w:lvl w:ilvl="2" w:tplc="4FCA749C">
-      <w:numFmt w:val="bullet"/>
-      <w:lvlText w:val="•"/>
-      <w:lvlJc w:val="left"/>
-      <w:pPr>
-        <w:ind w:left="2612" w:hanging="360"/>
-      </w:pPr>
-      <w:rPr>
-        <w:rFonts w:hint="default"/>
-        <w:lang w:val="es-ES" w:eastAsia="en-US" w:bidi="ar-SA"/>
-      </w:rPr>
-    </w:lvl>
-    <w:lvl w:ilvl="3" w:tplc="06CE8590">
-      <w:numFmt w:val="bullet"/>
-      <w:lvlText w:val="•"/>
-      <w:lvlJc w:val="left"/>
-      <w:pPr>
-        <w:ind w:left="3498" w:hanging="360"/>
-      </w:pPr>
-      <w:rPr>
-        <w:rFonts w:hint="default"/>
-        <w:lang w:val="es-ES" w:eastAsia="en-US" w:bidi="ar-SA"/>
-      </w:rPr>
-    </w:lvl>
-    <w:lvl w:ilvl="4" w:tplc="5CD26F0A">
-      <w:numFmt w:val="bullet"/>
-      <w:lvlText w:val="•"/>
-      <w:lvlJc w:val="left"/>
-      <w:pPr>
-        <w:ind w:left="4384" w:hanging="360"/>
-      </w:pPr>
-      <w:rPr>
-        <w:rFonts w:hint="default"/>
-        <w:lang w:val="es-ES" w:eastAsia="en-US" w:bidi="ar-SA"/>
-      </w:rPr>
-    </w:lvl>
-    <w:lvl w:ilvl="5" w:tplc="32FE96F4">
-      <w:numFmt w:val="bullet"/>
-      <w:lvlText w:val="•"/>
-      <w:lvlJc w:val="left"/>
-      <w:pPr>
-        <w:ind w:left="5270" w:hanging="360"/>
-      </w:pPr>
-      <w:rPr>
-        <w:rFonts w:hint="default"/>
-        <w:lang w:val="es-ES" w:eastAsia="en-US" w:bidi="ar-SA"/>
-      </w:rPr>
-    </w:lvl>
-    <w:lvl w:ilvl="6" w:tplc="B4D83BC8">
-      <w:numFmt w:val="bullet"/>
-      <w:lvlText w:val="•"/>
-      <w:lvlJc w:val="left"/>
-      <w:pPr>
-        <w:ind w:left="6156" w:hanging="360"/>
-      </w:pPr>
-      <w:rPr>
-        <w:rFonts w:hint="default"/>
-        <w:lang w:val="es-ES" w:eastAsia="en-US" w:bidi="ar-SA"/>
-      </w:rPr>
-    </w:lvl>
-    <w:lvl w:ilvl="7" w:tplc="F77021F2">
-      <w:numFmt w:val="bullet"/>
-      <w:lvlText w:val="•"/>
-      <w:lvlJc w:val="left"/>
-      <w:pPr>
-        <w:ind w:left="7042" w:hanging="360"/>
-      </w:pPr>
-      <w:rPr>
-        <w:rFonts w:hint="default"/>
-        <w:lang w:val="es-ES" w:eastAsia="en-US" w:bidi="ar-SA"/>
-      </w:rPr>
-    </w:lvl>
-    <w:lvl w:ilvl="8" w:tplc="AC4C4B06">
-      <w:numFmt w:val="bullet"/>
-      <w:lvlText w:val="•"/>
-      <w:lvlJc w:val="left"/>
-      <w:pPr>
-        <w:ind w:left="7928" w:hanging="360"/>
-      </w:pPr>
-      <w:rPr>
-        <w:rFonts w:hint="default"/>
-        <w:lang w:val="es-ES" w:eastAsia="en-US" w:bidi="ar-SA"/>
-      </w:rPr>
-    </w:lvl>
-  </w:abstractNum>
-  <w:abstractNum w:abstractNumId="19" w15:restartNumberingAfterBreak="0">
-    <w:nsid w:val="29AE3AE0"/>
-    <w:multiLevelType w:val="multilevel"/>
-    <w:tmpl w:val="202803DC"/>
-    <w:lvl w:ilvl="0">
-      <w:start w:val="1"/>
-      <w:numFmt w:val="bullet"/>
-      <w:lvlText w:val=""/>
-      <w:lvlJc w:val="left"/>
-      <w:pPr>
-        <w:tabs>
-          <w:tab w:val="num" w:pos="720"/>
-        </w:tabs>
-        <w:ind w:left="720" w:hanging="360"/>
-      </w:pPr>
-      <w:rPr>
-        <w:rFonts w:ascii="Symbol" w:hAnsi="Symbol" w:hint="default"/>
-        <w:sz w:val="20"/>
-      </w:rPr>
-    </w:lvl>
-    <w:lvl w:ilvl="1">
-      <w:start w:val="1"/>
-      <w:numFmt w:val="bullet"/>
-      <w:lvlText w:val="o"/>
-      <w:lvlJc w:val="left"/>
-      <w:pPr>
-        <w:tabs>
-          <w:tab w:val="num" w:pos="1440"/>
-        </w:tabs>
-        <w:ind w:left="1440" w:hanging="360"/>
-      </w:pPr>
-      <w:rPr>
-        <w:rFonts w:ascii="Courier New" w:hAnsi="Courier New" w:hint="default"/>
-        <w:sz w:val="20"/>
-      </w:rPr>
-    </w:lvl>
-    <w:lvl w:ilvl="2" w:tentative="1">
-      <w:start w:val="1"/>
-      <w:numFmt w:val="bullet"/>
-      <w:lvlText w:val=""/>
-      <w:lvlJc w:val="left"/>
-      <w:pPr>
-        <w:tabs>
-          <w:tab w:val="num" w:pos="2160"/>
-        </w:tabs>
-        <w:ind w:left="2160" w:hanging="360"/>
-      </w:pPr>
-      <w:rPr>
-        <w:rFonts w:ascii="Wingdings" w:hAnsi="Wingdings" w:hint="default"/>
-        <w:sz w:val="20"/>
-      </w:rPr>
-    </w:lvl>
-    <w:lvl w:ilvl="3" w:tentative="1">
-      <w:start w:val="1"/>
-      <w:numFmt w:val="bullet"/>
-      <w:lvlText w:val=""/>
-      <w:lvlJc w:val="left"/>
-      <w:pPr>
-        <w:tabs>
-          <w:tab w:val="num" w:pos="2880"/>
-        </w:tabs>
-        <w:ind w:left="2880" w:hanging="360"/>
-      </w:pPr>
-      <w:rPr>
-        <w:rFonts w:ascii="Wingdings" w:hAnsi="Wingdings" w:hint="default"/>
-        <w:sz w:val="20"/>
-      </w:rPr>
-    </w:lvl>
-    <w:lvl w:ilvl="4" w:tentative="1">
-      <w:start w:val="1"/>
-      <w:numFmt w:val="bullet"/>
-      <w:lvlText w:val=""/>
-      <w:lvlJc w:val="left"/>
-      <w:pPr>
-        <w:tabs>
-          <w:tab w:val="num" w:pos="3600"/>
-        </w:tabs>
-        <w:ind w:left="3600" w:hanging="360"/>
-      </w:pPr>
-      <w:rPr>
-        <w:rFonts w:ascii="Wingdings" w:hAnsi="Wingdings" w:hint="default"/>
-        <w:sz w:val="20"/>
-      </w:rPr>
-    </w:lvl>
-    <w:lvl w:ilvl="5" w:tentative="1">
-      <w:start w:val="1"/>
-      <w:numFmt w:val="bullet"/>
-      <w:lvlText w:val=""/>
-      <w:lvlJc w:val="left"/>
-      <w:pPr>
-        <w:tabs>
-          <w:tab w:val="num" w:pos="4320"/>
-        </w:tabs>
-        <w:ind w:left="4320" w:hanging="360"/>
-      </w:pPr>
-      <w:rPr>
-        <w:rFonts w:ascii="Wingdings" w:hAnsi="Wingdings" w:hint="default"/>
-        <w:sz w:val="20"/>
-      </w:rPr>
-    </w:lvl>
-    <w:lvl w:ilvl="6" w:tentative="1">
-      <w:start w:val="1"/>
-      <w:numFmt w:val="bullet"/>
-      <w:lvlText w:val=""/>
-      <w:lvlJc w:val="left"/>
-      <w:pPr>
-        <w:tabs>
-          <w:tab w:val="num" w:pos="5040"/>
-        </w:tabs>
-        <w:ind w:left="5040" w:hanging="360"/>
-      </w:pPr>
-      <w:rPr>
-        <w:rFonts w:ascii="Wingdings" w:hAnsi="Wingdings" w:hint="default"/>
-        <w:sz w:val="20"/>
-      </w:rPr>
-    </w:lvl>
-    <w:lvl w:ilvl="7" w:tentative="1">
-      <w:start w:val="1"/>
-      <w:numFmt w:val="bullet"/>
-      <w:lvlText w:val=""/>
-      <w:lvlJc w:val="left"/>
-      <w:pPr>
-        <w:tabs>
-          <w:tab w:val="num" w:pos="5760"/>
-        </w:tabs>
-        <w:ind w:left="5760" w:hanging="360"/>
-      </w:pPr>
-      <w:rPr>
-        <w:rFonts w:ascii="Wingdings" w:hAnsi="Wingdings" w:hint="default"/>
-        <w:sz w:val="20"/>
-      </w:rPr>
-    </w:lvl>
-    <w:lvl w:ilvl="8" w:tentative="1">
-      <w:start w:val="1"/>
-      <w:numFmt w:val="bullet"/>
-      <w:lvlText w:val=""/>
-      <w:lvlJc w:val="left"/>
-      <w:pPr>
-        <w:tabs>
-          <w:tab w:val="num" w:pos="6480"/>
-        </w:tabs>
-        <w:ind w:left="6480" w:hanging="360"/>
-      </w:pPr>
-      <w:rPr>
-        <w:rFonts w:ascii="Wingdings" w:hAnsi="Wingdings" w:hint="default"/>
-        <w:sz w:val="20"/>
-      </w:rPr>
-    </w:lvl>
-  </w:abstractNum>
-  <w:abstractNum w:abstractNumId="20" w15:restartNumberingAfterBreak="0">
+  <w:abstractNum w:abstractNumId="9" w15:restartNumberingAfterBreak="0">
     <w:nsid w:val="2A78785B"/>
     <w:multiLevelType w:val="multilevel"/>
     <w:tmpl w:val="FD36A2F4"/>
@@ -14122,7 +12593,7 @@
       </w:pPr>
     </w:lvl>
   </w:abstractNum>
-  <w:abstractNum w:abstractNumId="21" w15:restartNumberingAfterBreak="0">
+  <w:abstractNum w:abstractNumId="10" w15:restartNumberingAfterBreak="0">
     <w:nsid w:val="2B470E01"/>
     <w:multiLevelType w:val="multilevel"/>
     <w:tmpl w:val="E1E82420"/>
@@ -14271,156 +12742,7 @@
       </w:rPr>
     </w:lvl>
   </w:abstractNum>
-  <w:abstractNum w:abstractNumId="22" w15:restartNumberingAfterBreak="0">
-    <w:nsid w:val="2B495D99"/>
-    <w:multiLevelType w:val="multilevel"/>
-    <w:tmpl w:val="FA9E3986"/>
-    <w:lvl w:ilvl="0">
-      <w:start w:val="1"/>
-      <w:numFmt w:val="bullet"/>
-      <w:lvlText w:val=""/>
-      <w:lvlJc w:val="left"/>
-      <w:pPr>
-        <w:tabs>
-          <w:tab w:val="num" w:pos="720"/>
-        </w:tabs>
-        <w:ind w:left="720" w:hanging="360"/>
-      </w:pPr>
-      <w:rPr>
-        <w:rFonts w:ascii="Symbol" w:hAnsi="Symbol" w:hint="default"/>
-        <w:sz w:val="20"/>
-      </w:rPr>
-    </w:lvl>
-    <w:lvl w:ilvl="1" w:tentative="1">
-      <w:start w:val="1"/>
-      <w:numFmt w:val="bullet"/>
-      <w:lvlText w:val="o"/>
-      <w:lvlJc w:val="left"/>
-      <w:pPr>
-        <w:tabs>
-          <w:tab w:val="num" w:pos="1440"/>
-        </w:tabs>
-        <w:ind w:left="1440" w:hanging="360"/>
-      </w:pPr>
-      <w:rPr>
-        <w:rFonts w:ascii="Courier New" w:hAnsi="Courier New" w:hint="default"/>
-        <w:sz w:val="20"/>
-      </w:rPr>
-    </w:lvl>
-    <w:lvl w:ilvl="2" w:tentative="1">
-      <w:start w:val="1"/>
-      <w:numFmt w:val="bullet"/>
-      <w:lvlText w:val=""/>
-      <w:lvlJc w:val="left"/>
-      <w:pPr>
-        <w:tabs>
-          <w:tab w:val="num" w:pos="2160"/>
-        </w:tabs>
-        <w:ind w:left="2160" w:hanging="360"/>
-      </w:pPr>
-      <w:rPr>
-        <w:rFonts w:ascii="Wingdings" w:hAnsi="Wingdings" w:hint="default"/>
-        <w:sz w:val="20"/>
-      </w:rPr>
-    </w:lvl>
-    <w:lvl w:ilvl="3" w:tentative="1">
-      <w:start w:val="1"/>
-      <w:numFmt w:val="bullet"/>
-      <w:lvlText w:val=""/>
-      <w:lvlJc w:val="left"/>
-      <w:pPr>
-        <w:tabs>
-          <w:tab w:val="num" w:pos="2880"/>
-        </w:tabs>
-        <w:ind w:left="2880" w:hanging="360"/>
-      </w:pPr>
-      <w:rPr>
-        <w:rFonts w:ascii="Wingdings" w:hAnsi="Wingdings" w:hint="default"/>
-        <w:sz w:val="20"/>
-      </w:rPr>
-    </w:lvl>
-    <w:lvl w:ilvl="4" w:tentative="1">
-      <w:start w:val="1"/>
-      <w:numFmt w:val="bullet"/>
-      <w:lvlText w:val=""/>
-      <w:lvlJc w:val="left"/>
-      <w:pPr>
-        <w:tabs>
-          <w:tab w:val="num" w:pos="3600"/>
-        </w:tabs>
-        <w:ind w:left="3600" w:hanging="360"/>
-      </w:pPr>
-      <w:rPr>
-        <w:rFonts w:ascii="Wingdings" w:hAnsi="Wingdings" w:hint="default"/>
-        <w:sz w:val="20"/>
-      </w:rPr>
-    </w:lvl>
-    <w:lvl w:ilvl="5" w:tentative="1">
-      <w:start w:val="1"/>
-      <w:numFmt w:val="bullet"/>
-      <w:lvlText w:val=""/>
-      <w:lvlJc w:val="left"/>
-      <w:pPr>
-        <w:tabs>
-          <w:tab w:val="num" w:pos="4320"/>
-        </w:tabs>
-        <w:ind w:left="4320" w:hanging="360"/>
-      </w:pPr>
-      <w:rPr>
-        <w:rFonts w:ascii="Wingdings" w:hAnsi="Wingdings" w:hint="default"/>
-        <w:sz w:val="20"/>
-      </w:rPr>
-    </w:lvl>
-    <w:lvl w:ilvl="6" w:tentative="1">
-      <w:start w:val="1"/>
-      <w:numFmt w:val="bullet"/>
-      <w:lvlText w:val=""/>
-      <w:lvlJc w:val="left"/>
-      <w:pPr>
-        <w:tabs>
-          <w:tab w:val="num" w:pos="5040"/>
-        </w:tabs>
-        <w:ind w:left="5040" w:hanging="360"/>
-      </w:pPr>
-      <w:rPr>
-        <w:rFonts w:ascii="Wingdings" w:hAnsi="Wingdings" w:hint="default"/>
-        <w:sz w:val="20"/>
-      </w:rPr>
-    </w:lvl>
-    <w:lvl w:ilvl="7" w:tentative="1">
-      <w:start w:val="1"/>
-      <w:numFmt w:val="bullet"/>
-      <w:lvlText w:val=""/>
-      <w:lvlJc w:val="left"/>
-      <w:pPr>
-        <w:tabs>
-          <w:tab w:val="num" w:pos="5760"/>
-        </w:tabs>
-        <w:ind w:left="5760" w:hanging="360"/>
-      </w:pPr>
-      <w:rPr>
-        <w:rFonts w:ascii="Wingdings" w:hAnsi="Wingdings" w:hint="default"/>
-        <w:sz w:val="20"/>
-      </w:rPr>
-    </w:lvl>
-    <w:lvl w:ilvl="8" w:tentative="1">
-      <w:start w:val="1"/>
-      <w:numFmt w:val="bullet"/>
-      <w:lvlText w:val=""/>
-      <w:lvlJc w:val="left"/>
-      <w:pPr>
-        <w:tabs>
-          <w:tab w:val="num" w:pos="6480"/>
-        </w:tabs>
-        <w:ind w:left="6480" w:hanging="360"/>
-      </w:pPr>
-      <w:rPr>
-        <w:rFonts w:ascii="Wingdings" w:hAnsi="Wingdings" w:hint="default"/>
-        <w:sz w:val="20"/>
-      </w:rPr>
-    </w:lvl>
-  </w:abstractNum>
-  <w:abstractNum w:abstractNumId="23" w15:restartNumberingAfterBreak="0">
+  <w:abstractNum w:abstractNumId="11" w15:restartNumberingAfterBreak="0">
     <w:nsid w:val="2BC72858"/>
     <w:multiLevelType w:val="multilevel"/>
     <w:tmpl w:val="FA46E7FC"/>
@@ -14569,7 +12891,7 @@
       </w:rPr>
     </w:lvl>
   </w:abstractNum>
-  <w:abstractNum w:abstractNumId="24" w15:restartNumberingAfterBreak="0">
+  <w:abstractNum w:abstractNumId="12" w15:restartNumberingAfterBreak="0">
     <w:nsid w:val="2CD8106A"/>
     <w:multiLevelType w:val="multilevel"/>
     <w:tmpl w:val="081EE3B2"/>
@@ -14718,7 +13040,7 @@
       </w:rPr>
     </w:lvl>
   </w:abstractNum>
-  <w:abstractNum w:abstractNumId="25" w15:restartNumberingAfterBreak="0">
+  <w:abstractNum w:abstractNumId="13" w15:restartNumberingAfterBreak="0">
     <w:nsid w:val="2E87367E"/>
     <w:multiLevelType w:val="multilevel"/>
     <w:tmpl w:val="60143598"/>
@@ -14867,7 +13189,7 @@
       </w:rPr>
     </w:lvl>
   </w:abstractNum>
-  <w:abstractNum w:abstractNumId="26" w15:restartNumberingAfterBreak="0">
+  <w:abstractNum w:abstractNumId="14" w15:restartNumberingAfterBreak="0">
     <w:nsid w:val="2EF05C07"/>
     <w:multiLevelType w:val="multilevel"/>
     <w:tmpl w:val="081EE3B2"/>
@@ -15016,7 +13338,7 @@
       </w:rPr>
     </w:lvl>
   </w:abstractNum>
-  <w:abstractNum w:abstractNumId="27" w15:restartNumberingAfterBreak="0">
+  <w:abstractNum w:abstractNumId="15" w15:restartNumberingAfterBreak="0">
     <w:nsid w:val="2F8072FF"/>
     <w:multiLevelType w:val="multilevel"/>
     <w:tmpl w:val="049A008A"/>
@@ -15133,7 +13455,7 @@
       </w:pPr>
     </w:lvl>
   </w:abstractNum>
-  <w:abstractNum w:abstractNumId="28" w15:restartNumberingAfterBreak="0">
+  <w:abstractNum w:abstractNumId="16" w15:restartNumberingAfterBreak="0">
     <w:nsid w:val="32D833A5"/>
     <w:multiLevelType w:val="multilevel"/>
     <w:tmpl w:val="EFCAB408"/>
@@ -15282,273 +13604,7 @@
       </w:rPr>
     </w:lvl>
   </w:abstractNum>
-  <w:abstractNum w:abstractNumId="29" w15:restartNumberingAfterBreak="0">
-    <w:nsid w:val="34265319"/>
-    <w:multiLevelType w:val="multilevel"/>
-    <w:tmpl w:val="081EE3B2"/>
-    <w:lvl w:ilvl="0">
-      <w:start w:val="1"/>
-      <w:numFmt w:val="bullet"/>
-      <w:lvlText w:val=""/>
-      <w:lvlJc w:val="left"/>
-      <w:pPr>
-        <w:tabs>
-          <w:tab w:val="num" w:pos="1440"/>
-        </w:tabs>
-        <w:ind w:left="1440" w:hanging="360"/>
-      </w:pPr>
-      <w:rPr>
-        <w:rFonts w:ascii="Symbol" w:hAnsi="Symbol" w:hint="default"/>
-        <w:sz w:val="20"/>
-      </w:rPr>
-    </w:lvl>
-    <w:lvl w:ilvl="1">
-      <w:start w:val="1"/>
-      <w:numFmt w:val="bullet"/>
-      <w:lvlText w:val="o"/>
-      <w:lvlJc w:val="left"/>
-      <w:pPr>
-        <w:tabs>
-          <w:tab w:val="num" w:pos="2160"/>
-        </w:tabs>
-        <w:ind w:left="2160" w:hanging="360"/>
-      </w:pPr>
-      <w:rPr>
-        <w:rFonts w:ascii="Courier New" w:hAnsi="Courier New" w:hint="default"/>
-        <w:sz w:val="20"/>
-      </w:rPr>
-    </w:lvl>
-    <w:lvl w:ilvl="2">
-      <w:start w:val="1"/>
-      <w:numFmt w:val="bullet"/>
-      <w:lvlText w:val=""/>
-      <w:lvlJc w:val="left"/>
-      <w:pPr>
-        <w:tabs>
-          <w:tab w:val="num" w:pos="2880"/>
-        </w:tabs>
-        <w:ind w:left="2880" w:hanging="360"/>
-      </w:pPr>
-      <w:rPr>
-        <w:rFonts w:ascii="Wingdings" w:hAnsi="Wingdings" w:hint="default"/>
-        <w:sz w:val="20"/>
-      </w:rPr>
-    </w:lvl>
-    <w:lvl w:ilvl="3" w:tentative="1">
-      <w:start w:val="1"/>
-      <w:numFmt w:val="bullet"/>
-      <w:lvlText w:val=""/>
-      <w:lvlJc w:val="left"/>
-      <w:pPr>
-        <w:tabs>
-          <w:tab w:val="num" w:pos="3600"/>
-        </w:tabs>
-        <w:ind w:left="3600" w:hanging="360"/>
-      </w:pPr>
-      <w:rPr>
-        <w:rFonts w:ascii="Wingdings" w:hAnsi="Wingdings" w:hint="default"/>
-        <w:sz w:val="20"/>
-      </w:rPr>
-    </w:lvl>
-    <w:lvl w:ilvl="4" w:tentative="1">
-      <w:start w:val="1"/>
-      <w:numFmt w:val="bullet"/>
-      <w:lvlText w:val=""/>
-      <w:lvlJc w:val="left"/>
-      <w:pPr>
-        <w:tabs>
-          <w:tab w:val="num" w:pos="4320"/>
-        </w:tabs>
-        <w:ind w:left="4320" w:hanging="360"/>
-      </w:pPr>
-      <w:rPr>
-        <w:rFonts w:ascii="Wingdings" w:hAnsi="Wingdings" w:hint="default"/>
-        <w:sz w:val="20"/>
-      </w:rPr>
-    </w:lvl>
-    <w:lvl w:ilvl="5" w:tentative="1">
-      <w:start w:val="1"/>
-      <w:numFmt w:val="bullet"/>
-      <w:lvlText w:val=""/>
-      <w:lvlJc w:val="left"/>
-      <w:pPr>
-        <w:tabs>
-          <w:tab w:val="num" w:pos="5040"/>
-        </w:tabs>
-        <w:ind w:left="5040" w:hanging="360"/>
-      </w:pPr>
-      <w:rPr>
-        <w:rFonts w:ascii="Wingdings" w:hAnsi="Wingdings" w:hint="default"/>
-        <w:sz w:val="20"/>
-      </w:rPr>
-    </w:lvl>
-    <w:lvl w:ilvl="6" w:tentative="1">
-      <w:start w:val="1"/>
-      <w:numFmt w:val="bullet"/>
-      <w:lvlText w:val=""/>
-      <w:lvlJc w:val="left"/>
-      <w:pPr>
-        <w:tabs>
-          <w:tab w:val="num" w:pos="5760"/>
-        </w:tabs>
-        <w:ind w:left="5760" w:hanging="360"/>
-      </w:pPr>
-      <w:rPr>
-        <w:rFonts w:ascii="Wingdings" w:hAnsi="Wingdings" w:hint="default"/>
-        <w:sz w:val="20"/>
-      </w:rPr>
-    </w:lvl>
-    <w:lvl w:ilvl="7" w:tentative="1">
-      <w:start w:val="1"/>
-      <w:numFmt w:val="bullet"/>
-      <w:lvlText w:val=""/>
-      <w:lvlJc w:val="left"/>
-      <w:pPr>
-        <w:tabs>
-          <w:tab w:val="num" w:pos="6480"/>
-        </w:tabs>
-        <w:ind w:left="6480" w:hanging="360"/>
-      </w:pPr>
-      <w:rPr>
-        <w:rFonts w:ascii="Wingdings" w:hAnsi="Wingdings" w:hint="default"/>
-        <w:sz w:val="20"/>
-      </w:rPr>
-    </w:lvl>
-    <w:lvl w:ilvl="8" w:tentative="1">
-      <w:start w:val="1"/>
-      <w:numFmt w:val="bullet"/>
-      <w:lvlText w:val=""/>
-      <w:lvlJc w:val="left"/>
-      <w:pPr>
-        <w:tabs>
-          <w:tab w:val="num" w:pos="7200"/>
-        </w:tabs>
-        <w:ind w:left="7200" w:hanging="360"/>
-      </w:pPr>
-      <w:rPr>
-        <w:rFonts w:ascii="Wingdings" w:hAnsi="Wingdings" w:hint="default"/>
-        <w:sz w:val="20"/>
-      </w:rPr>
-    </w:lvl>
-  </w:abstractNum>
-  <w:abstractNum w:abstractNumId="30" w15:restartNumberingAfterBreak="0">
-    <w:nsid w:val="347C3E72"/>
-    <w:multiLevelType w:val="multilevel"/>
-    <w:tmpl w:val="C9F2CC20"/>
-    <w:lvl w:ilvl="0">
-      <w:start w:val="1"/>
-      <w:numFmt w:val="decimal"/>
-      <w:lvlText w:val="%1."/>
-      <w:lvlJc w:val="left"/>
-      <w:pPr>
-        <w:tabs>
-          <w:tab w:val="num" w:pos="720"/>
-        </w:tabs>
-        <w:ind w:left="720" w:hanging="360"/>
-      </w:pPr>
-    </w:lvl>
-    <w:lvl w:ilvl="1">
-      <w:start w:val="1"/>
-      <w:numFmt w:val="bullet"/>
-      <w:lvlText w:val="o"/>
-      <w:lvlJc w:val="left"/>
-      <w:pPr>
-        <w:tabs>
-          <w:tab w:val="num" w:pos="1440"/>
-        </w:tabs>
-        <w:ind w:left="1440" w:hanging="360"/>
-      </w:pPr>
-      <w:rPr>
-        <w:rFonts w:ascii="Courier New" w:hAnsi="Courier New" w:hint="default"/>
-        <w:sz w:val="20"/>
-      </w:rPr>
-    </w:lvl>
-    <w:lvl w:ilvl="2" w:tentative="1">
-      <w:start w:val="1"/>
-      <w:numFmt w:val="decimal"/>
-      <w:lvlText w:val="%3."/>
-      <w:lvlJc w:val="left"/>
-      <w:pPr>
-        <w:tabs>
-          <w:tab w:val="num" w:pos="2160"/>
-        </w:tabs>
-        <w:ind w:left="2160" w:hanging="360"/>
-      </w:pPr>
-    </w:lvl>
-    <w:lvl w:ilvl="3" w:tentative="1">
-      <w:start w:val="1"/>
-      <w:numFmt w:val="decimal"/>
-      <w:lvlText w:val="%4."/>
-      <w:lvlJc w:val="left"/>
-      <w:pPr>
-        <w:tabs>
-          <w:tab w:val="num" w:pos="2880"/>
-        </w:tabs>
-        <w:ind w:left="2880" w:hanging="360"/>
-      </w:pPr>
-    </w:lvl>
-    <w:lvl w:ilvl="4" w:tentative="1">
-      <w:start w:val="1"/>
-      <w:numFmt w:val="decimal"/>
-      <w:lvlText w:val="%5."/>
-      <w:lvlJc w:val="left"/>
-      <w:pPr>
-        <w:tabs>
-          <w:tab w:val="num" w:pos="3600"/>
-        </w:tabs>
-        <w:ind w:left="3600" w:hanging="360"/>
-      </w:pPr>
-    </w:lvl>
-    <w:lvl w:ilvl="5" w:tentative="1">
-      <w:start w:val="1"/>
-      <w:numFmt w:val="decimal"/>
-      <w:lvlText w:val="%6."/>
-      <w:lvlJc w:val="left"/>
-      <w:pPr>
-        <w:tabs>
-          <w:tab w:val="num" w:pos="4320"/>
-        </w:tabs>
-        <w:ind w:left="4320" w:hanging="360"/>
-      </w:pPr>
-    </w:lvl>
-    <w:lvl w:ilvl="6" w:tentative="1">
-      <w:start w:val="1"/>
-      <w:numFmt w:val="decimal"/>
-      <w:lvlText w:val="%7."/>
-      <w:lvlJc w:val="left"/>
-      <w:pPr>
-        <w:tabs>
-          <w:tab w:val="num" w:pos="5040"/>
-        </w:tabs>
-        <w:ind w:left="5040" w:hanging="360"/>
-      </w:pPr>
-    </w:lvl>
-    <w:lvl w:ilvl="7" w:tentative="1">
-      <w:start w:val="1"/>
-      <w:numFmt w:val="decimal"/>
-      <w:lvlText w:val="%8."/>
-      <w:lvlJc w:val="left"/>
-      <w:pPr>
-        <w:tabs>
-          <w:tab w:val="num" w:pos="5760"/>
-        </w:tabs>
-        <w:ind w:left="5760" w:hanging="360"/>
-      </w:pPr>
-    </w:lvl>
-    <w:lvl w:ilvl="8" w:tentative="1">
-      <w:start w:val="1"/>
-      <w:numFmt w:val="decimal"/>
-      <w:lvlText w:val="%9."/>
-      <w:lvlJc w:val="left"/>
-      <w:pPr>
-        <w:tabs>
-          <w:tab w:val="num" w:pos="6480"/>
-        </w:tabs>
-        <w:ind w:left="6480" w:hanging="360"/>
-      </w:pPr>
-    </w:lvl>
-  </w:abstractNum>
-  <w:abstractNum w:abstractNumId="31" w15:restartNumberingAfterBreak="0">
+  <w:abstractNum w:abstractNumId="17" w15:restartNumberingAfterBreak="0">
     <w:nsid w:val="36081C64"/>
     <w:multiLevelType w:val="multilevel"/>
     <w:tmpl w:val="CA68B238"/>
@@ -15697,7 +13753,7 @@
       </w:rPr>
     </w:lvl>
   </w:abstractNum>
-  <w:abstractNum w:abstractNumId="32" w15:restartNumberingAfterBreak="0">
+  <w:abstractNum w:abstractNumId="18" w15:restartNumberingAfterBreak="0">
     <w:nsid w:val="37CA6DD3"/>
     <w:multiLevelType w:val="multilevel"/>
     <w:tmpl w:val="202803DC"/>
@@ -15846,7 +13902,7 @@
       </w:rPr>
     </w:lvl>
   </w:abstractNum>
-  <w:abstractNum w:abstractNumId="33" w15:restartNumberingAfterBreak="0">
+  <w:abstractNum w:abstractNumId="19" w15:restartNumberingAfterBreak="0">
     <w:nsid w:val="38D923BE"/>
     <w:multiLevelType w:val="multilevel"/>
     <w:tmpl w:val="081EE3B2"/>
@@ -15995,156 +14051,7 @@
       </w:rPr>
     </w:lvl>
   </w:abstractNum>
-  <w:abstractNum w:abstractNumId="34" w15:restartNumberingAfterBreak="0">
-    <w:nsid w:val="3C8A3084"/>
-    <w:multiLevelType w:val="multilevel"/>
-    <w:tmpl w:val="202803DC"/>
-    <w:lvl w:ilvl="0">
-      <w:start w:val="1"/>
-      <w:numFmt w:val="bullet"/>
-      <w:lvlText w:val=""/>
-      <w:lvlJc w:val="left"/>
-      <w:pPr>
-        <w:tabs>
-          <w:tab w:val="num" w:pos="720"/>
-        </w:tabs>
-        <w:ind w:left="720" w:hanging="360"/>
-      </w:pPr>
-      <w:rPr>
-        <w:rFonts w:ascii="Symbol" w:hAnsi="Symbol" w:hint="default"/>
-        <w:sz w:val="20"/>
-      </w:rPr>
-    </w:lvl>
-    <w:lvl w:ilvl="1" w:tentative="1">
-      <w:start w:val="1"/>
-      <w:numFmt w:val="bullet"/>
-      <w:lvlText w:val="o"/>
-      <w:lvlJc w:val="left"/>
-      <w:pPr>
-        <w:tabs>
-          <w:tab w:val="num" w:pos="1440"/>
-        </w:tabs>
-        <w:ind w:left="1440" w:hanging="360"/>
-      </w:pPr>
-      <w:rPr>
-        <w:rFonts w:ascii="Courier New" w:hAnsi="Courier New" w:hint="default"/>
-        <w:sz w:val="20"/>
-      </w:rPr>
-    </w:lvl>
-    <w:lvl w:ilvl="2" w:tentative="1">
-      <w:start w:val="1"/>
-      <w:numFmt w:val="bullet"/>
-      <w:lvlText w:val=""/>
-      <w:lvlJc w:val="left"/>
-      <w:pPr>
-        <w:tabs>
-          <w:tab w:val="num" w:pos="2160"/>
-        </w:tabs>
-        <w:ind w:left="2160" w:hanging="360"/>
-      </w:pPr>
-      <w:rPr>
-        <w:rFonts w:ascii="Wingdings" w:hAnsi="Wingdings" w:hint="default"/>
-        <w:sz w:val="20"/>
-      </w:rPr>
-    </w:lvl>
-    <w:lvl w:ilvl="3" w:tentative="1">
-      <w:start w:val="1"/>
-      <w:numFmt w:val="bullet"/>
-      <w:lvlText w:val=""/>
-      <w:lvlJc w:val="left"/>
-      <w:pPr>
-        <w:tabs>
-          <w:tab w:val="num" w:pos="2880"/>
-        </w:tabs>
-        <w:ind w:left="2880" w:hanging="360"/>
-      </w:pPr>
-      <w:rPr>
-        <w:rFonts w:ascii="Wingdings" w:hAnsi="Wingdings" w:hint="default"/>
-        <w:sz w:val="20"/>
-      </w:rPr>
-    </w:lvl>
-    <w:lvl w:ilvl="4" w:tentative="1">
-      <w:start w:val="1"/>
-      <w:numFmt w:val="bullet"/>
-      <w:lvlText w:val=""/>
-      <w:lvlJc w:val="left"/>
-      <w:pPr>
-        <w:tabs>
-          <w:tab w:val="num" w:pos="3600"/>
-        </w:tabs>
-        <w:ind w:left="3600" w:hanging="360"/>
-      </w:pPr>
-      <w:rPr>
-        <w:rFonts w:ascii="Wingdings" w:hAnsi="Wingdings" w:hint="default"/>
-        <w:sz w:val="20"/>
-      </w:rPr>
-    </w:lvl>
-    <w:lvl w:ilvl="5" w:tentative="1">
-      <w:start w:val="1"/>
-      <w:numFmt w:val="bullet"/>
-      <w:lvlText w:val=""/>
-      <w:lvlJc w:val="left"/>
-      <w:pPr>
-        <w:tabs>
-          <w:tab w:val="num" w:pos="4320"/>
-        </w:tabs>
-        <w:ind w:left="4320" w:hanging="360"/>
-      </w:pPr>
-      <w:rPr>
-        <w:rFonts w:ascii="Wingdings" w:hAnsi="Wingdings" w:hint="default"/>
-        <w:sz w:val="20"/>
-      </w:rPr>
-    </w:lvl>
-    <w:lvl w:ilvl="6" w:tentative="1">
-      <w:start w:val="1"/>
-      <w:numFmt w:val="bullet"/>
-      <w:lvlText w:val=""/>
-      <w:lvlJc w:val="left"/>
-      <w:pPr>
-        <w:tabs>
-          <w:tab w:val="num" w:pos="5040"/>
-        </w:tabs>
-        <w:ind w:left="5040" w:hanging="360"/>
-      </w:pPr>
-      <w:rPr>
-        <w:rFonts w:ascii="Wingdings" w:hAnsi="Wingdings" w:hint="default"/>
-        <w:sz w:val="20"/>
-      </w:rPr>
-    </w:lvl>
-    <w:lvl w:ilvl="7" w:tentative="1">
-      <w:start w:val="1"/>
-      <w:numFmt w:val="bullet"/>
-      <w:lvlText w:val=""/>
-      <w:lvlJc w:val="left"/>
-      <w:pPr>
-        <w:tabs>
-          <w:tab w:val="num" w:pos="5760"/>
-        </w:tabs>
-        <w:ind w:left="5760" w:hanging="360"/>
-      </w:pPr>
-      <w:rPr>
-        <w:rFonts w:ascii="Wingdings" w:hAnsi="Wingdings" w:hint="default"/>
-        <w:sz w:val="20"/>
-      </w:rPr>
-    </w:lvl>
-    <w:lvl w:ilvl="8" w:tentative="1">
-      <w:start w:val="1"/>
-      <w:numFmt w:val="bullet"/>
-      <w:lvlText w:val=""/>
-      <w:lvlJc w:val="left"/>
-      <w:pPr>
-        <w:tabs>
-          <w:tab w:val="num" w:pos="6480"/>
-        </w:tabs>
-        <w:ind w:left="6480" w:hanging="360"/>
-      </w:pPr>
-      <w:rPr>
-        <w:rFonts w:ascii="Wingdings" w:hAnsi="Wingdings" w:hint="default"/>
-        <w:sz w:val="20"/>
-      </w:rPr>
-    </w:lvl>
-  </w:abstractNum>
-  <w:abstractNum w:abstractNumId="35" w15:restartNumberingAfterBreak="0">
+  <w:abstractNum w:abstractNumId="20" w15:restartNumberingAfterBreak="0">
     <w:nsid w:val="3F032244"/>
     <w:multiLevelType w:val="multilevel"/>
     <w:tmpl w:val="73CE1C52"/>
@@ -16293,7 +14200,7 @@
       </w:rPr>
     </w:lvl>
   </w:abstractNum>
-  <w:abstractNum w:abstractNumId="36" w15:restartNumberingAfterBreak="0">
+  <w:abstractNum w:abstractNumId="21" w15:restartNumberingAfterBreak="0">
     <w:nsid w:val="40623BE8"/>
     <w:multiLevelType w:val="multilevel"/>
     <w:tmpl w:val="E44A84D6"/>
@@ -16442,7 +14349,7 @@
       </w:rPr>
     </w:lvl>
   </w:abstractNum>
-  <w:abstractNum w:abstractNumId="37" w15:restartNumberingAfterBreak="0">
+  <w:abstractNum w:abstractNumId="22" w15:restartNumberingAfterBreak="0">
     <w:nsid w:val="41BB5B7A"/>
     <w:multiLevelType w:val="multilevel"/>
     <w:tmpl w:val="1E2A7548"/>
@@ -16591,418 +14498,7 @@
       </w:rPr>
     </w:lvl>
   </w:abstractNum>
-  <w:abstractNum w:abstractNumId="38" w15:restartNumberingAfterBreak="0">
-    <w:nsid w:val="47401A64"/>
-    <w:multiLevelType w:val="multilevel"/>
-    <w:tmpl w:val="338A8904"/>
-    <w:lvl w:ilvl="0">
-      <w:start w:val="1"/>
-      <w:numFmt w:val="bullet"/>
-      <w:lvlText w:val=""/>
-      <w:lvlJc w:val="left"/>
-      <w:pPr>
-        <w:tabs>
-          <w:tab w:val="num" w:pos="720"/>
-        </w:tabs>
-        <w:ind w:left="720" w:hanging="360"/>
-      </w:pPr>
-      <w:rPr>
-        <w:rFonts w:ascii="Symbol" w:hAnsi="Symbol" w:hint="default"/>
-        <w:sz w:val="20"/>
-      </w:rPr>
-    </w:lvl>
-    <w:lvl w:ilvl="1" w:tentative="1">
-      <w:start w:val="1"/>
-      <w:numFmt w:val="bullet"/>
-      <w:lvlText w:val="o"/>
-      <w:lvlJc w:val="left"/>
-      <w:pPr>
-        <w:tabs>
-          <w:tab w:val="num" w:pos="1440"/>
-        </w:tabs>
-        <w:ind w:left="1440" w:hanging="360"/>
-      </w:pPr>
-      <w:rPr>
-        <w:rFonts w:ascii="Courier New" w:hAnsi="Courier New" w:hint="default"/>
-        <w:sz w:val="20"/>
-      </w:rPr>
-    </w:lvl>
-    <w:lvl w:ilvl="2" w:tentative="1">
-      <w:start w:val="1"/>
-      <w:numFmt w:val="bullet"/>
-      <w:lvlText w:val=""/>
-      <w:lvlJc w:val="left"/>
-      <w:pPr>
-        <w:tabs>
-          <w:tab w:val="num" w:pos="2160"/>
-        </w:tabs>
-        <w:ind w:left="2160" w:hanging="360"/>
-      </w:pPr>
-      <w:rPr>
-        <w:rFonts w:ascii="Wingdings" w:hAnsi="Wingdings" w:hint="default"/>
-        <w:sz w:val="20"/>
-      </w:rPr>
-    </w:lvl>
-    <w:lvl w:ilvl="3" w:tentative="1">
-      <w:start w:val="1"/>
-      <w:numFmt w:val="bullet"/>
-      <w:lvlText w:val=""/>
-      <w:lvlJc w:val="left"/>
-      <w:pPr>
-        <w:tabs>
-          <w:tab w:val="num" w:pos="2880"/>
-        </w:tabs>
-        <w:ind w:left="2880" w:hanging="360"/>
-      </w:pPr>
-      <w:rPr>
-        <w:rFonts w:ascii="Wingdings" w:hAnsi="Wingdings" w:hint="default"/>
-        <w:sz w:val="20"/>
-      </w:rPr>
-    </w:lvl>
-    <w:lvl w:ilvl="4" w:tentative="1">
-      <w:start w:val="1"/>
-      <w:numFmt w:val="bullet"/>
-      <w:lvlText w:val=""/>
-      <w:lvlJc w:val="left"/>
-      <w:pPr>
-        <w:tabs>
-          <w:tab w:val="num" w:pos="3600"/>
-        </w:tabs>
-        <w:ind w:left="3600" w:hanging="360"/>
-      </w:pPr>
-      <w:rPr>
-        <w:rFonts w:ascii="Wingdings" w:hAnsi="Wingdings" w:hint="default"/>
-        <w:sz w:val="20"/>
-      </w:rPr>
-    </w:lvl>
-    <w:lvl w:ilvl="5" w:tentative="1">
-      <w:start w:val="1"/>
-      <w:numFmt w:val="bullet"/>
-      <w:lvlText w:val=""/>
-      <w:lvlJc w:val="left"/>
-      <w:pPr>
-        <w:tabs>
-          <w:tab w:val="num" w:pos="4320"/>
-        </w:tabs>
-        <w:ind w:left="4320" w:hanging="360"/>
-      </w:pPr>
-      <w:rPr>
-        <w:rFonts w:ascii="Wingdings" w:hAnsi="Wingdings" w:hint="default"/>
-        <w:sz w:val="20"/>
-      </w:rPr>
-    </w:lvl>
-    <w:lvl w:ilvl="6" w:tentative="1">
-      <w:start w:val="1"/>
-      <w:numFmt w:val="bullet"/>
-      <w:lvlText w:val=""/>
-      <w:lvlJc w:val="left"/>
-      <w:pPr>
-        <w:tabs>
-          <w:tab w:val="num" w:pos="5040"/>
-        </w:tabs>
-        <w:ind w:left="5040" w:hanging="360"/>
-      </w:pPr>
-      <w:rPr>
-        <w:rFonts w:ascii="Wingdings" w:hAnsi="Wingdings" w:hint="default"/>
-        <w:sz w:val="20"/>
-      </w:rPr>
-    </w:lvl>
-    <w:lvl w:ilvl="7" w:tentative="1">
-      <w:start w:val="1"/>
-      <w:numFmt w:val="bullet"/>
-      <w:lvlText w:val=""/>
-      <w:lvlJc w:val="left"/>
-      <w:pPr>
-        <w:tabs>
-          <w:tab w:val="num" w:pos="5760"/>
-        </w:tabs>
-        <w:ind w:left="5760" w:hanging="360"/>
-      </w:pPr>
-      <w:rPr>
-        <w:rFonts w:ascii="Wingdings" w:hAnsi="Wingdings" w:hint="default"/>
-        <w:sz w:val="20"/>
-      </w:rPr>
-    </w:lvl>
-    <w:lvl w:ilvl="8" w:tentative="1">
-      <w:start w:val="1"/>
-      <w:numFmt w:val="bullet"/>
-      <w:lvlText w:val=""/>
-      <w:lvlJc w:val="left"/>
-      <w:pPr>
-        <w:tabs>
-          <w:tab w:val="num" w:pos="6480"/>
-        </w:tabs>
-        <w:ind w:left="6480" w:hanging="360"/>
-      </w:pPr>
-      <w:rPr>
-        <w:rFonts w:ascii="Wingdings" w:hAnsi="Wingdings" w:hint="default"/>
-        <w:sz w:val="20"/>
-      </w:rPr>
-    </w:lvl>
-  </w:abstractNum>
-  <w:abstractNum w:abstractNumId="39" w15:restartNumberingAfterBreak="0">
-    <w:nsid w:val="49BD114C"/>
-    <w:multiLevelType w:val="multilevel"/>
-    <w:tmpl w:val="202803DC"/>
-    <w:lvl w:ilvl="0">
-      <w:start w:val="1"/>
-      <w:numFmt w:val="bullet"/>
-      <w:lvlText w:val=""/>
-      <w:lvlJc w:val="left"/>
-      <w:pPr>
-        <w:tabs>
-          <w:tab w:val="num" w:pos="720"/>
-        </w:tabs>
-        <w:ind w:left="720" w:hanging="360"/>
-      </w:pPr>
-      <w:rPr>
-        <w:rFonts w:ascii="Symbol" w:hAnsi="Symbol" w:hint="default"/>
-        <w:sz w:val="20"/>
-      </w:rPr>
-    </w:lvl>
-    <w:lvl w:ilvl="1" w:tentative="1">
-      <w:start w:val="1"/>
-      <w:numFmt w:val="bullet"/>
-      <w:lvlText w:val="o"/>
-      <w:lvlJc w:val="left"/>
-      <w:pPr>
-        <w:tabs>
-          <w:tab w:val="num" w:pos="1440"/>
-        </w:tabs>
-        <w:ind w:left="1440" w:hanging="360"/>
-      </w:pPr>
-      <w:rPr>
-        <w:rFonts w:ascii="Courier New" w:hAnsi="Courier New" w:hint="default"/>
-        <w:sz w:val="20"/>
-      </w:rPr>
-    </w:lvl>
-    <w:lvl w:ilvl="2" w:tentative="1">
-      <w:start w:val="1"/>
-      <w:numFmt w:val="bullet"/>
-      <w:lvlText w:val=""/>
-      <w:lvlJc w:val="left"/>
-      <w:pPr>
-        <w:tabs>
-          <w:tab w:val="num" w:pos="2160"/>
-        </w:tabs>
-        <w:ind w:left="2160" w:hanging="360"/>
-      </w:pPr>
-      <w:rPr>
-        <w:rFonts w:ascii="Wingdings" w:hAnsi="Wingdings" w:hint="default"/>
-        <w:sz w:val="20"/>
-      </w:rPr>
-    </w:lvl>
-    <w:lvl w:ilvl="3" w:tentative="1">
-      <w:start w:val="1"/>
-      <w:numFmt w:val="bullet"/>
-      <w:lvlText w:val=""/>
-      <w:lvlJc w:val="left"/>
-      <w:pPr>
-        <w:tabs>
-          <w:tab w:val="num" w:pos="2880"/>
-        </w:tabs>
-        <w:ind w:left="2880" w:hanging="360"/>
-      </w:pPr>
-      <w:rPr>
-        <w:rFonts w:ascii="Wingdings" w:hAnsi="Wingdings" w:hint="default"/>
-        <w:sz w:val="20"/>
-      </w:rPr>
-    </w:lvl>
-    <w:lvl w:ilvl="4" w:tentative="1">
-      <w:start w:val="1"/>
-      <w:numFmt w:val="bullet"/>
-      <w:lvlText w:val=""/>
-      <w:lvlJc w:val="left"/>
-      <w:pPr>
-        <w:tabs>
-          <w:tab w:val="num" w:pos="3600"/>
-        </w:tabs>
-        <w:ind w:left="3600" w:hanging="360"/>
-      </w:pPr>
-      <w:rPr>
-        <w:rFonts w:ascii="Wingdings" w:hAnsi="Wingdings" w:hint="default"/>
-        <w:sz w:val="20"/>
-      </w:rPr>
-    </w:lvl>
-    <w:lvl w:ilvl="5" w:tentative="1">
-      <w:start w:val="1"/>
-      <w:numFmt w:val="bullet"/>
-      <w:lvlText w:val=""/>
-      <w:lvlJc w:val="left"/>
-      <w:pPr>
-        <w:tabs>
-          <w:tab w:val="num" w:pos="4320"/>
-        </w:tabs>
-        <w:ind w:left="4320" w:hanging="360"/>
-      </w:pPr>
-      <w:rPr>
-        <w:rFonts w:ascii="Wingdings" w:hAnsi="Wingdings" w:hint="default"/>
-        <w:sz w:val="20"/>
-      </w:rPr>
-    </w:lvl>
-    <w:lvl w:ilvl="6" w:tentative="1">
-      <w:start w:val="1"/>
-      <w:numFmt w:val="bullet"/>
-      <w:lvlText w:val=""/>
-      <w:lvlJc w:val="left"/>
-      <w:pPr>
-        <w:tabs>
-          <w:tab w:val="num" w:pos="5040"/>
-        </w:tabs>
-        <w:ind w:left="5040" w:hanging="360"/>
-      </w:pPr>
-      <w:rPr>
-        <w:rFonts w:ascii="Wingdings" w:hAnsi="Wingdings" w:hint="default"/>
-        <w:sz w:val="20"/>
-      </w:rPr>
-    </w:lvl>
-    <w:lvl w:ilvl="7" w:tentative="1">
-      <w:start w:val="1"/>
-      <w:numFmt w:val="bullet"/>
-      <w:lvlText w:val=""/>
-      <w:lvlJc w:val="left"/>
-      <w:pPr>
-        <w:tabs>
-          <w:tab w:val="num" w:pos="5760"/>
-        </w:tabs>
-        <w:ind w:left="5760" w:hanging="360"/>
-      </w:pPr>
-      <w:rPr>
-        <w:rFonts w:ascii="Wingdings" w:hAnsi="Wingdings" w:hint="default"/>
-        <w:sz w:val="20"/>
-      </w:rPr>
-    </w:lvl>
-    <w:lvl w:ilvl="8" w:tentative="1">
-      <w:start w:val="1"/>
-      <w:numFmt w:val="bullet"/>
-      <w:lvlText w:val=""/>
-      <w:lvlJc w:val="left"/>
-      <w:pPr>
-        <w:tabs>
-          <w:tab w:val="num" w:pos="6480"/>
-        </w:tabs>
-        <w:ind w:left="6480" w:hanging="360"/>
-      </w:pPr>
-      <w:rPr>
-        <w:rFonts w:ascii="Wingdings" w:hAnsi="Wingdings" w:hint="default"/>
-        <w:sz w:val="20"/>
-      </w:rPr>
-    </w:lvl>
-  </w:abstractNum>
-  <w:abstractNum w:abstractNumId="40" w15:restartNumberingAfterBreak="0">
-    <w:nsid w:val="4B996721"/>
-    <w:multiLevelType w:val="hybridMultilevel"/>
-    <w:tmpl w:val="3C0041C0"/>
-    <w:lvl w:ilvl="0" w:tplc="240A0001">
-      <w:start w:val="1"/>
-      <w:numFmt w:val="bullet"/>
-      <w:lvlText w:val=""/>
-      <w:lvlJc w:val="left"/>
-      <w:pPr>
-        <w:ind w:left="1080" w:hanging="360"/>
-      </w:pPr>
-      <w:rPr>
-        <w:rFonts w:ascii="Symbol" w:hAnsi="Symbol" w:hint="default"/>
-      </w:rPr>
-    </w:lvl>
-    <w:lvl w:ilvl="1" w:tplc="240A0003">
-      <w:start w:val="1"/>
-      <w:numFmt w:val="bullet"/>
-      <w:lvlText w:val="o"/>
-      <w:lvlJc w:val="left"/>
-      <w:pPr>
-        <w:ind w:left="1800" w:hanging="360"/>
-      </w:pPr>
-      <w:rPr>
-        <w:rFonts w:ascii="Courier New" w:hAnsi="Courier New" w:cs="Courier New" w:hint="default"/>
-      </w:rPr>
-    </w:lvl>
-    <w:lvl w:ilvl="2" w:tplc="240A0005" w:tentative="1">
-      <w:start w:val="1"/>
-      <w:numFmt w:val="bullet"/>
-      <w:lvlText w:val=""/>
-      <w:lvlJc w:val="left"/>
-      <w:pPr>
-        <w:ind w:left="2520" w:hanging="360"/>
-      </w:pPr>
-      <w:rPr>
-        <w:rFonts w:ascii="Wingdings" w:hAnsi="Wingdings" w:hint="default"/>
-      </w:rPr>
-    </w:lvl>
-    <w:lvl w:ilvl="3" w:tplc="240A0001" w:tentative="1">
-      <w:start w:val="1"/>
-      <w:numFmt w:val="bullet"/>
-      <w:lvlText w:val=""/>
-      <w:lvlJc w:val="left"/>
-      <w:pPr>
-        <w:ind w:left="3240" w:hanging="360"/>
-      </w:pPr>
-      <w:rPr>
-        <w:rFonts w:ascii="Symbol" w:hAnsi="Symbol" w:hint="default"/>
-      </w:rPr>
-    </w:lvl>
-    <w:lvl w:ilvl="4" w:tplc="240A0003" w:tentative="1">
-      <w:start w:val="1"/>
-      <w:numFmt w:val="bullet"/>
-      <w:lvlText w:val="o"/>
-      <w:lvlJc w:val="left"/>
-      <w:pPr>
-        <w:ind w:left="3960" w:hanging="360"/>
-      </w:pPr>
-      <w:rPr>
-        <w:rFonts w:ascii="Courier New" w:hAnsi="Courier New" w:cs="Courier New" w:hint="default"/>
-      </w:rPr>
-    </w:lvl>
-    <w:lvl w:ilvl="5" w:tplc="240A0005" w:tentative="1">
-      <w:start w:val="1"/>
-      <w:numFmt w:val="bullet"/>
-      <w:lvlText w:val=""/>
-      <w:lvlJc w:val="left"/>
-      <w:pPr>
-        <w:ind w:left="4680" w:hanging="360"/>
-      </w:pPr>
-      <w:rPr>
-        <w:rFonts w:ascii="Wingdings" w:hAnsi="Wingdings" w:hint="default"/>
-      </w:rPr>
-    </w:lvl>
-    <w:lvl w:ilvl="6" w:tplc="240A0001" w:tentative="1">
-      <w:start w:val="1"/>
-      <w:numFmt w:val="bullet"/>
-      <w:lvlText w:val=""/>
-      <w:lvlJc w:val="left"/>
-      <w:pPr>
-        <w:ind w:left="5400" w:hanging="360"/>
-      </w:pPr>
-      <w:rPr>
-        <w:rFonts w:ascii="Symbol" w:hAnsi="Symbol" w:hint="default"/>
-      </w:rPr>
-    </w:lvl>
-    <w:lvl w:ilvl="7" w:tplc="240A0003" w:tentative="1">
-      <w:start w:val="1"/>
-      <w:numFmt w:val="bullet"/>
-      <w:lvlText w:val="o"/>
-      <w:lvlJc w:val="left"/>
-      <w:pPr>
-        <w:ind w:left="6120" w:hanging="360"/>
-      </w:pPr>
-      <w:rPr>
-        <w:rFonts w:ascii="Courier New" w:hAnsi="Courier New" w:cs="Courier New" w:hint="default"/>
-      </w:rPr>
-    </w:lvl>
-    <w:lvl w:ilvl="8" w:tplc="240A0005" w:tentative="1">
-      <w:start w:val="1"/>
-      <w:numFmt w:val="bullet"/>
-      <w:lvlText w:val=""/>
-      <w:lvlJc w:val="left"/>
-      <w:pPr>
-        <w:ind w:left="6840" w:hanging="360"/>
-      </w:pPr>
-      <w:rPr>
-        <w:rFonts w:ascii="Wingdings" w:hAnsi="Wingdings" w:hint="default"/>
-      </w:rPr>
-    </w:lvl>
-  </w:abstractNum>
-  <w:abstractNum w:abstractNumId="41" w15:restartNumberingAfterBreak="0">
+  <w:abstractNum w:abstractNumId="23" w15:restartNumberingAfterBreak="0">
     <w:nsid w:val="4C6E4C60"/>
     <w:multiLevelType w:val="multilevel"/>
     <w:tmpl w:val="7F345640"/>
@@ -17151,7 +14647,7 @@
       </w:rPr>
     </w:lvl>
   </w:abstractNum>
-  <w:abstractNum w:abstractNumId="42" w15:restartNumberingAfterBreak="0">
+  <w:abstractNum w:abstractNumId="24" w15:restartNumberingAfterBreak="0">
     <w:nsid w:val="4CF811C3"/>
     <w:multiLevelType w:val="multilevel"/>
     <w:tmpl w:val="4E8CDF0A"/>
@@ -17268,7 +14764,7 @@
       </w:pPr>
     </w:lvl>
   </w:abstractNum>
-  <w:abstractNum w:abstractNumId="43" w15:restartNumberingAfterBreak="0">
+  <w:abstractNum w:abstractNumId="25" w15:restartNumberingAfterBreak="0">
     <w:nsid w:val="4E573675"/>
     <w:multiLevelType w:val="multilevel"/>
     <w:tmpl w:val="DDE417E4"/>
@@ -17417,7 +14913,7 @@
       </w:rPr>
     </w:lvl>
   </w:abstractNum>
-  <w:abstractNum w:abstractNumId="44" w15:restartNumberingAfterBreak="0">
+  <w:abstractNum w:abstractNumId="26" w15:restartNumberingAfterBreak="0">
     <w:nsid w:val="50E63F1C"/>
     <w:multiLevelType w:val="multilevel"/>
     <w:tmpl w:val="B6A67E1C"/>
@@ -17566,120 +15062,7 @@
       </w:rPr>
     </w:lvl>
   </w:abstractNum>
-  <w:abstractNum w:abstractNumId="45" w15:restartNumberingAfterBreak="0">
-    <w:nsid w:val="53261E36"/>
-    <w:multiLevelType w:val="multilevel"/>
-    <w:tmpl w:val="8B0CC4C6"/>
-    <w:lvl w:ilvl="0">
-      <w:start w:val="1"/>
-      <w:numFmt w:val="decimal"/>
-      <w:lvlText w:val="%1."/>
-      <w:lvlJc w:val="left"/>
-      <w:pPr>
-        <w:tabs>
-          <w:tab w:val="num" w:pos="720"/>
-        </w:tabs>
-        <w:ind w:left="720" w:hanging="360"/>
-      </w:pPr>
-    </w:lvl>
-    <w:lvl w:ilvl="1" w:tentative="1">
-      <w:start w:val="1"/>
-      <w:numFmt w:val="decimal"/>
-      <w:lvlText w:val="%2."/>
-      <w:lvlJc w:val="left"/>
-      <w:pPr>
-        <w:tabs>
-          <w:tab w:val="num" w:pos="1440"/>
-        </w:tabs>
-        <w:ind w:left="1440" w:hanging="360"/>
-      </w:pPr>
-    </w:lvl>
-    <w:lvl w:ilvl="2" w:tentative="1">
-      <w:start w:val="1"/>
-      <w:numFmt w:val="decimal"/>
-      <w:lvlText w:val="%3."/>
-      <w:lvlJc w:val="left"/>
-      <w:pPr>
-        <w:tabs>
-          <w:tab w:val="num" w:pos="2160"/>
-        </w:tabs>
-        <w:ind w:left="2160" w:hanging="360"/>
-      </w:pPr>
-    </w:lvl>
-    <w:lvl w:ilvl="3" w:tentative="1">
-      <w:start w:val="1"/>
-      <w:numFmt w:val="decimal"/>
-      <w:lvlText w:val="%4."/>
-      <w:lvlJc w:val="left"/>
-      <w:pPr>
-        <w:tabs>
-          <w:tab w:val="num" w:pos="2880"/>
-        </w:tabs>
-        <w:ind w:left="2880" w:hanging="360"/>
-      </w:pPr>
-    </w:lvl>
-    <w:lvl w:ilvl="4" w:tentative="1">
-      <w:start w:val="1"/>
-      <w:numFmt w:val="decimal"/>
-      <w:lvlText w:val="%5."/>
-      <w:lvlJc w:val="left"/>
-      <w:pPr>
-        <w:tabs>
-          <w:tab w:val="num" w:pos="3600"/>
-        </w:tabs>
-        <w:ind w:left="3600" w:hanging="360"/>
-      </w:pPr>
-    </w:lvl>
-    <w:lvl w:ilvl="5" w:tentative="1">
-      <w:start w:val="1"/>
-      <w:numFmt w:val="decimal"/>
-      <w:lvlText w:val="%6."/>
-      <w:lvlJc w:val="left"/>
-      <w:pPr>
-        <w:tabs>
-          <w:tab w:val="num" w:pos="4320"/>
-        </w:tabs>
-        <w:ind w:left="4320" w:hanging="360"/>
-      </w:pPr>
-    </w:lvl>
-    <w:lvl w:ilvl="6" w:tentative="1">
-      <w:start w:val="1"/>
-      <w:numFmt w:val="decimal"/>
-      <w:lvlText w:val="%7."/>
-      <w:lvlJc w:val="left"/>
-      <w:pPr>
-        <w:tabs>
-          <w:tab w:val="num" w:pos="5040"/>
-        </w:tabs>
-        <w:ind w:left="5040" w:hanging="360"/>
-      </w:pPr>
-    </w:lvl>
-    <w:lvl w:ilvl="7" w:tentative="1">
-      <w:start w:val="1"/>
-      <w:numFmt w:val="decimal"/>
-      <w:lvlText w:val="%8."/>
-      <w:lvlJc w:val="left"/>
-      <w:pPr>
-        <w:tabs>
-          <w:tab w:val="num" w:pos="5760"/>
-        </w:tabs>
-        <w:ind w:left="5760" w:hanging="360"/>
-      </w:pPr>
-    </w:lvl>
-    <w:lvl w:ilvl="8" w:tentative="1">
-      <w:start w:val="1"/>
-      <w:numFmt w:val="decimal"/>
-      <w:lvlText w:val="%9."/>
-      <w:lvlJc w:val="left"/>
-      <w:pPr>
-        <w:tabs>
-          <w:tab w:val="num" w:pos="6480"/>
-        </w:tabs>
-        <w:ind w:left="6480" w:hanging="360"/>
-      </w:pPr>
-    </w:lvl>
-  </w:abstractNum>
-  <w:abstractNum w:abstractNumId="46" w15:restartNumberingAfterBreak="0">
+  <w:abstractNum w:abstractNumId="27" w15:restartNumberingAfterBreak="0">
     <w:nsid w:val="58FE61B3"/>
     <w:multiLevelType w:val="multilevel"/>
     <w:tmpl w:val="D4E629FC"/>
@@ -17828,7 +15211,7 @@
       </w:rPr>
     </w:lvl>
   </w:abstractNum>
-  <w:abstractNum w:abstractNumId="47" w15:restartNumberingAfterBreak="0">
+  <w:abstractNum w:abstractNumId="28" w15:restartNumberingAfterBreak="0">
     <w:nsid w:val="5C625C3F"/>
     <w:multiLevelType w:val="multilevel"/>
     <w:tmpl w:val="66EA7818"/>
@@ -17977,273 +15360,7 @@
       </w:rPr>
     </w:lvl>
   </w:abstractNum>
-  <w:abstractNum w:abstractNumId="48" w15:restartNumberingAfterBreak="0">
-    <w:nsid w:val="60F85E4B"/>
-    <w:multiLevelType w:val="multilevel"/>
-    <w:tmpl w:val="4A2ABDFC"/>
-    <w:lvl w:ilvl="0">
-      <w:start w:val="1"/>
-      <w:numFmt w:val="decimal"/>
-      <w:lvlText w:val="%1."/>
-      <w:lvlJc w:val="left"/>
-      <w:pPr>
-        <w:tabs>
-          <w:tab w:val="num" w:pos="720"/>
-        </w:tabs>
-        <w:ind w:left="720" w:hanging="360"/>
-      </w:pPr>
-    </w:lvl>
-    <w:lvl w:ilvl="1">
-      <w:start w:val="1"/>
-      <w:numFmt w:val="bullet"/>
-      <w:lvlText w:val="o"/>
-      <w:lvlJc w:val="left"/>
-      <w:pPr>
-        <w:tabs>
-          <w:tab w:val="num" w:pos="1440"/>
-        </w:tabs>
-        <w:ind w:left="1440" w:hanging="360"/>
-      </w:pPr>
-      <w:rPr>
-        <w:rFonts w:ascii="Courier New" w:hAnsi="Courier New" w:hint="default"/>
-        <w:sz w:val="20"/>
-      </w:rPr>
-    </w:lvl>
-    <w:lvl w:ilvl="2" w:tentative="1">
-      <w:start w:val="1"/>
-      <w:numFmt w:val="decimal"/>
-      <w:lvlText w:val="%3."/>
-      <w:lvlJc w:val="left"/>
-      <w:pPr>
-        <w:tabs>
-          <w:tab w:val="num" w:pos="2160"/>
-        </w:tabs>
-        <w:ind w:left="2160" w:hanging="360"/>
-      </w:pPr>
-    </w:lvl>
-    <w:lvl w:ilvl="3" w:tentative="1">
-      <w:start w:val="1"/>
-      <w:numFmt w:val="decimal"/>
-      <w:lvlText w:val="%4."/>
-      <w:lvlJc w:val="left"/>
-      <w:pPr>
-        <w:tabs>
-          <w:tab w:val="num" w:pos="2880"/>
-        </w:tabs>
-        <w:ind w:left="2880" w:hanging="360"/>
-      </w:pPr>
-    </w:lvl>
-    <w:lvl w:ilvl="4" w:tentative="1">
-      <w:start w:val="1"/>
-      <w:numFmt w:val="decimal"/>
-      <w:lvlText w:val="%5."/>
-      <w:lvlJc w:val="left"/>
-      <w:pPr>
-        <w:tabs>
-          <w:tab w:val="num" w:pos="3600"/>
-        </w:tabs>
-        <w:ind w:left="3600" w:hanging="360"/>
-      </w:pPr>
-    </w:lvl>
-    <w:lvl w:ilvl="5" w:tentative="1">
-      <w:start w:val="1"/>
-      <w:numFmt w:val="decimal"/>
-      <w:lvlText w:val="%6."/>
-      <w:lvlJc w:val="left"/>
-      <w:pPr>
-        <w:tabs>
-          <w:tab w:val="num" w:pos="4320"/>
-        </w:tabs>
-        <w:ind w:left="4320" w:hanging="360"/>
-      </w:pPr>
-    </w:lvl>
-    <w:lvl w:ilvl="6" w:tentative="1">
-      <w:start w:val="1"/>
-      <w:numFmt w:val="decimal"/>
-      <w:lvlText w:val="%7."/>
-      <w:lvlJc w:val="left"/>
-      <w:pPr>
-        <w:tabs>
-          <w:tab w:val="num" w:pos="5040"/>
-        </w:tabs>
-        <w:ind w:left="5040" w:hanging="360"/>
-      </w:pPr>
-    </w:lvl>
-    <w:lvl w:ilvl="7" w:tentative="1">
-      <w:start w:val="1"/>
-      <w:numFmt w:val="decimal"/>
-      <w:lvlText w:val="%8."/>
-      <w:lvlJc w:val="left"/>
-      <w:pPr>
-        <w:tabs>
-          <w:tab w:val="num" w:pos="5760"/>
-        </w:tabs>
-        <w:ind w:left="5760" w:hanging="360"/>
-      </w:pPr>
-    </w:lvl>
-    <w:lvl w:ilvl="8" w:tentative="1">
-      <w:start w:val="1"/>
-      <w:numFmt w:val="decimal"/>
-      <w:lvlText w:val="%9."/>
-      <w:lvlJc w:val="left"/>
-      <w:pPr>
-        <w:tabs>
-          <w:tab w:val="num" w:pos="6480"/>
-        </w:tabs>
-        <w:ind w:left="6480" w:hanging="360"/>
-      </w:pPr>
-    </w:lvl>
-  </w:abstractNum>
-  <w:abstractNum w:abstractNumId="49" w15:restartNumberingAfterBreak="0">
-    <w:nsid w:val="62385B91"/>
-    <w:multiLevelType w:val="multilevel"/>
-    <w:tmpl w:val="39E213D8"/>
-    <w:lvl w:ilvl="0">
-      <w:start w:val="1"/>
-      <w:numFmt w:val="bullet"/>
-      <w:lvlText w:val=""/>
-      <w:lvlJc w:val="left"/>
-      <w:pPr>
-        <w:tabs>
-          <w:tab w:val="num" w:pos="720"/>
-        </w:tabs>
-        <w:ind w:left="720" w:hanging="360"/>
-      </w:pPr>
-      <w:rPr>
-        <w:rFonts w:ascii="Symbol" w:hAnsi="Symbol" w:hint="default"/>
-        <w:sz w:val="20"/>
-      </w:rPr>
-    </w:lvl>
-    <w:lvl w:ilvl="1" w:tentative="1">
-      <w:start w:val="1"/>
-      <w:numFmt w:val="bullet"/>
-      <w:lvlText w:val="o"/>
-      <w:lvlJc w:val="left"/>
-      <w:pPr>
-        <w:tabs>
-          <w:tab w:val="num" w:pos="1440"/>
-        </w:tabs>
-        <w:ind w:left="1440" w:hanging="360"/>
-      </w:pPr>
-      <w:rPr>
-        <w:rFonts w:ascii="Courier New" w:hAnsi="Courier New" w:hint="default"/>
-        <w:sz w:val="20"/>
-      </w:rPr>
-    </w:lvl>
-    <w:lvl w:ilvl="2" w:tentative="1">
-      <w:start w:val="1"/>
-      <w:numFmt w:val="bullet"/>
-      <w:lvlText w:val=""/>
-      <w:lvlJc w:val="left"/>
-      <w:pPr>
-        <w:tabs>
-          <w:tab w:val="num" w:pos="2160"/>
-        </w:tabs>
-        <w:ind w:left="2160" w:hanging="360"/>
-      </w:pPr>
-      <w:rPr>
-        <w:rFonts w:ascii="Wingdings" w:hAnsi="Wingdings" w:hint="default"/>
-        <w:sz w:val="20"/>
-      </w:rPr>
-    </w:lvl>
-    <w:lvl w:ilvl="3" w:tentative="1">
-      <w:start w:val="1"/>
-      <w:numFmt w:val="bullet"/>
-      <w:lvlText w:val=""/>
-      <w:lvlJc w:val="left"/>
-      <w:pPr>
-        <w:tabs>
-          <w:tab w:val="num" w:pos="2880"/>
-        </w:tabs>
-        <w:ind w:left="2880" w:hanging="360"/>
-      </w:pPr>
-      <w:rPr>
-        <w:rFonts w:ascii="Wingdings" w:hAnsi="Wingdings" w:hint="default"/>
-        <w:sz w:val="20"/>
-      </w:rPr>
-    </w:lvl>
-    <w:lvl w:ilvl="4" w:tentative="1">
-      <w:start w:val="1"/>
-      <w:numFmt w:val="bullet"/>
-      <w:lvlText w:val=""/>
-      <w:lvlJc w:val="left"/>
-      <w:pPr>
-        <w:tabs>
-          <w:tab w:val="num" w:pos="3600"/>
-        </w:tabs>
-        <w:ind w:left="3600" w:hanging="360"/>
-      </w:pPr>
-      <w:rPr>
-        <w:rFonts w:ascii="Wingdings" w:hAnsi="Wingdings" w:hint="default"/>
-        <w:sz w:val="20"/>
-      </w:rPr>
-    </w:lvl>
-    <w:lvl w:ilvl="5" w:tentative="1">
-      <w:start w:val="1"/>
-      <w:numFmt w:val="bullet"/>
-      <w:lvlText w:val=""/>
-      <w:lvlJc w:val="left"/>
-      <w:pPr>
-        <w:tabs>
-          <w:tab w:val="num" w:pos="4320"/>
-        </w:tabs>
-        <w:ind w:left="4320" w:hanging="360"/>
-      </w:pPr>
-      <w:rPr>
-        <w:rFonts w:ascii="Wingdings" w:hAnsi="Wingdings" w:hint="default"/>
-        <w:sz w:val="20"/>
-      </w:rPr>
-    </w:lvl>
-    <w:lvl w:ilvl="6" w:tentative="1">
-      <w:start w:val="1"/>
-      <w:numFmt w:val="bullet"/>
-      <w:lvlText w:val=""/>
-      <w:lvlJc w:val="left"/>
-      <w:pPr>
-        <w:tabs>
-          <w:tab w:val="num" w:pos="5040"/>
-        </w:tabs>
-        <w:ind w:left="5040" w:hanging="360"/>
-      </w:pPr>
-      <w:rPr>
-        <w:rFonts w:ascii="Wingdings" w:hAnsi="Wingdings" w:hint="default"/>
-        <w:sz w:val="20"/>
-      </w:rPr>
-    </w:lvl>
-    <w:lvl w:ilvl="7" w:tentative="1">
-      <w:start w:val="1"/>
-      <w:numFmt w:val="bullet"/>
-      <w:lvlText w:val=""/>
-      <w:lvlJc w:val="left"/>
-      <w:pPr>
-        <w:tabs>
-          <w:tab w:val="num" w:pos="5760"/>
-        </w:tabs>
-        <w:ind w:left="5760" w:hanging="360"/>
-      </w:pPr>
-      <w:rPr>
-        <w:rFonts w:ascii="Wingdings" w:hAnsi="Wingdings" w:hint="default"/>
-        <w:sz w:val="20"/>
-      </w:rPr>
-    </w:lvl>
-    <w:lvl w:ilvl="8" w:tentative="1">
-      <w:start w:val="1"/>
-      <w:numFmt w:val="bullet"/>
-      <w:lvlText w:val=""/>
-      <w:lvlJc w:val="left"/>
-      <w:pPr>
-        <w:tabs>
-          <w:tab w:val="num" w:pos="6480"/>
-        </w:tabs>
-        <w:ind w:left="6480" w:hanging="360"/>
-      </w:pPr>
-      <w:rPr>
-        <w:rFonts w:ascii="Wingdings" w:hAnsi="Wingdings" w:hint="default"/>
-        <w:sz w:val="20"/>
-      </w:rPr>
-    </w:lvl>
-  </w:abstractNum>
-  <w:abstractNum w:abstractNumId="50" w15:restartNumberingAfterBreak="0">
+  <w:abstractNum w:abstractNumId="29" w15:restartNumberingAfterBreak="0">
     <w:nsid w:val="68815F49"/>
     <w:multiLevelType w:val="multilevel"/>
     <w:tmpl w:val="860CF908"/>
@@ -18392,156 +15509,7 @@
       </w:rPr>
     </w:lvl>
   </w:abstractNum>
-  <w:abstractNum w:abstractNumId="51" w15:restartNumberingAfterBreak="0">
-    <w:nsid w:val="68863870"/>
-    <w:multiLevelType w:val="multilevel"/>
-    <w:tmpl w:val="C856FF34"/>
-    <w:lvl w:ilvl="0">
-      <w:start w:val="1"/>
-      <w:numFmt w:val="bullet"/>
-      <w:lvlText w:val=""/>
-      <w:lvlJc w:val="left"/>
-      <w:pPr>
-        <w:tabs>
-          <w:tab w:val="num" w:pos="720"/>
-        </w:tabs>
-        <w:ind w:left="720" w:hanging="360"/>
-      </w:pPr>
-      <w:rPr>
-        <w:rFonts w:ascii="Symbol" w:hAnsi="Symbol" w:hint="default"/>
-        <w:sz w:val="20"/>
-      </w:rPr>
-    </w:lvl>
-    <w:lvl w:ilvl="1" w:tentative="1">
-      <w:start w:val="1"/>
-      <w:numFmt w:val="bullet"/>
-      <w:lvlText w:val="o"/>
-      <w:lvlJc w:val="left"/>
-      <w:pPr>
-        <w:tabs>
-          <w:tab w:val="num" w:pos="1440"/>
-        </w:tabs>
-        <w:ind w:left="1440" w:hanging="360"/>
-      </w:pPr>
-      <w:rPr>
-        <w:rFonts w:ascii="Courier New" w:hAnsi="Courier New" w:hint="default"/>
-        <w:sz w:val="20"/>
-      </w:rPr>
-    </w:lvl>
-    <w:lvl w:ilvl="2" w:tentative="1">
-      <w:start w:val="1"/>
-      <w:numFmt w:val="bullet"/>
-      <w:lvlText w:val=""/>
-      <w:lvlJc w:val="left"/>
-      <w:pPr>
-        <w:tabs>
-          <w:tab w:val="num" w:pos="2160"/>
-        </w:tabs>
-        <w:ind w:left="2160" w:hanging="360"/>
-      </w:pPr>
-      <w:rPr>
-        <w:rFonts w:ascii="Wingdings" w:hAnsi="Wingdings" w:hint="default"/>
-        <w:sz w:val="20"/>
-      </w:rPr>
-    </w:lvl>
-    <w:lvl w:ilvl="3" w:tentative="1">
-      <w:start w:val="1"/>
-      <w:numFmt w:val="bullet"/>
-      <w:lvlText w:val=""/>
-      <w:lvlJc w:val="left"/>
-      <w:pPr>
-        <w:tabs>
-          <w:tab w:val="num" w:pos="2880"/>
-        </w:tabs>
-        <w:ind w:left="2880" w:hanging="360"/>
-      </w:pPr>
-      <w:rPr>
-        <w:rFonts w:ascii="Wingdings" w:hAnsi="Wingdings" w:hint="default"/>
-        <w:sz w:val="20"/>
-      </w:rPr>
-    </w:lvl>
-    <w:lvl w:ilvl="4" w:tentative="1">
-      <w:start w:val="1"/>
-      <w:numFmt w:val="bullet"/>
-      <w:lvlText w:val=""/>
-      <w:lvlJc w:val="left"/>
-      <w:pPr>
-        <w:tabs>
-          <w:tab w:val="num" w:pos="3600"/>
-        </w:tabs>
-        <w:ind w:left="3600" w:hanging="360"/>
-      </w:pPr>
-      <w:rPr>
-        <w:rFonts w:ascii="Wingdings" w:hAnsi="Wingdings" w:hint="default"/>
-        <w:sz w:val="20"/>
-      </w:rPr>
-    </w:lvl>
-    <w:lvl w:ilvl="5" w:tentative="1">
-      <w:start w:val="1"/>
-      <w:numFmt w:val="bullet"/>
-      <w:lvlText w:val=""/>
-      <w:lvlJc w:val="left"/>
-      <w:pPr>
-        <w:tabs>
-          <w:tab w:val="num" w:pos="4320"/>
-        </w:tabs>
-        <w:ind w:left="4320" w:hanging="360"/>
-      </w:pPr>
-      <w:rPr>
-        <w:rFonts w:ascii="Wingdings" w:hAnsi="Wingdings" w:hint="default"/>
-        <w:sz w:val="20"/>
-      </w:rPr>
-    </w:lvl>
-    <w:lvl w:ilvl="6" w:tentative="1">
-      <w:start w:val="1"/>
-      <w:numFmt w:val="bullet"/>
-      <w:lvlText w:val=""/>
-      <w:lvlJc w:val="left"/>
-      <w:pPr>
-        <w:tabs>
-          <w:tab w:val="num" w:pos="5040"/>
-        </w:tabs>
-        <w:ind w:left="5040" w:hanging="360"/>
-      </w:pPr>
-      <w:rPr>
-        <w:rFonts w:ascii="Wingdings" w:hAnsi="Wingdings" w:hint="default"/>
-        <w:sz w:val="20"/>
-      </w:rPr>
-    </w:lvl>
-    <w:lvl w:ilvl="7" w:tentative="1">
-      <w:start w:val="1"/>
-      <w:numFmt w:val="bullet"/>
-      <w:lvlText w:val=""/>
-      <w:lvlJc w:val="left"/>
-      <w:pPr>
-        <w:tabs>
-          <w:tab w:val="num" w:pos="5760"/>
-        </w:tabs>
-        <w:ind w:left="5760" w:hanging="360"/>
-      </w:pPr>
-      <w:rPr>
-        <w:rFonts w:ascii="Wingdings" w:hAnsi="Wingdings" w:hint="default"/>
-        <w:sz w:val="20"/>
-      </w:rPr>
-    </w:lvl>
-    <w:lvl w:ilvl="8" w:tentative="1">
-      <w:start w:val="1"/>
-      <w:numFmt w:val="bullet"/>
-      <w:lvlText w:val=""/>
-      <w:lvlJc w:val="left"/>
-      <w:pPr>
-        <w:tabs>
-          <w:tab w:val="num" w:pos="6480"/>
-        </w:tabs>
-        <w:ind w:left="6480" w:hanging="360"/>
-      </w:pPr>
-      <w:rPr>
-        <w:rFonts w:ascii="Wingdings" w:hAnsi="Wingdings" w:hint="default"/>
-        <w:sz w:val="20"/>
-      </w:rPr>
-    </w:lvl>
-  </w:abstractNum>
-  <w:abstractNum w:abstractNumId="52" w15:restartNumberingAfterBreak="0">
+  <w:abstractNum w:abstractNumId="30" w15:restartNumberingAfterBreak="0">
     <w:nsid w:val="6A576809"/>
     <w:multiLevelType w:val="multilevel"/>
     <w:tmpl w:val="01C668CA"/>
@@ -18686,7 +15654,7 @@
       </w:rPr>
     </w:lvl>
   </w:abstractNum>
-  <w:abstractNum w:abstractNumId="53" w15:restartNumberingAfterBreak="0">
+  <w:abstractNum w:abstractNumId="31" w15:restartNumberingAfterBreak="0">
     <w:nsid w:val="6A627FEE"/>
     <w:multiLevelType w:val="multilevel"/>
     <w:tmpl w:val="4E3CCF5E"/>
@@ -18799,7 +15767,7 @@
       </w:pPr>
     </w:lvl>
   </w:abstractNum>
-  <w:abstractNum w:abstractNumId="54" w15:restartNumberingAfterBreak="0">
+  <w:abstractNum w:abstractNumId="32" w15:restartNumberingAfterBreak="0">
     <w:nsid w:val="6B81106B"/>
     <w:multiLevelType w:val="multilevel"/>
     <w:tmpl w:val="081EE3B2"/>
@@ -18948,7 +15916,7 @@
       </w:rPr>
     </w:lvl>
   </w:abstractNum>
-  <w:abstractNum w:abstractNumId="55" w15:restartNumberingAfterBreak="0">
+  <w:abstractNum w:abstractNumId="33" w15:restartNumberingAfterBreak="0">
     <w:nsid w:val="6DF04DF5"/>
     <w:multiLevelType w:val="multilevel"/>
     <w:tmpl w:val="D0BA241A"/>
@@ -19097,156 +16065,7 @@
       </w:rPr>
     </w:lvl>
   </w:abstractNum>
-  <w:abstractNum w:abstractNumId="56" w15:restartNumberingAfterBreak="0">
-    <w:nsid w:val="70315449"/>
-    <w:multiLevelType w:val="multilevel"/>
-    <w:tmpl w:val="9DAEC8E4"/>
-    <w:lvl w:ilvl="0">
-      <w:start w:val="1"/>
-      <w:numFmt w:val="bullet"/>
-      <w:lvlText w:val=""/>
-      <w:lvlJc w:val="left"/>
-      <w:pPr>
-        <w:tabs>
-          <w:tab w:val="num" w:pos="720"/>
-        </w:tabs>
-        <w:ind w:left="720" w:hanging="360"/>
-      </w:pPr>
-      <w:rPr>
-        <w:rFonts w:ascii="Symbol" w:hAnsi="Symbol" w:hint="default"/>
-        <w:sz w:val="20"/>
-      </w:rPr>
-    </w:lvl>
-    <w:lvl w:ilvl="1" w:tentative="1">
-      <w:start w:val="1"/>
-      <w:numFmt w:val="bullet"/>
-      <w:lvlText w:val="o"/>
-      <w:lvlJc w:val="left"/>
-      <w:pPr>
-        <w:tabs>
-          <w:tab w:val="num" w:pos="1440"/>
-        </w:tabs>
-        <w:ind w:left="1440" w:hanging="360"/>
-      </w:pPr>
-      <w:rPr>
-        <w:rFonts w:ascii="Courier New" w:hAnsi="Courier New" w:hint="default"/>
-        <w:sz w:val="20"/>
-      </w:rPr>
-    </w:lvl>
-    <w:lvl w:ilvl="2" w:tentative="1">
-      <w:start w:val="1"/>
-      <w:numFmt w:val="bullet"/>
-      <w:lvlText w:val=""/>
-      <w:lvlJc w:val="left"/>
-      <w:pPr>
-        <w:tabs>
-          <w:tab w:val="num" w:pos="2160"/>
-        </w:tabs>
-        <w:ind w:left="2160" w:hanging="360"/>
-      </w:pPr>
-      <w:rPr>
-        <w:rFonts w:ascii="Wingdings" w:hAnsi="Wingdings" w:hint="default"/>
-        <w:sz w:val="20"/>
-      </w:rPr>
-    </w:lvl>
-    <w:lvl w:ilvl="3" w:tentative="1">
-      <w:start w:val="1"/>
-      <w:numFmt w:val="bullet"/>
-      <w:lvlText w:val=""/>
-      <w:lvlJc w:val="left"/>
-      <w:pPr>
-        <w:tabs>
-          <w:tab w:val="num" w:pos="2880"/>
-        </w:tabs>
-        <w:ind w:left="2880" w:hanging="360"/>
-      </w:pPr>
-      <w:rPr>
-        <w:rFonts w:ascii="Wingdings" w:hAnsi="Wingdings" w:hint="default"/>
-        <w:sz w:val="20"/>
-      </w:rPr>
-    </w:lvl>
-    <w:lvl w:ilvl="4" w:tentative="1">
-      <w:start w:val="1"/>
-      <w:numFmt w:val="bullet"/>
-      <w:lvlText w:val=""/>
-      <w:lvlJc w:val="left"/>
-      <w:pPr>
-        <w:tabs>
-          <w:tab w:val="num" w:pos="3600"/>
-        </w:tabs>
-        <w:ind w:left="3600" w:hanging="360"/>
-      </w:pPr>
-      <w:rPr>
-        <w:rFonts w:ascii="Wingdings" w:hAnsi="Wingdings" w:hint="default"/>
-        <w:sz w:val="20"/>
-      </w:rPr>
-    </w:lvl>
-    <w:lvl w:ilvl="5" w:tentative="1">
-      <w:start w:val="1"/>
-      <w:numFmt w:val="bullet"/>
-      <w:lvlText w:val=""/>
-      <w:lvlJc w:val="left"/>
-      <w:pPr>
-        <w:tabs>
-          <w:tab w:val="num" w:pos="4320"/>
-        </w:tabs>
-        <w:ind w:left="4320" w:hanging="360"/>
-      </w:pPr>
-      <w:rPr>
-        <w:rFonts w:ascii="Wingdings" w:hAnsi="Wingdings" w:hint="default"/>
-        <w:sz w:val="20"/>
-      </w:rPr>
-    </w:lvl>
-    <w:lvl w:ilvl="6" w:tentative="1">
-      <w:start w:val="1"/>
-      <w:numFmt w:val="bullet"/>
-      <w:lvlText w:val=""/>
-      <w:lvlJc w:val="left"/>
-      <w:pPr>
-        <w:tabs>
-          <w:tab w:val="num" w:pos="5040"/>
-        </w:tabs>
-        <w:ind w:left="5040" w:hanging="360"/>
-      </w:pPr>
-      <w:rPr>
-        <w:rFonts w:ascii="Wingdings" w:hAnsi="Wingdings" w:hint="default"/>
-        <w:sz w:val="20"/>
-      </w:rPr>
-    </w:lvl>
-    <w:lvl w:ilvl="7" w:tentative="1">
-      <w:start w:val="1"/>
-      <w:numFmt w:val="bullet"/>
-      <w:lvlText w:val=""/>
-      <w:lvlJc w:val="left"/>
-      <w:pPr>
-        <w:tabs>
-          <w:tab w:val="num" w:pos="5760"/>
-        </w:tabs>
-        <w:ind w:left="5760" w:hanging="360"/>
-      </w:pPr>
-      <w:rPr>
-        <w:rFonts w:ascii="Wingdings" w:hAnsi="Wingdings" w:hint="default"/>
-        <w:sz w:val="20"/>
-      </w:rPr>
-    </w:lvl>
-    <w:lvl w:ilvl="8" w:tentative="1">
-      <w:start w:val="1"/>
-      <w:numFmt w:val="bullet"/>
-      <w:lvlText w:val=""/>
-      <w:lvlJc w:val="left"/>
-      <w:pPr>
-        <w:tabs>
-          <w:tab w:val="num" w:pos="6480"/>
-        </w:tabs>
-        <w:ind w:left="6480" w:hanging="360"/>
-      </w:pPr>
-      <w:rPr>
-        <w:rFonts w:ascii="Wingdings" w:hAnsi="Wingdings" w:hint="default"/>
-        <w:sz w:val="20"/>
-      </w:rPr>
-    </w:lvl>
-  </w:abstractNum>
-  <w:abstractNum w:abstractNumId="57" w15:restartNumberingAfterBreak="0">
+  <w:abstractNum w:abstractNumId="34" w15:restartNumberingAfterBreak="0">
     <w:nsid w:val="77B125E4"/>
     <w:multiLevelType w:val="hybridMultilevel"/>
     <w:tmpl w:val="15604AEA"/>
@@ -19359,305 +16178,7 @@
       </w:rPr>
     </w:lvl>
   </w:abstractNum>
-  <w:abstractNum w:abstractNumId="58" w15:restartNumberingAfterBreak="0">
-    <w:nsid w:val="78401396"/>
-    <w:multiLevelType w:val="multilevel"/>
-    <w:tmpl w:val="3278A296"/>
-    <w:lvl w:ilvl="0">
-      <w:start w:val="1"/>
-      <w:numFmt w:val="bullet"/>
-      <w:lvlText w:val=""/>
-      <w:lvlJc w:val="left"/>
-      <w:pPr>
-        <w:tabs>
-          <w:tab w:val="num" w:pos="720"/>
-        </w:tabs>
-        <w:ind w:left="720" w:hanging="360"/>
-      </w:pPr>
-      <w:rPr>
-        <w:rFonts w:ascii="Symbol" w:hAnsi="Symbol" w:hint="default"/>
-        <w:sz w:val="20"/>
-      </w:rPr>
-    </w:lvl>
-    <w:lvl w:ilvl="1" w:tentative="1">
-      <w:start w:val="1"/>
-      <w:numFmt w:val="bullet"/>
-      <w:lvlText w:val="o"/>
-      <w:lvlJc w:val="left"/>
-      <w:pPr>
-        <w:tabs>
-          <w:tab w:val="num" w:pos="1440"/>
-        </w:tabs>
-        <w:ind w:left="1440" w:hanging="360"/>
-      </w:pPr>
-      <w:rPr>
-        <w:rFonts w:ascii="Courier New" w:hAnsi="Courier New" w:hint="default"/>
-        <w:sz w:val="20"/>
-      </w:rPr>
-    </w:lvl>
-    <w:lvl w:ilvl="2" w:tentative="1">
-      <w:start w:val="1"/>
-      <w:numFmt w:val="bullet"/>
-      <w:lvlText w:val=""/>
-      <w:lvlJc w:val="left"/>
-      <w:pPr>
-        <w:tabs>
-          <w:tab w:val="num" w:pos="2160"/>
-        </w:tabs>
-        <w:ind w:left="2160" w:hanging="360"/>
-      </w:pPr>
-      <w:rPr>
-        <w:rFonts w:ascii="Wingdings" w:hAnsi="Wingdings" w:hint="default"/>
-        <w:sz w:val="20"/>
-      </w:rPr>
-    </w:lvl>
-    <w:lvl w:ilvl="3" w:tentative="1">
-      <w:start w:val="1"/>
-      <w:numFmt w:val="bullet"/>
-      <w:lvlText w:val=""/>
-      <w:lvlJc w:val="left"/>
-      <w:pPr>
-        <w:tabs>
-          <w:tab w:val="num" w:pos="2880"/>
-        </w:tabs>
-        <w:ind w:left="2880" w:hanging="360"/>
-      </w:pPr>
-      <w:rPr>
-        <w:rFonts w:ascii="Wingdings" w:hAnsi="Wingdings" w:hint="default"/>
-        <w:sz w:val="20"/>
-      </w:rPr>
-    </w:lvl>
-    <w:lvl w:ilvl="4" w:tentative="1">
-      <w:start w:val="1"/>
-      <w:numFmt w:val="bullet"/>
-      <w:lvlText w:val=""/>
-      <w:lvlJc w:val="left"/>
-      <w:pPr>
-        <w:tabs>
-          <w:tab w:val="num" w:pos="3600"/>
-        </w:tabs>
-        <w:ind w:left="3600" w:hanging="360"/>
-      </w:pPr>
-      <w:rPr>
-        <w:rFonts w:ascii="Wingdings" w:hAnsi="Wingdings" w:hint="default"/>
-        <w:sz w:val="20"/>
-      </w:rPr>
-    </w:lvl>
-    <w:lvl w:ilvl="5" w:tentative="1">
-      <w:start w:val="1"/>
-      <w:numFmt w:val="bullet"/>
-      <w:lvlText w:val=""/>
-      <w:lvlJc w:val="left"/>
-      <w:pPr>
-        <w:tabs>
-          <w:tab w:val="num" w:pos="4320"/>
-        </w:tabs>
-        <w:ind w:left="4320" w:hanging="360"/>
-      </w:pPr>
-      <w:rPr>
-        <w:rFonts w:ascii="Wingdings" w:hAnsi="Wingdings" w:hint="default"/>
-        <w:sz w:val="20"/>
-      </w:rPr>
-    </w:lvl>
-    <w:lvl w:ilvl="6" w:tentative="1">
-      <w:start w:val="1"/>
-      <w:numFmt w:val="bullet"/>
-      <w:lvlText w:val=""/>
-      <w:lvlJc w:val="left"/>
-      <w:pPr>
-        <w:tabs>
-          <w:tab w:val="num" w:pos="5040"/>
-        </w:tabs>
-        <w:ind w:left="5040" w:hanging="360"/>
-      </w:pPr>
-      <w:rPr>
-        <w:rFonts w:ascii="Wingdings" w:hAnsi="Wingdings" w:hint="default"/>
-        <w:sz w:val="20"/>
-      </w:rPr>
-    </w:lvl>
-    <w:lvl w:ilvl="7" w:tentative="1">
-      <w:start w:val="1"/>
-      <w:numFmt w:val="bullet"/>
-      <w:lvlText w:val=""/>
-      <w:lvlJc w:val="left"/>
-      <w:pPr>
-        <w:tabs>
-          <w:tab w:val="num" w:pos="5760"/>
-        </w:tabs>
-        <w:ind w:left="5760" w:hanging="360"/>
-      </w:pPr>
-      <w:rPr>
-        <w:rFonts w:ascii="Wingdings" w:hAnsi="Wingdings" w:hint="default"/>
-        <w:sz w:val="20"/>
-      </w:rPr>
-    </w:lvl>
-    <w:lvl w:ilvl="8" w:tentative="1">
-      <w:start w:val="1"/>
-      <w:numFmt w:val="bullet"/>
-      <w:lvlText w:val=""/>
-      <w:lvlJc w:val="left"/>
-      <w:pPr>
-        <w:tabs>
-          <w:tab w:val="num" w:pos="6480"/>
-        </w:tabs>
-        <w:ind w:left="6480" w:hanging="360"/>
-      </w:pPr>
-      <w:rPr>
-        <w:rFonts w:ascii="Wingdings" w:hAnsi="Wingdings" w:hint="default"/>
-        <w:sz w:val="20"/>
-      </w:rPr>
-    </w:lvl>
-  </w:abstractNum>
-  <w:abstractNum w:abstractNumId="59" w15:restartNumberingAfterBreak="0">
-    <w:nsid w:val="79A04CB4"/>
-    <w:multiLevelType w:val="multilevel"/>
-    <w:tmpl w:val="081EE3B2"/>
-    <w:lvl w:ilvl="0">
-      <w:start w:val="1"/>
-      <w:numFmt w:val="bullet"/>
-      <w:lvlText w:val=""/>
-      <w:lvlJc w:val="left"/>
-      <w:pPr>
-        <w:tabs>
-          <w:tab w:val="num" w:pos="720"/>
-        </w:tabs>
-        <w:ind w:left="720" w:hanging="360"/>
-      </w:pPr>
-      <w:rPr>
-        <w:rFonts w:ascii="Symbol" w:hAnsi="Symbol" w:hint="default"/>
-        <w:sz w:val="20"/>
-      </w:rPr>
-    </w:lvl>
-    <w:lvl w:ilvl="1">
-      <w:start w:val="1"/>
-      <w:numFmt w:val="bullet"/>
-      <w:lvlText w:val="o"/>
-      <w:lvlJc w:val="left"/>
-      <w:pPr>
-        <w:tabs>
-          <w:tab w:val="num" w:pos="1440"/>
-        </w:tabs>
-        <w:ind w:left="1440" w:hanging="360"/>
-      </w:pPr>
-      <w:rPr>
-        <w:rFonts w:ascii="Courier New" w:hAnsi="Courier New" w:hint="default"/>
-        <w:sz w:val="20"/>
-      </w:rPr>
-    </w:lvl>
-    <w:lvl w:ilvl="2" w:tentative="1">
-      <w:start w:val="1"/>
-      <w:numFmt w:val="bullet"/>
-      <w:lvlText w:val=""/>
-      <w:lvlJc w:val="left"/>
-      <w:pPr>
-        <w:tabs>
-          <w:tab w:val="num" w:pos="2160"/>
-        </w:tabs>
-        <w:ind w:left="2160" w:hanging="360"/>
-      </w:pPr>
-      <w:rPr>
-        <w:rFonts w:ascii="Wingdings" w:hAnsi="Wingdings" w:hint="default"/>
-        <w:sz w:val="20"/>
-      </w:rPr>
-    </w:lvl>
-    <w:lvl w:ilvl="3" w:tentative="1">
-      <w:start w:val="1"/>
-      <w:numFmt w:val="bullet"/>
-      <w:lvlText w:val=""/>
-      <w:lvlJc w:val="left"/>
-      <w:pPr>
-        <w:tabs>
-          <w:tab w:val="num" w:pos="2880"/>
-        </w:tabs>
-        <w:ind w:left="2880" w:hanging="360"/>
-      </w:pPr>
-      <w:rPr>
-        <w:rFonts w:ascii="Wingdings" w:hAnsi="Wingdings" w:hint="default"/>
-        <w:sz w:val="20"/>
-      </w:rPr>
-    </w:lvl>
-    <w:lvl w:ilvl="4" w:tentative="1">
-      <w:start w:val="1"/>
-      <w:numFmt w:val="bullet"/>
-      <w:lvlText w:val=""/>
-      <w:lvlJc w:val="left"/>
-      <w:pPr>
-        <w:tabs>
-          <w:tab w:val="num" w:pos="3600"/>
-        </w:tabs>
-        <w:ind w:left="3600" w:hanging="360"/>
-      </w:pPr>
-      <w:rPr>
-        <w:rFonts w:ascii="Wingdings" w:hAnsi="Wingdings" w:hint="default"/>
-        <w:sz w:val="20"/>
-      </w:rPr>
-    </w:lvl>
-    <w:lvl w:ilvl="5" w:tentative="1">
-      <w:start w:val="1"/>
-      <w:numFmt w:val="bullet"/>
-      <w:lvlText w:val=""/>
-      <w:lvlJc w:val="left"/>
-      <w:pPr>
-        <w:tabs>
-          <w:tab w:val="num" w:pos="4320"/>
-        </w:tabs>
-        <w:ind w:left="4320" w:hanging="360"/>
-      </w:pPr>
-      <w:rPr>
-        <w:rFonts w:ascii="Wingdings" w:hAnsi="Wingdings" w:hint="default"/>
-        <w:sz w:val="20"/>
-      </w:rPr>
-    </w:lvl>
-    <w:lvl w:ilvl="6" w:tentative="1">
-      <w:start w:val="1"/>
-      <w:numFmt w:val="bullet"/>
-      <w:lvlText w:val=""/>
-      <w:lvlJc w:val="left"/>
-      <w:pPr>
-        <w:tabs>
-          <w:tab w:val="num" w:pos="5040"/>
-        </w:tabs>
-        <w:ind w:left="5040" w:hanging="360"/>
-      </w:pPr>
-      <w:rPr>
-        <w:rFonts w:ascii="Wingdings" w:hAnsi="Wingdings" w:hint="default"/>
-        <w:sz w:val="20"/>
-      </w:rPr>
-    </w:lvl>
-    <w:lvl w:ilvl="7" w:tentative="1">
-      <w:start w:val="1"/>
-      <w:numFmt w:val="bullet"/>
-      <w:lvlText w:val=""/>
-      <w:lvlJc w:val="left"/>
-      <w:pPr>
-        <w:tabs>
-          <w:tab w:val="num" w:pos="5760"/>
-        </w:tabs>
-        <w:ind w:left="5760" w:hanging="360"/>
-      </w:pPr>
-      <w:rPr>
-        <w:rFonts w:ascii="Wingdings" w:hAnsi="Wingdings" w:hint="default"/>
-        <w:sz w:val="20"/>
-      </w:rPr>
-    </w:lvl>
-    <w:lvl w:ilvl="8" w:tentative="1">
-      <w:start w:val="1"/>
-      <w:numFmt w:val="bullet"/>
-      <w:lvlText w:val=""/>
-      <w:lvlJc w:val="left"/>
-      <w:pPr>
-        <w:tabs>
-          <w:tab w:val="num" w:pos="6480"/>
-        </w:tabs>
-        <w:ind w:left="6480" w:hanging="360"/>
-      </w:pPr>
-      <w:rPr>
-        <w:rFonts w:ascii="Wingdings" w:hAnsi="Wingdings" w:hint="default"/>
-        <w:sz w:val="20"/>
-      </w:rPr>
-    </w:lvl>
-  </w:abstractNum>
-  <w:abstractNum w:abstractNumId="60" w15:restartNumberingAfterBreak="0">
+  <w:abstractNum w:abstractNumId="35" w15:restartNumberingAfterBreak="0">
     <w:nsid w:val="7CBC123A"/>
     <w:multiLevelType w:val="multilevel"/>
     <w:tmpl w:val="FADA130C"/>
@@ -19806,386 +16327,120 @@
       </w:rPr>
     </w:lvl>
   </w:abstractNum>
-  <w:abstractNum w:abstractNumId="61" w15:restartNumberingAfterBreak="0">
-    <w:nsid w:val="7CC450DF"/>
-    <w:multiLevelType w:val="multilevel"/>
-    <w:tmpl w:val="202803DC"/>
-    <w:lvl w:ilvl="0">
-      <w:start w:val="1"/>
-      <w:numFmt w:val="bullet"/>
-      <w:lvlText w:val=""/>
-      <w:lvlJc w:val="left"/>
-      <w:pPr>
-        <w:tabs>
-          <w:tab w:val="num" w:pos="720"/>
-        </w:tabs>
-        <w:ind w:left="720" w:hanging="360"/>
-      </w:pPr>
-      <w:rPr>
-        <w:rFonts w:ascii="Symbol" w:hAnsi="Symbol" w:hint="default"/>
-        <w:sz w:val="20"/>
-      </w:rPr>
-    </w:lvl>
-    <w:lvl w:ilvl="1" w:tentative="1">
-      <w:start w:val="1"/>
-      <w:numFmt w:val="bullet"/>
-      <w:lvlText w:val="o"/>
-      <w:lvlJc w:val="left"/>
-      <w:pPr>
-        <w:tabs>
-          <w:tab w:val="num" w:pos="1440"/>
-        </w:tabs>
-        <w:ind w:left="1440" w:hanging="360"/>
-      </w:pPr>
-      <w:rPr>
-        <w:rFonts w:ascii="Courier New" w:hAnsi="Courier New" w:hint="default"/>
-        <w:sz w:val="20"/>
-      </w:rPr>
-    </w:lvl>
-    <w:lvl w:ilvl="2" w:tentative="1">
-      <w:start w:val="1"/>
-      <w:numFmt w:val="bullet"/>
-      <w:lvlText w:val=""/>
-      <w:lvlJc w:val="left"/>
-      <w:pPr>
-        <w:tabs>
-          <w:tab w:val="num" w:pos="2160"/>
-        </w:tabs>
-        <w:ind w:left="2160" w:hanging="360"/>
-      </w:pPr>
-      <w:rPr>
-        <w:rFonts w:ascii="Wingdings" w:hAnsi="Wingdings" w:hint="default"/>
-        <w:sz w:val="20"/>
-      </w:rPr>
-    </w:lvl>
-    <w:lvl w:ilvl="3" w:tentative="1">
-      <w:start w:val="1"/>
-      <w:numFmt w:val="bullet"/>
-      <w:lvlText w:val=""/>
-      <w:lvlJc w:val="left"/>
-      <w:pPr>
-        <w:tabs>
-          <w:tab w:val="num" w:pos="2880"/>
-        </w:tabs>
-        <w:ind w:left="2880" w:hanging="360"/>
-      </w:pPr>
-      <w:rPr>
-        <w:rFonts w:ascii="Wingdings" w:hAnsi="Wingdings" w:hint="default"/>
-        <w:sz w:val="20"/>
-      </w:rPr>
-    </w:lvl>
-    <w:lvl w:ilvl="4" w:tentative="1">
-      <w:start w:val="1"/>
-      <w:numFmt w:val="bullet"/>
-      <w:lvlText w:val=""/>
-      <w:lvlJc w:val="left"/>
-      <w:pPr>
-        <w:tabs>
-          <w:tab w:val="num" w:pos="3600"/>
-        </w:tabs>
-        <w:ind w:left="3600" w:hanging="360"/>
-      </w:pPr>
-      <w:rPr>
-        <w:rFonts w:ascii="Wingdings" w:hAnsi="Wingdings" w:hint="default"/>
-        <w:sz w:val="20"/>
-      </w:rPr>
-    </w:lvl>
-    <w:lvl w:ilvl="5" w:tentative="1">
-      <w:start w:val="1"/>
-      <w:numFmt w:val="bullet"/>
-      <w:lvlText w:val=""/>
-      <w:lvlJc w:val="left"/>
-      <w:pPr>
-        <w:tabs>
-          <w:tab w:val="num" w:pos="4320"/>
-        </w:tabs>
-        <w:ind w:left="4320" w:hanging="360"/>
-      </w:pPr>
-      <w:rPr>
-        <w:rFonts w:ascii="Wingdings" w:hAnsi="Wingdings" w:hint="default"/>
-        <w:sz w:val="20"/>
-      </w:rPr>
-    </w:lvl>
-    <w:lvl w:ilvl="6" w:tentative="1">
-      <w:start w:val="1"/>
-      <w:numFmt w:val="bullet"/>
-      <w:lvlText w:val=""/>
-      <w:lvlJc w:val="left"/>
-      <w:pPr>
-        <w:tabs>
-          <w:tab w:val="num" w:pos="5040"/>
-        </w:tabs>
-        <w:ind w:left="5040" w:hanging="360"/>
-      </w:pPr>
-      <w:rPr>
-        <w:rFonts w:ascii="Wingdings" w:hAnsi="Wingdings" w:hint="default"/>
-        <w:sz w:val="20"/>
-      </w:rPr>
-    </w:lvl>
-    <w:lvl w:ilvl="7" w:tentative="1">
-      <w:start w:val="1"/>
-      <w:numFmt w:val="bullet"/>
-      <w:lvlText w:val=""/>
-      <w:lvlJc w:val="left"/>
-      <w:pPr>
-        <w:tabs>
-          <w:tab w:val="num" w:pos="5760"/>
-        </w:tabs>
-        <w:ind w:left="5760" w:hanging="360"/>
-      </w:pPr>
-      <w:rPr>
-        <w:rFonts w:ascii="Wingdings" w:hAnsi="Wingdings" w:hint="default"/>
-        <w:sz w:val="20"/>
-      </w:rPr>
-    </w:lvl>
-    <w:lvl w:ilvl="8" w:tentative="1">
-      <w:start w:val="1"/>
-      <w:numFmt w:val="bullet"/>
-      <w:lvlText w:val=""/>
-      <w:lvlJc w:val="left"/>
-      <w:pPr>
-        <w:tabs>
-          <w:tab w:val="num" w:pos="6480"/>
-        </w:tabs>
-        <w:ind w:left="6480" w:hanging="360"/>
-      </w:pPr>
-      <w:rPr>
-        <w:rFonts w:ascii="Wingdings" w:hAnsi="Wingdings" w:hint="default"/>
-        <w:sz w:val="20"/>
-      </w:rPr>
-    </w:lvl>
-  </w:abstractNum>
-  <w:num w:numId="1" w16cid:durableId="2066440612">
+  <w:num w:numId="1">
+    <w:abstractNumId w:val="15"/>
+  </w:num>
+  <w:num w:numId="2">
+    <w:abstractNumId w:val="9"/>
+  </w:num>
+  <w:num w:numId="3">
+    <w:abstractNumId w:val="16"/>
+  </w:num>
+  <w:num w:numId="4">
+    <w:abstractNumId w:val="1"/>
+  </w:num>
+  <w:num w:numId="5">
+    <w:abstractNumId w:val="30"/>
+  </w:num>
+  <w:num w:numId="6">
+    <w:abstractNumId w:val="28"/>
+  </w:num>
+  <w:num w:numId="7">
+    <w:abstractNumId w:val="5"/>
+  </w:num>
+  <w:num w:numId="8">
+    <w:abstractNumId w:val="10"/>
+  </w:num>
+  <w:num w:numId="9">
+    <w:abstractNumId w:val="21"/>
+  </w:num>
+  <w:num w:numId="10">
+    <w:abstractNumId w:val="22"/>
+  </w:num>
+  <w:num w:numId="11">
+    <w:abstractNumId w:val="0"/>
+  </w:num>
+  <w:num w:numId="12">
+    <w:abstractNumId w:val="23"/>
+  </w:num>
+  <w:num w:numId="13">
+    <w:abstractNumId w:val="4"/>
+  </w:num>
+  <w:num w:numId="14">
+    <w:abstractNumId w:val="11"/>
+  </w:num>
+  <w:num w:numId="15">
+    <w:abstractNumId w:val="33"/>
+  </w:num>
+  <w:num w:numId="16">
+    <w:abstractNumId w:val="2"/>
+  </w:num>
+  <w:num w:numId="17">
+    <w:abstractNumId w:val="17"/>
+  </w:num>
+  <w:num w:numId="18">
     <w:abstractNumId w:val="18"/>
   </w:num>
-  <w:num w:numId="2" w16cid:durableId="362558101">
+  <w:num w:numId="19">
+    <w:abstractNumId w:val="3"/>
+  </w:num>
+  <w:num w:numId="20">
+    <w:abstractNumId w:val="20"/>
+  </w:num>
+  <w:num w:numId="21">
+    <w:abstractNumId w:val="7"/>
+  </w:num>
+  <w:num w:numId="22">
+    <w:abstractNumId w:val="13"/>
+  </w:num>
+  <w:num w:numId="23">
+    <w:abstractNumId w:val="29"/>
+  </w:num>
+  <w:num w:numId="24">
     <w:abstractNumId w:val="27"/>
   </w:num>
-  <w:num w:numId="3" w16cid:durableId="1772821269">
-    <w:abstractNumId w:val="20"/>
+  <w:num w:numId="25">
+    <w:abstractNumId w:val="24"/>
   </w:num>
-  <w:num w:numId="4" w16cid:durableId="565803763">
-    <w:abstractNumId w:val="28"/>
+  <w:num w:numId="26">
+    <w:abstractNumId w:val="8"/>
   </w:num>
-  <w:num w:numId="5" w16cid:durableId="1088692054">
-    <w:abstractNumId w:val="1"/>
+  <w:num w:numId="27">
+    <w:abstractNumId w:val="31"/>
   </w:num>
-  <w:num w:numId="6" w16cid:durableId="1146974978">
-    <w:abstractNumId w:val="52"/>
+  <w:num w:numId="28">
+    <w:abstractNumId w:val="35"/>
   </w:num>
-  <w:num w:numId="7" w16cid:durableId="1480418609">
-    <w:abstractNumId w:val="47"/>
+  <w:num w:numId="29">
+    <w:abstractNumId w:val="6"/>
   </w:num>
-  <w:num w:numId="8" w16cid:durableId="970020990">
+  <w:num w:numId="30">
+    <w:abstractNumId w:val="25"/>
+  </w:num>
+  <w:num w:numId="31">
+    <w:abstractNumId w:val="32"/>
+  </w:num>
+  <w:num w:numId="32">
+    <w:abstractNumId w:val="26"/>
+  </w:num>
+  <w:num w:numId="33">
+    <w:abstractNumId w:val="19"/>
+  </w:num>
+  <w:num w:numId="34">
     <w:abstractNumId w:val="12"/>
   </w:num>
-  <w:num w:numId="9" w16cid:durableId="815612776">
-    <w:abstractNumId w:val="21"/>
-  </w:num>
-  <w:num w:numId="10" w16cid:durableId="1107893018">
-    <w:abstractNumId w:val="36"/>
-  </w:num>
-  <w:num w:numId="11" w16cid:durableId="1395811287">
-    <w:abstractNumId w:val="37"/>
-  </w:num>
-  <w:num w:numId="12" w16cid:durableId="1420561636">
-    <w:abstractNumId w:val="0"/>
-  </w:num>
-  <w:num w:numId="13" w16cid:durableId="743529938">
-    <w:abstractNumId w:val="41"/>
-  </w:num>
-  <w:num w:numId="14" w16cid:durableId="2080906369">
-    <w:abstractNumId w:val="10"/>
-  </w:num>
-  <w:num w:numId="15" w16cid:durableId="955673335">
-    <w:abstractNumId w:val="23"/>
-  </w:num>
-  <w:num w:numId="16" w16cid:durableId="1123381990">
-    <w:abstractNumId w:val="55"/>
-  </w:num>
-  <w:num w:numId="17" w16cid:durableId="847255404">
-    <w:abstractNumId w:val="5"/>
-  </w:num>
-  <w:num w:numId="18" w16cid:durableId="1293246963">
-    <w:abstractNumId w:val="31"/>
-  </w:num>
-  <w:num w:numId="19" w16cid:durableId="635061133">
-    <w:abstractNumId w:val="32"/>
-  </w:num>
-  <w:num w:numId="20" w16cid:durableId="1686596532">
-    <w:abstractNumId w:val="49"/>
-  </w:num>
-  <w:num w:numId="21" w16cid:durableId="897940479">
-    <w:abstractNumId w:val="8"/>
-  </w:num>
-  <w:num w:numId="22" w16cid:durableId="1670788518">
-    <w:abstractNumId w:val="35"/>
-  </w:num>
-  <w:num w:numId="23" w16cid:durableId="861213">
-    <w:abstractNumId w:val="16"/>
-  </w:num>
-  <w:num w:numId="24" w16cid:durableId="768814697">
-    <w:abstractNumId w:val="25"/>
-  </w:num>
-  <w:num w:numId="25" w16cid:durableId="963391234">
-    <w:abstractNumId w:val="50"/>
-  </w:num>
-  <w:num w:numId="26" w16cid:durableId="1859195023">
-    <w:abstractNumId w:val="58"/>
-  </w:num>
-  <w:num w:numId="27" w16cid:durableId="1954247960">
-    <w:abstractNumId w:val="48"/>
-  </w:num>
-  <w:num w:numId="28" w16cid:durableId="2002156380">
-    <w:abstractNumId w:val="46"/>
-  </w:num>
-  <w:num w:numId="29" w16cid:durableId="448861038">
-    <w:abstractNumId w:val="42"/>
-  </w:num>
-  <w:num w:numId="30" w16cid:durableId="566501414">
-    <w:abstractNumId w:val="17"/>
-  </w:num>
-  <w:num w:numId="31" w16cid:durableId="1967157909">
-    <w:abstractNumId w:val="53"/>
-  </w:num>
-  <w:num w:numId="32" w16cid:durableId="289746601">
-    <w:abstractNumId w:val="60"/>
-  </w:num>
-  <w:num w:numId="33" w16cid:durableId="141851767">
-    <w:abstractNumId w:val="51"/>
-  </w:num>
-  <w:num w:numId="34" w16cid:durableId="766147910">
-    <w:abstractNumId w:val="30"/>
-  </w:num>
-  <w:num w:numId="35" w16cid:durableId="2077242501">
-    <w:abstractNumId w:val="38"/>
-  </w:num>
-  <w:num w:numId="36" w16cid:durableId="698090041">
-    <w:abstractNumId w:val="7"/>
-  </w:num>
-  <w:num w:numId="37" w16cid:durableId="1381631982">
-    <w:abstractNumId w:val="2"/>
-  </w:num>
-  <w:num w:numId="38" w16cid:durableId="1682002668">
-    <w:abstractNumId w:val="2"/>
-    <w:lvlOverride w:ilvl="1">
-      <w:lvl w:ilvl="1">
-        <w:numFmt w:val="bullet"/>
-        <w:lvlText w:val="o"/>
-        <w:lvlJc w:val="left"/>
-        <w:pPr>
-          <w:tabs>
-            <w:tab w:val="num" w:pos="1440"/>
-          </w:tabs>
-          <w:ind w:left="1440" w:hanging="360"/>
-        </w:pPr>
-        <w:rPr>
-          <w:rFonts w:ascii="Courier New" w:hAnsi="Courier New" w:hint="default"/>
-          <w:sz w:val="20"/>
-        </w:rPr>
-      </w:lvl>
-    </w:lvlOverride>
-  </w:num>
-  <w:num w:numId="39" w16cid:durableId="96416474">
-    <w:abstractNumId w:val="13"/>
-  </w:num>
-  <w:num w:numId="40" w16cid:durableId="1043285631">
+  <w:num w:numId="35">
     <w:abstractNumId w:val="14"/>
   </w:num>
-  <w:num w:numId="41" w16cid:durableId="162864078">
-    <w:abstractNumId w:val="14"/>
-    <w:lvlOverride w:ilvl="1">
-      <w:lvl w:ilvl="1">
-        <w:numFmt w:val="bullet"/>
-        <w:lvlText w:val="o"/>
-        <w:lvlJc w:val="left"/>
-        <w:pPr>
-          <w:tabs>
-            <w:tab w:val="num" w:pos="1440"/>
-          </w:tabs>
-          <w:ind w:left="1440" w:hanging="360"/>
-        </w:pPr>
-        <w:rPr>
-          <w:rFonts w:ascii="Courier New" w:hAnsi="Courier New" w:hint="default"/>
-          <w:sz w:val="20"/>
-        </w:rPr>
-      </w:lvl>
-    </w:lvlOverride>
-  </w:num>
-  <w:num w:numId="42" w16cid:durableId="1784691507">
-    <w:abstractNumId w:val="43"/>
-  </w:num>
-  <w:num w:numId="43" w16cid:durableId="1837843427">
-    <w:abstractNumId w:val="54"/>
-  </w:num>
-  <w:num w:numId="44" w16cid:durableId="281428153">
-    <w:abstractNumId w:val="3"/>
-  </w:num>
-  <w:num w:numId="45" w16cid:durableId="1200583464">
-    <w:abstractNumId w:val="56"/>
-  </w:num>
-  <w:num w:numId="46" w16cid:durableId="425687763">
-    <w:abstractNumId w:val="22"/>
-  </w:num>
-  <w:num w:numId="47" w16cid:durableId="1059784580">
-    <w:abstractNumId w:val="9"/>
-  </w:num>
-  <w:num w:numId="48" w16cid:durableId="1239245174">
-    <w:abstractNumId w:val="44"/>
-  </w:num>
-  <w:num w:numId="49" w16cid:durableId="1066030433">
-    <w:abstractNumId w:val="45"/>
-  </w:num>
-  <w:num w:numId="50" w16cid:durableId="448664958">
-    <w:abstractNumId w:val="33"/>
-  </w:num>
-  <w:num w:numId="51" w16cid:durableId="647825869">
-    <w:abstractNumId w:val="29"/>
-  </w:num>
-  <w:num w:numId="52" w16cid:durableId="1504322222">
-    <w:abstractNumId w:val="24"/>
-  </w:num>
-  <w:num w:numId="53" w16cid:durableId="665790262">
-    <w:abstractNumId w:val="6"/>
-  </w:num>
-  <w:num w:numId="54" w16cid:durableId="234513055">
-    <w:abstractNumId w:val="26"/>
-  </w:num>
-  <w:num w:numId="55" w16cid:durableId="1720668317">
-    <w:abstractNumId w:val="59"/>
-  </w:num>
-  <w:num w:numId="56" w16cid:durableId="885677020">
-    <w:abstractNumId w:val="40"/>
-  </w:num>
-  <w:num w:numId="57" w16cid:durableId="1981299792">
-    <w:abstractNumId w:val="57"/>
-  </w:num>
-  <w:num w:numId="58" w16cid:durableId="888418884">
-    <w:abstractNumId w:val="39"/>
-  </w:num>
-  <w:num w:numId="59" w16cid:durableId="960458417">
-    <w:abstractNumId w:val="61"/>
-  </w:num>
-  <w:num w:numId="60" w16cid:durableId="1976641376">
-    <w:abstractNumId w:val="15"/>
-  </w:num>
-  <w:num w:numId="61" w16cid:durableId="327907830">
-    <w:abstractNumId w:val="4"/>
-  </w:num>
-  <w:num w:numId="62" w16cid:durableId="1868714269">
-    <w:abstractNumId w:val="19"/>
-  </w:num>
-  <w:num w:numId="63" w16cid:durableId="2060670169">
+  <w:num w:numId="36">
     <w:abstractNumId w:val="34"/>
   </w:num>
-  <w:num w:numId="64" w16cid:durableId="595094992">
-    <w:abstractNumId w:val="11"/>
-  </w:num>
+  <w:numIdMacAtCleanup w:val="36"/>
 </w:numbering>
 </file>
 
 <file path=word/styles.xml><?xml version="1.0" encoding="utf-8"?>
-<w:styles xmlns:mc="http://schemas.openxmlformats.org/markup-compatibility/2006" xmlns:r="http://schemas.openxmlformats.org/officeDocument/2006/relationships" xmlns:w="http://schemas.openxmlformats.org/wordprocessingml/2006/main" xmlns:w14="http://schemas.microsoft.com/office/word/2010/wordml" xmlns:w15="http://schemas.microsoft.com/office/word/2012/wordml" xmlns:w16cex="http://schemas.microsoft.com/office/word/2018/wordml/cex" xmlns:w16cid="http://schemas.microsoft.com/office/word/2016/wordml/cid" xmlns:w16="http://schemas.microsoft.com/office/word/2018/wordml" xmlns:w16du="http://schemas.microsoft.com/office/word/2023/wordml/word16du" xmlns:w16sdtdh="http://schemas.microsoft.com/office/word/2020/wordml/sdtdatahash" xmlns:w16se="http://schemas.microsoft.com/office/word/2015/wordml/symex" mc:Ignorable="w14 w15 w16se w16cid w16 w16cex w16sdtdh w16du">
+<w:styles xmlns:mc="http://schemas.openxmlformats.org/markup-compatibility/2006" xmlns:r="http://schemas.openxmlformats.org/officeDocument/2006/relationships" xmlns:w="http://schemas.openxmlformats.org/wordprocessingml/2006/main" xmlns:w14="http://schemas.microsoft.com/office/word/2010/wordml" xmlns:w15="http://schemas.microsoft.com/office/word/2012/wordml" xmlns:w16se="http://schemas.microsoft.com/office/word/2015/wordml/symex" mc:Ignorable="w14 w15 w16se">
   <w:docDefaults>
     <w:rPrDefault>
       <w:rPr>
@@ -20203,7 +16458,7 @@
       </w:pPr>
     </w:pPrDefault>
   </w:docDefaults>
-  <w:latentStyles w:defLockedState="0" w:defUIPriority="99" w:defSemiHidden="0" w:defUnhideWhenUsed="0" w:defQFormat="0" w:count="376">
+  <w:latentStyles w:defLockedState="0" w:defUIPriority="99" w:defSemiHidden="0" w:defUnhideWhenUsed="0" w:defQFormat="0" w:count="371">
     <w:lsdException w:name="Normal" w:uiPriority="0" w:qFormat="1"/>
     <w:lsdException w:name="heading 1" w:uiPriority="9" w:qFormat="1"/>
     <w:lsdException w:name="heading 2" w:semiHidden="1" w:uiPriority="9" w:unhideWhenUsed="1" w:qFormat="1"/>
@@ -20575,11 +16830,6 @@
     <w:lsdException w:name="List Table 5 Dark Accent 6" w:uiPriority="50"/>
     <w:lsdException w:name="List Table 6 Colorful Accent 6" w:uiPriority="51"/>
     <w:lsdException w:name="List Table 7 Colorful Accent 6" w:uiPriority="52"/>
-    <w:lsdException w:name="Mention" w:semiHidden="1" w:unhideWhenUsed="1"/>
-    <w:lsdException w:name="Smart Hyperlink" w:semiHidden="1" w:unhideWhenUsed="1"/>
-    <w:lsdException w:name="Hashtag" w:semiHidden="1" w:unhideWhenUsed="1"/>
-    <w:lsdException w:name="Unresolved Mention" w:semiHidden="1" w:unhideWhenUsed="1"/>
-    <w:lsdException w:name="Smart Link" w:semiHidden="1" w:unhideWhenUsed="1"/>
   </w:latentStyles>
   <w:style w:type="paragraph" w:default="1" w:styleId="Normal">
     <w:name w:val="Normal"/>
@@ -21135,6 +17385,18 @@
       <w14:ligatures w14:val="standardContextual"/>
     </w:rPr>
   </w:style>
+  <w:style w:type="character" w:styleId="Hipervnculovisitado">
+    <w:name w:val="FollowedHyperlink"/>
+    <w:basedOn w:val="Fuentedeprrafopredeter"/>
+    <w:uiPriority w:val="99"/>
+    <w:semiHidden/>
+    <w:unhideWhenUsed/>
+    <w:rsid w:val="0051578C"/>
+    <w:rPr>
+      <w:color w:val="800080" w:themeColor="followedHyperlink"/>
+      <w:u w:val="single"/>
+    </w:rPr>
+  </w:style>
 </w:styles>
 </file>
 
@@ -21426,7 +17688,7 @@
 </file>
 
 <file path=customXml/itemProps1.xml><?xml version="1.0" encoding="utf-8"?>
-<ds:datastoreItem xmlns:ds="http://schemas.openxmlformats.org/officeDocument/2006/customXml" ds:itemID="{DC7D9DE5-9B3D-4BE3-A5E0-E63813BAF2C8}">
+<ds:datastoreItem xmlns:ds="http://schemas.openxmlformats.org/officeDocument/2006/customXml" ds:itemID="{BDBCFC21-CA8E-45FD-A1B8-45F17CD31442}">
   <ds:schemaRefs>
     <ds:schemaRef ds:uri="http://schemas.openxmlformats.org/officeDocument/2006/bibliography"/>
   </ds:schemaRefs>
